--- a/flow/20230914_vu_template/01-Октоїх-new/Глас_4/4-НД-.docx
+++ b/flow/20230914_vu_template/01-Октоїх-new/Глас_4/4-НД-.docx
@@ -3023,7 +3023,49 @@
           <w:rFonts w:ascii="Times New Roman" w:hAnsi="Times New Roman"/>
           <w:sz w:val="24"/>
         </w:rPr>
-        <w:t>Животворному твоєму хрестові* безперестанно поклоняючись, Христе Боже,* славимо твоє на третій день воскресіння.* Бо ним ти, Всесильний, обновив наднищену людську природу* і відновив нам вхід до Неба,* як єдиний добрий і чоловіколюбець.</w:t>
+        <w:t>Животво́р</w:t>
+      </w:r>
+      <w:r>
+        <w:rPr>
+          <w:rFonts w:ascii="Times New Roman" w:hAnsi="Times New Roman"/>
+          <w:sz w:val="24"/>
+        </w:rPr>
+        <w:t>ч</w:t>
+      </w:r>
+      <w:r>
+        <w:rPr>
+          <w:rFonts w:ascii="Times New Roman" w:hAnsi="Times New Roman"/>
+          <w:sz w:val="24"/>
+        </w:rPr>
+        <w:t xml:space="preserve">ому Твоє́му хресто́ві* безпереста́нно поклоня́ючись, Хри́сте Бо́же,* сла́вимо Твоє́ на тре́тій день воскресі́ння.* Бо ним Ти, Всеси́льний, обнови́в надни́щену лю́дську приро́ду* і віднови́в нам вхід до не́ба,* як єди́ний до́брий і </w:t>
+      </w:r>
+      <w:r>
+        <w:rPr>
+          <w:rFonts w:ascii="Times New Roman" w:hAnsi="Times New Roman"/>
+          <w:sz w:val="24"/>
+        </w:rPr>
+        <w:t>л</w:t>
+      </w:r>
+      <w:r>
+        <w:rPr>
+          <w:rFonts w:ascii="Times New Roman" w:hAnsi="Times New Roman"/>
+          <w:sz w:val="24"/>
+        </w:rPr>
+        <w:t>юдинолю́б</w:t>
+      </w:r>
+      <w:r>
+        <w:rPr>
+          <w:rFonts w:ascii="Times New Roman" w:hAnsi="Times New Roman"/>
+          <w:sz w:val="24"/>
+        </w:rPr>
+        <w:t>ний</w:t>
+      </w:r>
+      <w:r>
+        <w:rPr>
+          <w:rFonts w:ascii="Times New Roman" w:hAnsi="Times New Roman"/>
+          <w:sz w:val="24"/>
+        </w:rPr>
+        <w:t>.</w:t>
       </w:r>
     </w:p>
     <w:p>
@@ -3066,7 +3108,35 @@
           <w:rFonts w:ascii="Times New Roman" w:hAnsi="Times New Roman"/>
           <w:sz w:val="24"/>
         </w:rPr>
-        <w:t>Ти, Спасе, знищив кару за непослух щодо дерева,* бо добровільно дав себе прибити на хреснім дереві* і, як всесильний, зійшовши в ад,* як Бог, розірвав ти смертні окови.* Тому й поклоняємось твоєму з мертвих воскресінню, радісно кличучи:* Всесильний Господи, – слава тобі!</w:t>
+        <w:t>Ти, Спа́се, зни́щив ка́ру за непо́слух що</w:t>
+      </w:r>
+      <w:r>
+        <w:rPr>
+          <w:rFonts w:ascii="Times New Roman" w:hAnsi="Times New Roman"/>
+          <w:sz w:val="24"/>
+        </w:rPr>
+        <w:t>́</w:t>
+      </w:r>
+      <w:r>
+        <w:rPr>
+          <w:rFonts w:ascii="Times New Roman" w:hAnsi="Times New Roman"/>
+          <w:sz w:val="24"/>
+        </w:rPr>
+        <w:t>до де́рева,* бо доброві́льно дав Себе́ приби́ти на хре́снім де́реві* і, як всеси́льний, зійшо́вши в ад,* як Бог, розірва́в Ти сме́ртні око́ви.* Тому́ й поклоня́ємось Твоє</w:t>
+      </w:r>
+      <w:r>
+        <w:rPr>
+          <w:rFonts w:ascii="Times New Roman" w:hAnsi="Times New Roman"/>
+          <w:sz w:val="24"/>
+        </w:rPr>
+        <w:t>́</w:t>
+      </w:r>
+      <w:r>
+        <w:rPr>
+          <w:rFonts w:ascii="Times New Roman" w:hAnsi="Times New Roman"/>
+          <w:sz w:val="24"/>
+        </w:rPr>
+        <w:t>му з ме́ртвих воскресі́нню, ра́дісно кли́чучи:* Всеси́льний Го́споди, – сла́ва Тобі́!</w:t>
       </w:r>
     </w:p>
     <w:p>
@@ -3111,7 +3181,42 @@
           <w:sz w:val="24"/>
           <w:u w:val="single"/>
         </w:rPr>
-        <w:t>З глиби́н взива́ю до Те́бе, Го́споди,* Го́спо</w:t>
+        <w:t>З глиби́н взива́ю до Те́бе, Го́споди,* Го́споди, почу́й мій го́лос.</w:t>
+      </w:r>
+    </w:p>
+    <w:p>
+      <w:pPr>
+        <w:spacing w:after="120"/>
+        <w:jc w:val="both"/>
+      </w:pPr>
+      <w:r>
+        <w:rPr>
+          <w:rFonts w:ascii="Times New Roman" w:hAnsi="Times New Roman"/>
+          <w:sz w:val="24"/>
+        </w:rPr>
+        <w:t>Бра́ми а́дові зни́щив Ти, Го́споди,* і Твоє́ю сме́ртю здола́в ца́рство сме́рти,* лю́дський же рід Ти ви́зволив з тлі́нности,* дарува́вши сві́тові життя́ і нетлі́нність,* і вели́ку ми́лість.</w:t>
+      </w:r>
+    </w:p>
+    <w:p>
+      <w:pPr>
+        <w:spacing w:after="120"/>
+      </w:pPr>
+      <w:r>
+        <w:rPr>
+          <w:rFonts w:ascii="Times New Roman" w:hAnsi="Times New Roman"/>
+          <w:i/>
+          <w:color w:val="FF0000"/>
+          <w:sz w:val="24"/>
+        </w:rPr>
+        <w:t>Стих:</w:t>
+      </w:r>
+      <w:r>
+        <w:rPr>
+          <w:rFonts w:ascii="Times New Roman" w:hAnsi="Times New Roman"/>
+          <w:i/>
+          <w:sz w:val="24"/>
+        </w:rPr>
+        <w:t xml:space="preserve"> </w:t>
       </w:r>
       <w:r>
         <w:rPr>
@@ -3119,20 +3224,20 @@
           <w:sz w:val="24"/>
           <w:u w:val="single"/>
         </w:rPr>
-        <w:t>ди, почу́й мій го́лос.</w:t>
-      </w:r>
-    </w:p>
-    <w:p>
-      <w:pPr>
-        <w:spacing w:after="120"/>
-        <w:jc w:val="both"/>
-      </w:pPr>
-      <w:r>
-        <w:rPr>
-          <w:rFonts w:ascii="Times New Roman" w:hAnsi="Times New Roman"/>
-          <w:sz w:val="24"/>
-        </w:rPr>
-        <w:t>Брами адові знищив ти, Господи,* і твоєю смертю здолав царство смерти,* людський же рід ти визволив з тлінности,* дарувавши світові життя і нетлінність,* і велику милість.</w:t>
+        <w:t>Неха́й бу́дуть Твої́ ву́ха ува́жні,* до го́лосу бла́гання мого́.</w:t>
+      </w:r>
+    </w:p>
+    <w:p>
+      <w:pPr>
+        <w:spacing w:after="120"/>
+        <w:jc w:val="both"/>
+      </w:pPr>
+      <w:r>
+        <w:rPr>
+          <w:rFonts w:ascii="Times New Roman" w:hAnsi="Times New Roman"/>
+          <w:sz w:val="24"/>
+        </w:rPr>
+        <w:t>Прийді́ть, лю́ди, оспі́вуймо* Спа́сове на тре́тій день воскресі́ння,* яки́м ми ви́зволилися з міцни́х а́дових око́вів,* і всі прийняли́ нетлі́нність і життя́, взива́ючи:* Ти, що розп’я́вся і був похо́ваний та й воскре́с,* спаси́ нас твої́м воскресі́нням, єди́ний Людинолю́бче!</w:t>
       </w:r>
     </w:p>
     <w:p>
@@ -3162,7 +3267,56 @@
           <w:sz w:val="24"/>
           <w:u w:val="single"/>
         </w:rPr>
-        <w:t>Неха́й бу́дуть Твої́ ву́ха ува́жні,* до го́лосу бла́ган</w:t>
+        <w:t>Коли́ Ти, Го́споди, зважа́тимеш на беззако́ння, то хто всто́їться, Го́споди.* Та в Те́бе є проще́ння.</w:t>
+      </w:r>
+    </w:p>
+    <w:p>
+      <w:pPr>
+        <w:spacing w:after="120"/>
+        <w:jc w:val="both"/>
+      </w:pPr>
+      <w:r>
+        <w:rPr>
+          <w:rFonts w:ascii="Times New Roman" w:hAnsi="Times New Roman"/>
+          <w:sz w:val="24"/>
+        </w:rPr>
+        <w:t xml:space="preserve">А́нгели й лю́ди, Спа́се,* прославля́ють Твоє́ на тре́тій день воскресі́ння,* яке́ опромі́нило кінці́ вселе́нної,* а ми ви́зволились з воро́жої нево́лі й кли́чемо:* Всеси́льний </w:t>
+      </w:r>
+      <w:r>
+        <w:rPr>
+          <w:rFonts w:ascii="Times New Roman" w:hAnsi="Times New Roman"/>
+          <w:sz w:val="24"/>
+        </w:rPr>
+        <w:t>Ж</w:t>
+      </w:r>
+      <w:r>
+        <w:rPr>
+          <w:rFonts w:ascii="Times New Roman" w:hAnsi="Times New Roman"/>
+          <w:sz w:val="24"/>
+        </w:rPr>
+        <w:t>иттєда́вче, Спа́се,* спаси́ нас Твої́м воскресі́нням, єди́ний Людинолю́бче!</w:t>
+      </w:r>
+    </w:p>
+    <w:p>
+      <w:pPr>
+        <w:spacing w:after="120"/>
+      </w:pPr>
+      <w:r>
+        <w:rPr>
+          <w:rFonts w:ascii="Times New Roman" w:hAnsi="Times New Roman"/>
+          <w:i/>
+          <w:color w:val="FF0000"/>
+          <w:sz w:val="24"/>
+        </w:rPr>
+        <w:t>Стих:</w:t>
+      </w:r>
+      <w:r>
+        <w:rPr>
+          <w:rFonts w:ascii="Times New Roman" w:hAnsi="Times New Roman"/>
+          <w:i/>
+          <w:sz w:val="24"/>
+        </w:rPr>
+        <w:t xml:space="preserve"> </w:t>
       </w:r>
       <w:r>
         <w:rPr>
@@ -3170,20 +3324,20 @@
           <w:sz w:val="24"/>
           <w:u w:val="single"/>
         </w:rPr>
-        <w:t>ня мого́.</w:t>
-      </w:r>
-    </w:p>
-    <w:p>
-      <w:pPr>
-        <w:spacing w:after="120"/>
-        <w:jc w:val="both"/>
-      </w:pPr>
-      <w:r>
-        <w:rPr>
-          <w:rFonts w:ascii="Times New Roman" w:hAnsi="Times New Roman"/>
-          <w:sz w:val="24"/>
-        </w:rPr>
-        <w:t>Прийдіть, люди, оспівуймо* Спасове на третій день воскресіння,* яким ми визволилися з міцних адових оковів,* і всі прийняли нетлінність і життя, взиваючи:* Ти, що розп'явся і був похований та й воскрес,* спаси нас твоїм воскресінням, єдиний Чоловіколюбче!</w:t>
+        <w:t>За́для І́мени Твого́ наді́юсь на Те́бе, Го́споди, наді́ється душа́ моя́ на сло́во Твоє́;* наді́ється душа́ моя́ на Го́спода.</w:t>
+      </w:r>
+    </w:p>
+    <w:p>
+      <w:pPr>
+        <w:spacing w:after="120"/>
+        <w:jc w:val="both"/>
+      </w:pPr>
+      <w:r>
+        <w:rPr>
+          <w:rFonts w:ascii="Times New Roman" w:hAnsi="Times New Roman"/>
+          <w:sz w:val="24"/>
+        </w:rPr>
+        <w:t>Ти, Хри́сте Бо́же, зни́щив мі́дні бра́ми й розірва́в затво́ри* та воскреси́в впа́лий рід лю́дський.* Тому́ ми одноду́мно кли́чемо:* Ти, що воскре́с із ме́ртвих,* Го́споди, – сла́ва Тобі́!</w:t>
       </w:r>
     </w:p>
     <w:p>
@@ -3213,20 +3367,20 @@
           <w:sz w:val="24"/>
           <w:u w:val="single"/>
         </w:rPr>
-        <w:t>Коли́ Ти, Го́споди, зважа́тимеш на беззако́ння, то хто всто́їться, Го́споди.* Та в Те́бе є проще́ння.</w:t>
-      </w:r>
-    </w:p>
-    <w:p>
-      <w:pPr>
-        <w:spacing w:after="120"/>
-        <w:jc w:val="both"/>
-      </w:pPr>
-      <w:r>
-        <w:rPr>
-          <w:rFonts w:ascii="Times New Roman" w:hAnsi="Times New Roman"/>
-          <w:sz w:val="24"/>
-        </w:rPr>
-        <w:t>Ангели й люди, Спасе,* прославляють твоє на третій день воскресіння,* яке опромінило кінці вселенної,* а ми визволились з ворожої неволі й кличемо:* Всесильний життєдавче, Спасе,* спаси нас твоїм воскресінням, єдиний Чоловіколюбче!</w:t>
+        <w:t>Від ра́нньої сторо́жі до но́чі від ра́нньої сторо́жі* неха́й упова́є Ізра́їль на Го́спода.</w:t>
+      </w:r>
+    </w:p>
+    <w:p>
+      <w:pPr>
+        <w:spacing w:after="120"/>
+        <w:jc w:val="both"/>
+      </w:pPr>
+      <w:r>
+        <w:rPr>
+          <w:rFonts w:ascii="Times New Roman" w:hAnsi="Times New Roman"/>
+          <w:sz w:val="24"/>
+        </w:rPr>
+        <w:t>Го́споди, Твоє́ наро́дження від Отця́ не ма́є літ і є ві́чне,* а Твоє́ вопло́чення з Ді́ви – лю́дям незбагне́нне і невимо́вне,* і Твоє́ в ад зше́стя страшне́ дия́волу і його́ а́нгелам,* бо Ти здола́в смерть і на тре́тій день воскре́с,* даючи́ лю́дям нетлі́нність і вели́ку ми́лість.</w:t>
       </w:r>
     </w:p>
     <w:p>
@@ -3256,33 +3410,42 @@
           <w:sz w:val="24"/>
           <w:u w:val="single"/>
         </w:rPr>
-        <w:t>За́для І́мени Твого́ наді́юсь на Те́бе, Го́споди, наді́ється душа́ моя́ на сло́во Твоє́;* наді́ється душа́ моя́ на Го́спода.</w:t>
-      </w:r>
-    </w:p>
-    <w:p>
-      <w:pPr>
-        <w:spacing w:after="120"/>
-        <w:jc w:val="both"/>
-      </w:pPr>
-      <w:r>
-        <w:rPr>
-          <w:rFonts w:ascii="Times New Roman" w:hAnsi="Times New Roman"/>
-          <w:sz w:val="24"/>
-        </w:rPr>
-        <w:t>Ти, Христе Боже, знищив мідні брами й розірвав затвори* та воскресив впалий рід людський.* Тому ми однодумно кличемо:* Ти, що воскрес із мертвих,* Господи, – слава тобі!</w:t>
-      </w:r>
-    </w:p>
-    <w:p>
-      <w:pPr>
-        <w:spacing w:after="120"/>
-      </w:pPr>
-      <w:r>
-        <w:rPr>
-          <w:rFonts w:ascii="Times New Roman" w:hAnsi="Times New Roman"/>
+        <w:t>Бо в Го́спода ми́лість і відку́плення вели́ке в Ньо́го;* Він ви́зволить Ізра́їля від усьо́го беззако́ння його́.</w:t>
+      </w:r>
+    </w:p>
+    <w:p>
+      <w:pPr>
+        <w:spacing w:after="120"/>
+        <w:jc w:val="both"/>
+      </w:pPr>
+    </w:p>
+    <w:p>
+      <w:pPr>
+        <w:spacing w:after="120"/>
+        <w:jc w:val="center"/>
+      </w:pPr>
+      <w:r>
+        <w:rPr>
+          <w:rFonts w:ascii="Times New Roman" w:hAnsi="Times New Roman"/>
+          <w:b/>
           <w:i/>
           <w:color w:val="FF0000"/>
           <w:sz w:val="24"/>
         </w:rPr>
+        <w:t>Псалом 116</w:t>
+      </w:r>
+    </w:p>
+    <w:p>
+      <w:pPr>
+        <w:spacing w:after="120"/>
+      </w:pPr>
+      <w:r>
+        <w:rPr>
+          <w:rFonts w:ascii="Times New Roman" w:hAnsi="Times New Roman"/>
+          <w:i/>
+          <w:color w:val="FF0000"/>
+          <w:sz w:val="24"/>
+        </w:rPr>
         <w:t>Стих:</w:t>
       </w:r>
       <w:r>
@@ -3299,21 +3462,14 @@
           <w:sz w:val="24"/>
           <w:u w:val="single"/>
         </w:rPr>
-        <w:t>Від ра́нньої сторо́жі до но́чі від ра́нньої сторо́жі* неха́й упова́є Ізра́їль на Го́спода.</w:t>
-      </w:r>
-    </w:p>
-    <w:p>
-      <w:pPr>
-        <w:spacing w:after="120"/>
-        <w:jc w:val="both"/>
-      </w:pPr>
-      <w:r>
-        <w:rPr>
-          <w:rFonts w:ascii="Times New Roman" w:hAnsi="Times New Roman"/>
-          <w:sz w:val="24"/>
-        </w:rPr>
-        <w:t>Господи, твоє народження від Отця не має літ і є вічне,* а твоє воплочення з Діви – людям незбагненне і невимовне,* і твоє в ад зшестя страшне дияволу і його ангелам,* бо ти здолав смерть і на третій день воскрес,* даючи людям нетлінність і велику милість.</w:t>
-      </w:r>
+        <w:t>Хвалі́те Го́спода всі наро́ди!* Прославля́йте Його́ всі лю́ди!</w:t>
+      </w:r>
+    </w:p>
+    <w:p>
+      <w:pPr>
+        <w:spacing w:after="120"/>
+        <w:jc w:val="both"/>
+      </w:pPr>
     </w:p>
     <w:p>
       <w:pPr>
@@ -3342,48 +3498,93 @@
           <w:sz w:val="24"/>
           <w:u w:val="single"/>
         </w:rPr>
-        <w:t>Бо в Го́спода ми́лість і відку́плення вели́ке в Ньо́го;* Він ви́зволить Ізра́їля від усьо́го беззако́ння його́.</w:t>
-      </w:r>
-    </w:p>
-    <w:p>
-      <w:pPr>
-        <w:spacing w:after="120"/>
-        <w:jc w:val="both"/>
-      </w:pPr>
-    </w:p>
-    <w:p>
-      <w:pPr>
-        <w:spacing w:after="120"/>
-        <w:jc w:val="center"/>
+        <w:t>Вели́ке бо до нас Його́ милосе́рдя,* і ві́рність Го́спода пові́ки.</w:t>
+      </w:r>
+    </w:p>
+    <w:p>
+      <w:pPr>
+        <w:spacing w:after="120"/>
+        <w:jc w:val="both"/>
+      </w:pPr>
+    </w:p>
+    <w:p>
+      <w:pPr>
+        <w:spacing w:after="120"/>
+        <w:jc w:val="both"/>
       </w:pPr>
       <w:r>
         <w:rPr>
           <w:rFonts w:ascii="Times New Roman" w:hAnsi="Times New Roman"/>
           <w:b/>
+          <w:sz w:val="24"/>
+        </w:rPr>
+        <w:t>Слава:</w:t>
+      </w:r>
+      <w:r>
+        <w:rPr>
+          <w:rFonts w:ascii="Times New Roman" w:hAnsi="Times New Roman"/>
+          <w:sz w:val="24"/>
+        </w:rPr>
+        <w:t xml:space="preserve"> </w:t>
+      </w:r>
+    </w:p>
+    <w:p>
+      <w:pPr>
+        <w:spacing w:after="120"/>
+        <w:jc w:val="both"/>
+      </w:pPr>
+    </w:p>
+    <w:p>
+      <w:pPr>
+        <w:spacing w:after="120"/>
+        <w:jc w:val="both"/>
+      </w:pPr>
+      <w:r>
+        <w:rPr>
+          <w:rFonts w:ascii="Times New Roman" w:hAnsi="Times New Roman"/>
+          <w:b/>
+          <w:sz w:val="24"/>
+        </w:rPr>
+        <w:t>І нині</w:t>
+      </w:r>
+      <w:r>
+        <w:rPr>
+          <w:rFonts w:ascii="Times New Roman" w:hAnsi="Times New Roman"/>
+          <w:sz w:val="24"/>
+        </w:rPr>
+        <w:t xml:space="preserve"> </w:t>
+      </w:r>
+      <w:r>
+        <w:rPr>
+          <w:rFonts w:ascii="Times New Roman" w:hAnsi="Times New Roman"/>
           <w:i/>
           <w:color w:val="FF0000"/>
           <w:sz w:val="24"/>
         </w:rPr>
-        <w:t>Псалом 116</w:t>
-      </w:r>
-    </w:p>
-    <w:p>
-      <w:pPr>
-        <w:spacing w:after="120"/>
-      </w:pPr>
-      <w:r>
-        <w:rPr>
-          <w:rFonts w:ascii="Times New Roman" w:hAnsi="Times New Roman"/>
-          <w:i/>
-          <w:color w:val="FF0000"/>
-          <w:sz w:val="24"/>
-        </w:rPr>
-        <w:t>Стих:</w:t>
-      </w:r>
-      <w:r>
-        <w:rPr>
-          <w:rFonts w:ascii="Times New Roman" w:hAnsi="Times New Roman"/>
-          <w:i/>
+        <w:t xml:space="preserve">(догмат, г. 4): </w:t>
+      </w:r>
+    </w:p>
+    <w:p>
+      <w:pPr>
+        <w:spacing w:after="120"/>
+      </w:pPr>
+      <w:r>
+        <w:rPr>
+          <w:rFonts w:ascii="Times New Roman" w:hAnsi="Times New Roman"/>
+          <w:sz w:val="24"/>
+        </w:rPr>
+        <w:t>Проро́к Дави́д, що че́рез те́бе став богоотце́м,* у пі́сні тому́, хто вели́чність тобі́ дарува́в,* таке́ звісти́в про те́бе:* Ста́ла цари́ця по твої́й прави́ці!* Він бо появи́в тебе́ як ма́тір життя́,* бо зво́лив Бог ста́ти з те́бе люди́ною без ба́тька,* щоб онови́ти свій о́браз, зни́щений при́страстями,* і знайти́ заблу́кану в гі́рських про́пастях ове́чку</w:t>
+      </w:r>
+      <w:r>
+        <w:rPr>
+          <w:rFonts w:ascii="Times New Roman" w:hAnsi="Times New Roman"/>
+          <w:sz w:val="24"/>
+        </w:rPr>
+        <w:t>*</w:t>
+      </w:r>
+      <w:r>
+        <w:rPr>
+          <w:rFonts w:ascii="Times New Roman" w:hAnsi="Times New Roman"/>
           <w:sz w:val="24"/>
         </w:rPr>
         <w:t xml:space="preserve"> </w:t>
@@ -3392,34 +3593,19 @@
         <w:rPr>
           <w:rFonts w:ascii="Times New Roman" w:hAnsi="Times New Roman"/>
           <w:sz w:val="24"/>
-          <w:u w:val="single"/>
-        </w:rPr>
-        <w:t>Хвалі́те Го́спода всі наро́ди!* Прославля́йте Його́ всі лю́ди!</w:t>
-      </w:r>
-    </w:p>
-    <w:p>
-      <w:pPr>
-        <w:spacing w:after="120"/>
-        <w:jc w:val="both"/>
-      </w:pPr>
-    </w:p>
-    <w:p>
-      <w:pPr>
-        <w:spacing w:after="120"/>
-      </w:pPr>
-      <w:r>
-        <w:rPr>
-          <w:rFonts w:ascii="Times New Roman" w:hAnsi="Times New Roman"/>
-          <w:i/>
-          <w:color w:val="FF0000"/>
-          <w:sz w:val="24"/>
-        </w:rPr>
-        <w:t>Стих:</w:t>
-      </w:r>
-      <w:r>
-        <w:rPr>
-          <w:rFonts w:ascii="Times New Roman" w:hAnsi="Times New Roman"/>
-          <w:i/>
+        </w:rPr>
+        <w:t>та й</w:t>
+      </w:r>
+      <w:r>
+        <w:rPr>
+          <w:rFonts w:ascii="Times New Roman" w:hAnsi="Times New Roman"/>
+          <w:sz w:val="24"/>
+        </w:rPr>
+        <w:t>,</w:t>
+      </w:r>
+      <w:r>
+        <w:rPr>
+          <w:rFonts w:ascii="Times New Roman" w:hAnsi="Times New Roman"/>
           <w:sz w:val="24"/>
         </w:rPr>
         <w:t xml:space="preserve"> </w:t>
@@ -3428,87 +3614,22 @@
         <w:rPr>
           <w:rFonts w:ascii="Times New Roman" w:hAnsi="Times New Roman"/>
           <w:sz w:val="24"/>
-          <w:u w:val="single"/>
-        </w:rPr>
-        <w:t>Вели́ке бо до нас Його́ милосе́рдя,* і ві́рність Го́спо</w:t>
-      </w:r>
-      <w:r>
-        <w:rPr>
-          <w:rFonts w:ascii="Times New Roman" w:hAnsi="Times New Roman"/>
-          <w:sz w:val="24"/>
-          <w:u w:val="single"/>
-        </w:rPr>
-        <w:t>да пові́ки.</w:t>
-      </w:r>
-    </w:p>
-    <w:p>
-      <w:pPr>
-        <w:spacing w:after="120"/>
-        <w:jc w:val="both"/>
-      </w:pPr>
-    </w:p>
-    <w:p>
-      <w:pPr>
-        <w:spacing w:after="120"/>
-        <w:jc w:val="both"/>
-      </w:pPr>
-      <w:r>
-        <w:rPr>
-          <w:rFonts w:ascii="Times New Roman" w:hAnsi="Times New Roman"/>
-          <w:b/>
-          <w:sz w:val="24"/>
-        </w:rPr>
-        <w:t>Слава:</w:t>
-      </w:r>
-      <w:r>
-        <w:rPr>
-          <w:rFonts w:ascii="Times New Roman" w:hAnsi="Times New Roman"/>
-          <w:sz w:val="24"/>
-        </w:rPr>
-        <w:t xml:space="preserve"> </w:t>
-      </w:r>
-    </w:p>
-    <w:p>
-      <w:pPr>
-        <w:spacing w:after="120"/>
-        <w:jc w:val="both"/>
-      </w:pPr>
-    </w:p>
-    <w:p>
-      <w:pPr>
-        <w:spacing w:after="120"/>
-        <w:jc w:val="both"/>
-      </w:pPr>
-      <w:r>
-        <w:rPr>
-          <w:rFonts w:ascii="Times New Roman" w:hAnsi="Times New Roman"/>
-          <w:b/>
-          <w:sz w:val="24"/>
-        </w:rPr>
-        <w:t>І нині</w:t>
-      </w:r>
-      <w:r>
-        <w:rPr>
-          <w:rFonts w:ascii="Times New Roman" w:hAnsi="Times New Roman"/>
-          <w:sz w:val="24"/>
-        </w:rPr>
-        <w:t xml:space="preserve"> </w:t>
-      </w:r>
-      <w:r>
-        <w:rPr>
-          <w:rFonts w:ascii="Times New Roman" w:hAnsi="Times New Roman"/>
-          <w:i/>
-          <w:color w:val="FF0000"/>
-          <w:sz w:val="24"/>
-        </w:rPr>
-        <w:t xml:space="preserve">(догмат, г. 4): </w:t>
-      </w:r>
-      <w:r>
-        <w:rPr>
-          <w:rFonts w:ascii="Times New Roman" w:hAnsi="Times New Roman"/>
-          <w:sz w:val="24"/>
-        </w:rPr>
-        <w:t xml:space="preserve"> Пророк Давид, що через тебе став богоотцем,* у пісні тому, хто величність тобі дарував,* таке звістив про тебе:* Стала цариця по твоїй правиці!* Він бо появив тебе як матір життя,* бо зволив Бог стати з тебе людиною без батька,* щоб оновити свій образ, знищений пристрастями,* і знайти заблукану в гірських пропастях овечку, взявши на рамена,* та й принести до Отця і за своєю волею приєднати до небесних сил* та й спасти, Богородице, світ у Христі,* що має велику й щедру милість.</w:t>
+        </w:rPr>
+        <w:t>взя́вши на раме́на, принести́ до Отця́</w:t>
+      </w:r>
+      <w:r>
+        <w:rPr>
+          <w:rFonts w:ascii="Times New Roman" w:hAnsi="Times New Roman"/>
+          <w:sz w:val="24"/>
+        </w:rPr>
+        <w:t>*</w:t>
+      </w:r>
+      <w:r>
+        <w:rPr>
+          <w:rFonts w:ascii="Times New Roman" w:hAnsi="Times New Roman"/>
+          <w:sz w:val="24"/>
+        </w:rPr>
+        <w:t xml:space="preserve"> і за своє́ю во́лею приєдна́ти до небе́сних сил* та й спа́сти, Богоро́дице, світ у Христі́,* що ма́є вели́ку й ще́дру ми́лість.</w:t>
       </w:r>
     </w:p>
     <w:p>
@@ -5196,7 +5317,14 @@
           <w:rFonts w:ascii="Times New Roman" w:hAnsi="Times New Roman"/>
           <w:sz w:val="24"/>
         </w:rPr>
-        <w:t xml:space="preserve"> Господи, ти вийшов на хрест,* прадідне наше прокляття усунув,* і вступивши в ад, ти визволив довічних в'язнів,* даючи людському родові нетлінність.* Тож, прославляючи тебе за це,* славимо твоє життєдайне і спасенне воскресіння.</w:t>
+        <w:t xml:space="preserve"> </w:t>
+      </w:r>
+      <w:r>
+        <w:rPr>
+          <w:rFonts w:ascii="Times New Roman" w:hAnsi="Times New Roman"/>
+          <w:sz w:val="24"/>
+        </w:rPr>
+        <w:t>Го́споди, Ти ви́йшов на хрест,* пра́дідне на́ше прокля́ття усу́нув* і, вступи́вши в ад, Ти ви́зволив дові́чних в’я́знів,* даючи́ лю́дському ро́дові нетлі́нність.* Тож, прославля́ючи Тебе́ за це,* сла́вимо Твоє́ життєда́йне і спасе́нне воскресі́ння.</w:t>
       </w:r>
     </w:p>
     <w:p>
@@ -5233,14 +5361,27 @@
     <w:p>
       <w:pPr>
         <w:spacing w:after="120"/>
-        <w:jc w:val="both"/>
-      </w:pPr>
-      <w:r>
-        <w:rPr>
-          <w:rFonts w:ascii="Times New Roman" w:hAnsi="Times New Roman"/>
-          <w:sz w:val="24"/>
-        </w:rPr>
-        <w:t>Бувши повішеним на дереві,* ти, єдиний Сильний, сколихнув усі творіння;* покладений у гробі, ти воскресив тих, що в гробах,* даючи людському родові нетлінність.* Тому, співаючи, славимо* твоє на третій день воскресіння.</w:t>
+      </w:pPr>
+      <w:r>
+        <w:rPr>
+          <w:rFonts w:ascii="Times New Roman" w:hAnsi="Times New Roman"/>
+          <w:sz w:val="24"/>
+        </w:rPr>
+        <w:t>Бу</w:t>
+      </w:r>
+      <w:r>
+        <w:rPr>
+          <w:rFonts w:ascii="Times New Roman" w:hAnsi="Times New Roman"/>
+          <w:sz w:val="24"/>
+        </w:rPr>
+        <w:t>́</w:t>
+      </w:r>
+      <w:r>
+        <w:rPr>
+          <w:rFonts w:ascii="Times New Roman" w:hAnsi="Times New Roman"/>
+          <w:sz w:val="24"/>
+        </w:rPr>
+        <w:t>вши пові́шеним на де́реві,* Ти, єди́ний Си́льний, сколихну́в усі́ творі́ння;* покла́дений у гро́бі, Ти воскреси́в тих, що в гроба́х,* даючи́ лю́дському ро́дові нетлі́нність.* Тому́, співа́ючи, сла́вимо* Твоє́ на тре́тій день воскресі́ння.</w:t>
       </w:r>
     </w:p>
     <w:p>
@@ -5284,7 +5425,7 @@
           <w:rFonts w:ascii="Times New Roman" w:hAnsi="Times New Roman"/>
           <w:sz w:val="24"/>
         </w:rPr>
-        <w:t>Люди беззаконні, Христе,* видавши тебе Пилатові, засудили на розп'яття* і стали невдячними супроти Доброчинця.* Але ти добровільно витерпів поховання* і третього дня своєю силою воскрес, як Бог,* даючи нам вічне життя і велику милість.</w:t>
+        <w:t>Лю́ди беззако́нні, Хри́сте,* ви́давши Тебе́ Пила́тові, засуди́ли на розп’я́ття* і ста́ли невдя́чними супро́ти Доброчи́нця.* Але́ Ти доброві́льно ви́терпів похова́ння* і тре́тього дня Своє́ю си́лою воскре́с, як Бог,* даючи́ нам ві́чне життя́ і вели́ку ми́лість.</w:t>
       </w:r>
     </w:p>
     <w:p>
@@ -5306,15 +5447,7 @@
           <w:sz w:val="24"/>
           <w:u w:val="single"/>
         </w:rPr>
-        <w:t>До́мові Твоє́му, Го́споди,* нале́жить св</w:t>
-      </w:r>
-      <w:r>
-        <w:rPr>
-          <w:rFonts w:ascii="Times New Roman" w:hAnsi="Times New Roman"/>
-          <w:sz w:val="24"/>
-          <w:u w:val="single"/>
-        </w:rPr>
-        <w:t>я́тість на до́вгі лі́та.</w:t>
+        <w:t>До́мові Твоє́му, Го́споди,* нале́жить свя́тість на до́вгі лі́та.</w:t>
       </w:r>
       <w:r>
         <w:rPr>
@@ -5323,20 +5456,43 @@
           <w:color w:val="FF0000"/>
           <w:sz w:val="24"/>
         </w:rPr>
-        <w:t xml:space="preserve"> (Пс. 92,5)</w:t>
-      </w:r>
-    </w:p>
-    <w:p>
-      <w:pPr>
-        <w:spacing w:after="120"/>
-        <w:jc w:val="both"/>
-      </w:pPr>
-      <w:r>
-        <w:rPr>
-          <w:rFonts w:ascii="Times New Roman" w:hAnsi="Times New Roman"/>
-          <w:sz w:val="24"/>
-        </w:rPr>
-        <w:t>Прибувши до твого гробу,* жінки шукали тебе зі сльозами;* не знайшовши ж, ридали і плакали, промовляючи:* Горе нам, Спасе наш і Царю всіх!* Як же ж то тебе украдено?* Яке то місце ховає твоє життєдайне тіло?* Ангел же мовив до них:* Не плачте, каже, але йдіть і проповідуйте, що Господь воскрес!* Він бо дає нам радість, як єдиний і добросердий.</w:t>
+        <w:t xml:space="preserve"> </w:t>
+      </w:r>
+      <w:r>
+        <w:rPr>
+          <w:rFonts w:ascii="Times New Roman" w:hAnsi="Times New Roman"/>
+          <w:i/>
+          <w:color w:val="FF0000"/>
+          <w:sz w:val="24"/>
+        </w:rPr>
+        <w:t>(Пс. 92,5)</w:t>
+      </w:r>
+    </w:p>
+    <w:p>
+      <w:pPr>
+        <w:spacing w:after="120"/>
+        <w:jc w:val="both"/>
+      </w:pPr>
+      <w:r>
+        <w:rPr>
+          <w:rFonts w:ascii="Times New Roman" w:hAnsi="Times New Roman"/>
+          <w:sz w:val="24"/>
+        </w:rPr>
+        <w:t xml:space="preserve">Прибу́вши до Твого́ гро́бу,* жінки́ шука́ли Тебе́ зі сльоза́ми;* не знайшо́вши ж, рида́ли і пла́кали, промовля́ючи:* Го́ре нам, Спа́се наш і Ца́рю всіх!* Як же ж то Тебе́ укра́дено?* Яке́ то мі́сце хова́є Твоє́ життєда́йне ті́ло?* </w:t>
+      </w:r>
+      <w:r>
+        <w:rPr>
+          <w:rFonts w:ascii="Times New Roman" w:hAnsi="Times New Roman"/>
+          <w:sz w:val="24"/>
+        </w:rPr>
+        <w:t xml:space="preserve">А́нгел же мо́вив до них:* Не пла́чте, ка́же, але́ йді́ть і пропові́дуйте, що Госпо́дь воскре́с!* </w:t>
+      </w:r>
+      <w:r>
+        <w:rPr>
+          <w:rFonts w:ascii="Times New Roman" w:hAnsi="Times New Roman"/>
+          <w:sz w:val="24"/>
+        </w:rPr>
+        <w:t>Він бо дає́ нам ра́дість, як єди́ний і добросе́рдий.</w:t>
       </w:r>
     </w:p>
     <w:p>
@@ -5357,7 +5513,14 @@
           <w:rFonts w:ascii="Times New Roman" w:hAnsi="Times New Roman"/>
           <w:sz w:val="24"/>
         </w:rPr>
-        <w:t>: Зглянься на моління твоїх слуг, Всенепорочна,* усмирюючи напасті, які нас пригнітають,* визволяючи нас від усякої недолі,* бо в тобі маємо ми міцну й непохитну охорону* і здобули наше заступництво.* Тож нехай не засоромимось, Владичице, в нашім до тебе зверненні,* але поспішись на наше моління,* бо ми з вірою кличемо до тебе:* Радуйся, Владичице, всіх допомого,* радосте і покрове та й спасіння душ наших!</w:t>
+        <w:t xml:space="preserve">: </w:t>
+      </w:r>
+      <w:r>
+        <w:rPr>
+          <w:rFonts w:ascii="Times New Roman" w:hAnsi="Times New Roman"/>
+          <w:sz w:val="24"/>
+        </w:rPr>
+        <w:t>Згля́нься на молі́ння твої́х слуг, Всенепоро́чна,* усми́рюючи на́пасті, які́ нас пригніта́ють,* визволя́ючи нас від уся́кої недо́лі,* бо в тобі́ ма́ємо ми міцну́ й непохи́тну охоро́ну* і здобули́ на́ше засту́пництво.* Тож неха́й не засоро́мимось, Влади́чице, в на́шім до те́бе зве́рненні,* але́ поспіши́сь на на́ше молі́ння,* бо ми з ві́рою кли́чемо до те́бе:* Ра́дуйся, Влади́чице, всіх допомо́го,* ра́досте і покро́ве та й спасі́ння душ на́ших!</w:t>
       </w:r>
     </w:p>
     <w:p>
@@ -5590,8 +5753,23 @@
     <w:p>
       <w:pPr>
         <w:spacing w:after="120"/>
-        <w:jc w:val="both"/>
-      </w:pPr>
+      </w:pPr>
+      <w:r>
+        <w:rPr>
+          <w:rFonts w:ascii="Times New Roman" w:hAnsi="Times New Roman"/>
+          <w:i/>
+          <w:color w:val="FF0000"/>
+          <w:sz w:val="24"/>
+        </w:rPr>
+        <w:t xml:space="preserve">(г. 4): </w:t>
+      </w:r>
+      <w:r>
+        <w:rPr>
+          <w:rFonts w:ascii="Times New Roman" w:hAnsi="Times New Roman"/>
+          <w:sz w:val="24"/>
+        </w:rPr>
+        <w:t>Сві́тлую воскресі́ння про́повідь від а́нгела взна́вши* і пра́дідне осу́дження відки́нувши,* Госпо́дні учени́ці, хва́лячись, апо́столам мо́вили:* Повали́лася смерть, воскре́с Христо́с Бог,* дару́ючи сві́тові вели́ку ми́лість.</w:t>
+      </w:r>
     </w:p>
     <w:p>
       <w:pPr>
@@ -5631,6 +5809,7 @@
     <w:p>
       <w:pPr>
         <w:spacing w:after="120"/>
+        <w:jc w:val="both"/>
       </w:pPr>
     </w:p>
     <w:p>
@@ -8927,8 +9106,39 @@
     <w:p>
       <w:pPr>
         <w:spacing w:after="120"/>
-        <w:jc w:val="both"/>
-      </w:pPr>
+      </w:pPr>
+      <w:r>
+        <w:rPr>
+          <w:rFonts w:ascii="Times New Roman" w:hAnsi="Times New Roman"/>
+          <w:i/>
+          <w:color w:val="FF0000"/>
+          <w:sz w:val="24"/>
+        </w:rPr>
+        <w:t xml:space="preserve">(г. 4): </w:t>
+      </w:r>
+      <w:r>
+        <w:rPr>
+          <w:rFonts w:ascii="Times New Roman" w:hAnsi="Times New Roman"/>
+          <w:sz w:val="24"/>
+        </w:rPr>
+        <w:t>Сві́тлую воскресі́ння про́повідь від а́нгела взна́вши* і пра́дідне осу́дження відки́нувши,* Госпо́дні учени́ці, хва́лячись, апо́столам мо́вили:* Повали́лася смерть, воскре́с Христо́с Бог,* дару́ючи сві́тові вели́ку ми́лість.</w:t>
+      </w:r>
+      <w:r>
+        <w:rPr>
+          <w:rFonts w:ascii="Times New Roman" w:hAnsi="Times New Roman"/>
+          <w:sz w:val="24"/>
+        </w:rPr>
+        <w:t xml:space="preserve"> </w:t>
+      </w:r>
+      <w:r>
+        <w:rPr>
+          <w:rFonts w:ascii="Times New Roman" w:hAnsi="Times New Roman"/>
+          <w:i/>
+          <w:color w:val="FF0000"/>
+          <w:sz w:val="24"/>
+        </w:rPr>
+        <w:t>(2 р.)</w:t>
+      </w:r>
     </w:p>
     <w:p>
       <w:pPr>
@@ -8968,6 +9178,7 @@
     <w:p>
       <w:pPr>
         <w:spacing w:after="120"/>
+        <w:jc w:val="both"/>
       </w:pPr>
     </w:p>
     <w:p>
@@ -10409,7 +10620,14 @@
           <w:rFonts w:ascii="Times New Roman" w:hAnsi="Times New Roman"/>
           <w:sz w:val="24"/>
         </w:rPr>
-        <w:t>: Кожна душа живиться Святим Духом і чистотою пишається,* і таїнственно просвітлюється єдністю Святої Тройці.</w:t>
+        <w:t xml:space="preserve">: Кожна душа живиться Святим Духом і чистотою пишається,* і таїнственно просвітлюється єдністю </w:t>
+      </w:r>
+      <w:r>
+        <w:rPr>
+          <w:rFonts w:ascii="Times New Roman" w:hAnsi="Times New Roman"/>
+          <w:sz w:val="24"/>
+        </w:rPr>
+        <w:t>Святої Тройці.</w:t>
       </w:r>
     </w:p>
     <w:p>
@@ -11748,199 +11966,25 @@
     </w:p>
     <w:p>
       <w:pPr>
-        <w:spacing w:after="120"/>
-        <w:jc w:val="both"/>
-      </w:pPr>
-      <w:r>
-        <w:rPr>
-          <w:rFonts w:ascii="Times New Roman" w:hAnsi="Times New Roman"/>
-          <w:i/>
-          <w:color w:val="FF0000"/>
-          <w:sz w:val="24"/>
-        </w:rPr>
-        <w:t>Ірмос 1:</w:t>
-      </w:r>
+        <w:pStyle w:val="Heading3"/>
+        <w:spacing w:after="120"/>
+        <w:jc w:val="center"/>
+      </w:pPr>
       <w:r>
         <w:rPr>
           <w:rFonts w:ascii="Times New Roman" w:hAnsi="Times New Roman"/>
           <w:b/>
           <w:color w:val="FF0000"/>
-          <w:sz w:val="24"/>
-        </w:rPr>
-        <w:t xml:space="preserve"> </w:t>
-      </w:r>
-      <w:r>
-        <w:rPr>
-          <w:rFonts w:ascii="Times New Roman" w:hAnsi="Times New Roman"/>
-          <w:b/>
-          <w:sz w:val="24"/>
-        </w:rPr>
-        <w:t>Моря Червоного глибину сухими стопами давній Ізраїль перейшов,* і навхрест складеними Мойсеєвими руками, Амаликову силу в пустині переміг.</w:t>
-      </w:r>
-    </w:p>
-    <w:p>
-      <w:pPr>
-        <w:spacing w:after="120"/>
-        <w:jc w:val="both"/>
-      </w:pPr>
-      <w:r>
-        <w:rPr>
-          <w:rFonts w:ascii="Times New Roman" w:hAnsi="Times New Roman"/>
-          <w:i/>
-          <w:color w:val="FF0000"/>
-          <w:sz w:val="24"/>
-        </w:rPr>
-        <w:t>Приспів:</w:t>
-      </w:r>
-      <w:r>
-        <w:rPr>
-          <w:rFonts w:ascii="Times New Roman" w:hAnsi="Times New Roman"/>
-          <w:i/>
-          <w:sz w:val="24"/>
-        </w:rPr>
-        <w:t xml:space="preserve"> </w:t>
-      </w:r>
-      <w:r>
-        <w:rPr>
-          <w:rFonts w:ascii="Times New Roman" w:hAnsi="Times New Roman"/>
-          <w:sz w:val="24"/>
-          <w:u w:val="single"/>
-        </w:rPr>
-        <w:t>Слава, Господи, святому Воскресінню Твоєму.</w:t>
-      </w:r>
-    </w:p>
-    <w:p>
-      <w:pPr>
-        <w:spacing w:after="120"/>
-        <w:jc w:val="both"/>
-      </w:pPr>
-      <w:r>
-        <w:rPr>
-          <w:rFonts w:ascii="Times New Roman" w:hAnsi="Times New Roman"/>
-          <w:sz w:val="24"/>
-        </w:rPr>
-        <w:t>На пречесному дереві хресному піднесений був Ти, Владико, наше падіння направляючи і зціляючи від повної загибелі, що через дерево сталася, як Милосердний і Всесильний.</w:t>
-      </w:r>
-    </w:p>
-    <w:p>
-      <w:pPr>
-        <w:spacing w:after="120"/>
-        <w:jc w:val="both"/>
-      </w:pPr>
-      <w:r>
-        <w:rPr>
-          <w:rFonts w:ascii="Times New Roman" w:hAnsi="Times New Roman"/>
-          <w:i/>
-          <w:color w:val="FF0000"/>
-          <w:sz w:val="24"/>
-        </w:rPr>
-        <w:t>Приспів:</w:t>
-      </w:r>
-      <w:r>
-        <w:rPr>
-          <w:rFonts w:ascii="Times New Roman" w:hAnsi="Times New Roman"/>
-          <w:i/>
-          <w:sz w:val="24"/>
-        </w:rPr>
-        <w:t xml:space="preserve"> </w:t>
-      </w:r>
-      <w:r>
-        <w:rPr>
-          <w:rFonts w:ascii="Times New Roman" w:hAnsi="Times New Roman"/>
-          <w:sz w:val="24"/>
-          <w:u w:val="single"/>
-        </w:rPr>
-        <w:t>Слава, Господи, святому Воскресінню Твоєму.</w:t>
-      </w:r>
-    </w:p>
-    <w:p>
-      <w:pPr>
-        <w:spacing w:after="120"/>
-        <w:jc w:val="both"/>
-      </w:pPr>
-      <w:r>
-        <w:rPr>
-          <w:rFonts w:ascii="Times New Roman" w:hAnsi="Times New Roman"/>
-          <w:sz w:val="24"/>
-        </w:rPr>
-        <w:t>У гробі тілом, у аді ж душею, як Бог, а в раю з розбійником, і на престолі був Ти, Христе, з Отцем і Духом, усе наповняючи, як неописанний.</w:t>
-      </w:r>
-    </w:p>
-    <w:p>
-      <w:pPr>
-        <w:spacing w:after="120"/>
-        <w:jc w:val="both"/>
-      </w:pPr>
-      <w:r>
-        <w:rPr>
-          <w:rFonts w:ascii="Times New Roman" w:hAnsi="Times New Roman"/>
-          <w:b/>
-          <w:sz w:val="24"/>
-        </w:rPr>
-        <w:t>Слава і нині</w:t>
-      </w:r>
-      <w:r>
-        <w:rPr>
-          <w:rFonts w:ascii="Times New Roman" w:hAnsi="Times New Roman"/>
-          <w:sz w:val="24"/>
-        </w:rPr>
-        <w:t xml:space="preserve">: </w:t>
-      </w:r>
-      <w:r>
-        <w:rPr>
-          <w:rFonts w:ascii="Times New Roman" w:hAnsi="Times New Roman"/>
-          <w:i/>
-          <w:color w:val="FF0000"/>
-          <w:sz w:val="24"/>
-        </w:rPr>
-        <w:t>Богородичний:</w:t>
-      </w:r>
-      <w:r>
-        <w:rPr>
-          <w:rFonts w:ascii="Times New Roman" w:hAnsi="Times New Roman"/>
-          <w:i/>
-          <w:sz w:val="24"/>
-        </w:rPr>
-        <w:t xml:space="preserve"> </w:t>
-      </w:r>
-      <w:r>
-        <w:rPr>
-          <w:rFonts w:ascii="Times New Roman" w:hAnsi="Times New Roman"/>
-          <w:sz w:val="24"/>
-        </w:rPr>
-        <w:t>Безсіменно, з волі Отця від Духа Божественного Ти зачала й тілом породила Божого Сина, що від Отця без матері, а задля нас від Тебе без отця народився.</w:t>
-      </w:r>
-    </w:p>
-    <w:p>
-      <w:pPr>
-        <w:spacing w:after="120"/>
-        <w:jc w:val="both"/>
-      </w:pPr>
-      <w:r>
-        <w:rPr>
-          <w:rFonts w:ascii="Times New Roman" w:hAnsi="Times New Roman"/>
-          <w:i/>
-          <w:color w:val="FF0000"/>
-          <w:sz w:val="24"/>
-        </w:rPr>
-        <w:t>Ірмос 3:</w:t>
+        </w:rPr>
+        <w:t xml:space="preserve">Пісня </w:t>
       </w:r>
       <w:r>
         <w:rPr>
           <w:rFonts w:ascii="Times New Roman" w:hAnsi="Times New Roman"/>
           <w:b/>
           <w:color w:val="FF0000"/>
-          <w:sz w:val="24"/>
-        </w:rPr>
-        <w:t xml:space="preserve"> </w:t>
-      </w:r>
-      <w:r>
-        <w:rPr>
-          <w:rFonts w:ascii="Times New Roman" w:hAnsi="Times New Roman"/>
-          <w:b/>
-          <w:sz w:val="24"/>
-        </w:rPr>
-        <w:t>Веселиться тобою Церква твоя, Христе, взиваючи:* Ти моя сила, Господи, і пристановище, і твердиня!</w:t>
+        </w:rPr>
+        <w:t>1</w:t>
       </w:r>
     </w:p>
     <w:p>
@@ -11955,477 +11999,7 @@
           <w:color w:val="FF0000"/>
           <w:sz w:val="24"/>
         </w:rPr>
-        <w:t>Приспів:</w:t>
-      </w:r>
-      <w:r>
-        <w:rPr>
-          <w:rFonts w:ascii="Times New Roman" w:hAnsi="Times New Roman"/>
-          <w:i/>
-          <w:sz w:val="24"/>
-        </w:rPr>
-        <w:t xml:space="preserve"> </w:t>
-      </w:r>
-      <w:r>
-        <w:rPr>
-          <w:rFonts w:ascii="Times New Roman" w:hAnsi="Times New Roman"/>
-          <w:sz w:val="24"/>
-          <w:u w:val="single"/>
-        </w:rPr>
-        <w:t>Слава, Господи, святому Воскресінню Твоєму.</w:t>
-      </w:r>
-    </w:p>
-    <w:p>
-      <w:pPr>
-        <w:spacing w:after="120"/>
-        <w:jc w:val="both"/>
-      </w:pPr>
-      <w:r>
-        <w:rPr>
-          <w:rFonts w:ascii="Times New Roman" w:hAnsi="Times New Roman"/>
-          <w:sz w:val="24"/>
-        </w:rPr>
-        <w:t>Дерево життя, правдивий виноград духовний, на хресті висить, безсмертя всім проливаючи.</w:t>
-      </w:r>
-    </w:p>
-    <w:p>
-      <w:pPr>
-        <w:spacing w:after="120"/>
-        <w:jc w:val="both"/>
-      </w:pPr>
-      <w:r>
-        <w:rPr>
-          <w:rFonts w:ascii="Times New Roman" w:hAnsi="Times New Roman"/>
-          <w:i/>
-          <w:color w:val="FF0000"/>
-          <w:sz w:val="24"/>
-        </w:rPr>
-        <w:t>Приспів:</w:t>
-      </w:r>
-      <w:r>
-        <w:rPr>
-          <w:rFonts w:ascii="Times New Roman" w:hAnsi="Times New Roman"/>
-          <w:i/>
-          <w:sz w:val="24"/>
-        </w:rPr>
-        <w:t xml:space="preserve"> </w:t>
-      </w:r>
-      <w:r>
-        <w:rPr>
-          <w:rFonts w:ascii="Times New Roman" w:hAnsi="Times New Roman"/>
-          <w:sz w:val="24"/>
-          <w:u w:val="single"/>
-        </w:rPr>
-        <w:t>Слава, Господи, святому Воскресінню Твоєму.</w:t>
-      </w:r>
-    </w:p>
-    <w:p>
-      <w:pPr>
-        <w:spacing w:after="120"/>
-        <w:jc w:val="both"/>
-      </w:pPr>
-      <w:r>
-        <w:rPr>
-          <w:rFonts w:ascii="Times New Roman" w:hAnsi="Times New Roman"/>
-          <w:sz w:val="24"/>
-        </w:rPr>
-        <w:t>Як великий, як страшний, як той, що гординю адову знищив, і як Бог нетлінний, нині тілом воскрес.</w:t>
-      </w:r>
-    </w:p>
-    <w:p>
-      <w:pPr>
-        <w:spacing w:after="120"/>
-        <w:jc w:val="both"/>
-      </w:pPr>
-      <w:r>
-        <w:rPr>
-          <w:rFonts w:ascii="Times New Roman" w:hAnsi="Times New Roman"/>
-          <w:b/>
-          <w:sz w:val="24"/>
-        </w:rPr>
-        <w:t>Слава і нині</w:t>
-      </w:r>
-      <w:r>
-        <w:rPr>
-          <w:rFonts w:ascii="Times New Roman" w:hAnsi="Times New Roman"/>
-          <w:sz w:val="24"/>
-        </w:rPr>
-        <w:t xml:space="preserve">: </w:t>
-      </w:r>
-      <w:r>
-        <w:rPr>
-          <w:rFonts w:ascii="Times New Roman" w:hAnsi="Times New Roman"/>
-          <w:i/>
-          <w:color w:val="FF0000"/>
-          <w:sz w:val="24"/>
-        </w:rPr>
-        <w:t>Богородичний:</w:t>
-      </w:r>
-      <w:r>
-        <w:rPr>
-          <w:rFonts w:ascii="Times New Roman" w:hAnsi="Times New Roman"/>
-          <w:sz w:val="24"/>
-        </w:rPr>
-        <w:t xml:space="preserve"> Мати Божа, Ти одна для сущих на землі Подателькою благ надприродних стала; тому співаємо Тобі: «Радуйся».</w:t>
-      </w:r>
-    </w:p>
-    <w:p>
-      <w:pPr>
-        <w:spacing w:after="120"/>
-        <w:jc w:val="both"/>
-      </w:pPr>
-    </w:p>
-    <w:p>
-      <w:pPr>
-        <w:pStyle w:val="Heading3"/>
-        <w:spacing w:after="120"/>
-        <w:jc w:val="center"/>
-      </w:pPr>
-      <w:r>
-        <w:rPr>
-          <w:rFonts w:ascii="Times New Roman" w:hAnsi="Times New Roman"/>
-          <w:b/>
-          <w:i/>
-          <w:color w:val="FF0000"/>
-        </w:rPr>
-        <w:t>Мала єктенія</w:t>
-      </w:r>
-    </w:p>
-    <w:p>
-      <w:pPr>
-        <w:spacing w:after="120"/>
-      </w:pPr>
-      <w:r>
-        <w:rPr>
-          <w:rFonts w:ascii="Times New Roman" w:hAnsi="Times New Roman"/>
-          <w:color w:val="000000"/>
-          <w:sz w:val="24"/>
-        </w:rPr>
-        <w:t>Ще і ще в мирі Господеві помолімся.</w:t>
-      </w:r>
-    </w:p>
-    <w:p>
-      <w:pPr>
-        <w:spacing w:after="120"/>
-      </w:pPr>
-      <w:r>
-        <w:rPr>
-          <w:rFonts w:ascii="Times New Roman" w:hAnsi="Times New Roman"/>
-          <w:i/>
-          <w:color w:val="FF4400"/>
-          <w:sz w:val="24"/>
-        </w:rPr>
-        <w:t>Вірні:</w:t>
-      </w:r>
-      <w:r>
-        <w:rPr>
-          <w:rFonts w:ascii="Times New Roman" w:hAnsi="Times New Roman"/>
-          <w:color w:val="000000"/>
-          <w:sz w:val="24"/>
-        </w:rPr>
-        <w:t xml:space="preserve"> Го́споди, поми́луй.</w:t>
-      </w:r>
-    </w:p>
-    <w:p>
-      <w:pPr>
-        <w:spacing w:after="120"/>
-      </w:pPr>
-      <w:r>
-        <w:rPr>
-          <w:rFonts w:ascii="Times New Roman" w:hAnsi="Times New Roman"/>
-          <w:sz w:val="24"/>
-        </w:rPr>
-        <w:t>Заступи, спаси, помилуй і охорони нас, Боже, Твоєю благодаттю</w:t>
-      </w:r>
-    </w:p>
-    <w:p>
-      <w:pPr>
-        <w:spacing w:after="120"/>
-      </w:pPr>
-      <w:r>
-        <w:rPr>
-          <w:rFonts w:ascii="Times New Roman" w:hAnsi="Times New Roman"/>
-          <w:i/>
-          <w:color w:val="FF4400"/>
-          <w:sz w:val="24"/>
-        </w:rPr>
-        <w:t>Вірні:</w:t>
-      </w:r>
-      <w:r>
-        <w:rPr>
-          <w:rFonts w:ascii="Times New Roman" w:hAnsi="Times New Roman"/>
-          <w:color w:val="000000"/>
-          <w:sz w:val="24"/>
-        </w:rPr>
-        <w:t xml:space="preserve"> Го́споди, поми́луй.</w:t>
-      </w:r>
-    </w:p>
-    <w:p>
-      <w:pPr>
-        <w:spacing w:after="120"/>
-      </w:pPr>
-      <w:r>
-        <w:rPr>
-          <w:rFonts w:ascii="Times New Roman" w:hAnsi="Times New Roman"/>
-          <w:color w:val="000000"/>
-          <w:sz w:val="24"/>
-        </w:rPr>
-        <w:t>Пресвяту, пречисту, преблагословенну, славну Владичицю нашу Богородицю і приснодіву Марію, з усіма святими пом’янувши, самих себе, і один одного, і все життя наше Христу Богові віддаймо.</w:t>
-      </w:r>
-    </w:p>
-    <w:p>
-      <w:pPr>
-        <w:spacing w:after="120"/>
-      </w:pPr>
-      <w:r>
-        <w:rPr>
-          <w:rFonts w:ascii="Times New Roman" w:hAnsi="Times New Roman"/>
-          <w:i/>
-          <w:color w:val="FF4400"/>
-          <w:sz w:val="24"/>
-        </w:rPr>
-        <w:t>Вірні:</w:t>
-      </w:r>
-      <w:r>
-        <w:rPr>
-          <w:rFonts w:ascii="Times New Roman" w:hAnsi="Times New Roman"/>
-          <w:color w:val="000000"/>
-          <w:sz w:val="24"/>
-        </w:rPr>
-        <w:t xml:space="preserve"> Тобі́, Го́споди.</w:t>
-      </w:r>
-    </w:p>
-    <w:p>
-      <w:pPr>
-        <w:spacing w:after="120"/>
-        <w:jc w:val="both"/>
-      </w:pPr>
-      <w:r>
-        <w:rPr>
-          <w:rFonts w:ascii="Times New Roman" w:hAnsi="Times New Roman"/>
-          <w:sz w:val="24"/>
-          <w:u w:val="single"/>
-        </w:rPr>
-        <w:t>[Господи, Боже наш, що сонну неміч забрав від нас і покликав нас візванням святим, щоб і вночі підносити руки наші і прославляти тебе за справедливі твої присуди. Прийми благання наші, моління, визнавання, нічні служби і даруй нам, Боже, віру бездоганну, надію впевнену, любов нелицемірну. Благослови наші входи й виходи, вчинки, слова, діла й думки; і дай нам дочекатися початку дня, нам, що хвалять й оспівують, і благословлять добрість твоєї несказанної сили]</w:t>
-      </w:r>
-    </w:p>
-    <w:p>
-      <w:pPr>
-        <w:spacing w:after="120"/>
-      </w:pPr>
-      <w:r>
-        <w:rPr>
-          <w:rFonts w:ascii="Times New Roman" w:hAnsi="Times New Roman"/>
-          <w:i/>
-          <w:color w:val="FF4400"/>
-          <w:sz w:val="24"/>
-        </w:rPr>
-        <w:t>Священник:</w:t>
-      </w:r>
-      <w:r>
-        <w:rPr>
-          <w:rFonts w:ascii="Times New Roman" w:hAnsi="Times New Roman"/>
-          <w:sz w:val="24"/>
-        </w:rPr>
-        <w:t xml:space="preserve"> Бо Ти Бог наш і Тобі славу возсилаємо: Отцю, і Сину, і Святому Духові, нині, і повсякчас, і на віки віків.</w:t>
-      </w:r>
-    </w:p>
-    <w:p>
-      <w:pPr>
-        <w:spacing w:after="120"/>
-        <w:jc w:val="both"/>
-      </w:pPr>
-      <w:r>
-        <w:rPr>
-          <w:rFonts w:ascii="Times New Roman" w:hAnsi="Times New Roman"/>
-          <w:i/>
-          <w:color w:val="FF0000"/>
-          <w:sz w:val="24"/>
-        </w:rPr>
-        <w:t>Вірні:</w:t>
-      </w:r>
-      <w:r>
-        <w:rPr>
-          <w:rFonts w:ascii="Times New Roman" w:hAnsi="Times New Roman"/>
-          <w:color w:val="FF0000"/>
-          <w:sz w:val="24"/>
-        </w:rPr>
-        <w:t xml:space="preserve"> </w:t>
-      </w:r>
-      <w:r>
-        <w:rPr>
-          <w:rFonts w:ascii="Times New Roman" w:hAnsi="Times New Roman"/>
-          <w:sz w:val="24"/>
-        </w:rPr>
-        <w:t>Амінь.</w:t>
-      </w:r>
-    </w:p>
-    <w:p>
-      <w:pPr>
-        <w:spacing w:after="120"/>
-        <w:jc w:val="both"/>
-      </w:pPr>
-    </w:p>
-    <w:p>
-      <w:pPr>
-        <w:spacing w:after="120"/>
-        <w:jc w:val="both"/>
-      </w:pPr>
-      <w:r>
-        <w:rPr>
-          <w:rFonts w:ascii="Times New Roman" w:hAnsi="Times New Roman"/>
-          <w:i/>
-          <w:color w:val="FF0000"/>
-          <w:sz w:val="24"/>
-        </w:rPr>
-        <w:t>Ірмос 4:</w:t>
-      </w:r>
-      <w:r>
-        <w:rPr>
-          <w:rFonts w:ascii="Times New Roman" w:hAnsi="Times New Roman"/>
-          <w:b/>
-          <w:sz w:val="24"/>
-        </w:rPr>
-        <w:t xml:space="preserve"> Піднесеного тебе, Сонце правди, бачивши на хресті, Церква на місці своїм зупинилася, достойно взиваючи:* Слава силі твоїй, Господи!</w:t>
-      </w:r>
-    </w:p>
-    <w:p>
-      <w:pPr>
-        <w:spacing w:after="120"/>
-        <w:jc w:val="both"/>
-      </w:pPr>
-      <w:r>
-        <w:rPr>
-          <w:rFonts w:ascii="Times New Roman" w:hAnsi="Times New Roman"/>
-          <w:i/>
-          <w:color w:val="FF0000"/>
-          <w:sz w:val="24"/>
-        </w:rPr>
-        <w:t>Приспів:</w:t>
-      </w:r>
-      <w:r>
-        <w:rPr>
-          <w:rFonts w:ascii="Times New Roman" w:hAnsi="Times New Roman"/>
-          <w:i/>
-          <w:sz w:val="24"/>
-        </w:rPr>
-        <w:t xml:space="preserve"> </w:t>
-      </w:r>
-      <w:r>
-        <w:rPr>
-          <w:rFonts w:ascii="Times New Roman" w:hAnsi="Times New Roman"/>
-          <w:sz w:val="24"/>
-          <w:u w:val="single"/>
-        </w:rPr>
-        <w:t>Слава, Господи, святому Воскресінню Твоєму.</w:t>
-      </w:r>
-    </w:p>
-    <w:p>
-      <w:pPr>
-        <w:spacing w:after="120"/>
-        <w:jc w:val="both"/>
-      </w:pPr>
-      <w:r>
-        <w:rPr>
-          <w:rFonts w:ascii="Times New Roman" w:hAnsi="Times New Roman"/>
-          <w:sz w:val="24"/>
-        </w:rPr>
-        <w:t>Зійшов Ти на хрест, зціляючи пристрасті мої стражданням Пречистого Тіла Твого, що в нього добровільно зодягнувся єси. Тому взиваємо до Тебе: «Слава силі Твоїй, Господи».</w:t>
-      </w:r>
-    </w:p>
-    <w:p>
-      <w:pPr>
-        <w:spacing w:after="120"/>
-        <w:jc w:val="both"/>
-      </w:pPr>
-      <w:r>
-        <w:rPr>
-          <w:rFonts w:ascii="Times New Roman" w:hAnsi="Times New Roman"/>
-          <w:i/>
-          <w:color w:val="FF0000"/>
-          <w:sz w:val="24"/>
-        </w:rPr>
-        <w:t>Приспів:</w:t>
-      </w:r>
-      <w:r>
-        <w:rPr>
-          <w:rFonts w:ascii="Times New Roman" w:hAnsi="Times New Roman"/>
-          <w:i/>
-          <w:sz w:val="24"/>
-        </w:rPr>
-        <w:t xml:space="preserve"> </w:t>
-      </w:r>
-      <w:r>
-        <w:rPr>
-          <w:rFonts w:ascii="Times New Roman" w:hAnsi="Times New Roman"/>
-          <w:sz w:val="24"/>
-          <w:u w:val="single"/>
-        </w:rPr>
-        <w:t>Слава, Господи, святому Воскресінню Твоєму.</w:t>
-      </w:r>
-    </w:p>
-    <w:p>
-      <w:pPr>
-        <w:spacing w:after="120"/>
-        <w:jc w:val="both"/>
-      </w:pPr>
-      <w:r>
-        <w:rPr>
-          <w:rFonts w:ascii="Times New Roman" w:hAnsi="Times New Roman"/>
-          <w:sz w:val="24"/>
-        </w:rPr>
-        <w:t>До Безгрішного й Животворчого Тіла Твого, Владико, доторкнувшись, смерть достойно знищена була, ми ж взиваємо до Тебе: «Слава силі Твоїй, Господи».</w:t>
-      </w:r>
-    </w:p>
-    <w:p>
-      <w:pPr>
-        <w:spacing w:after="120"/>
-        <w:jc w:val="both"/>
-      </w:pPr>
-      <w:r>
-        <w:rPr>
-          <w:rFonts w:ascii="Times New Roman" w:hAnsi="Times New Roman"/>
-          <w:b/>
-          <w:sz w:val="24"/>
-        </w:rPr>
-        <w:t>Слава і нині</w:t>
-      </w:r>
-      <w:r>
-        <w:rPr>
-          <w:rFonts w:ascii="Times New Roman" w:hAnsi="Times New Roman"/>
-          <w:sz w:val="24"/>
-        </w:rPr>
-        <w:t xml:space="preserve">: </w:t>
-      </w:r>
-      <w:r>
-        <w:rPr>
-          <w:rFonts w:ascii="Times New Roman" w:hAnsi="Times New Roman"/>
-          <w:i/>
-          <w:color w:val="FF0000"/>
-          <w:sz w:val="24"/>
-        </w:rPr>
-        <w:t>Богородичний:</w:t>
-      </w:r>
-      <w:r>
-        <w:rPr>
-          <w:rFonts w:ascii="Times New Roman" w:hAnsi="Times New Roman"/>
-          <w:sz w:val="24"/>
-        </w:rPr>
-        <w:t xml:space="preserve"> Мужа не знавши, породила Ти, Діво, і по Різдві все ж Дівою зосталася; тому невмовкаючими голосами з вірою твердою до Тебе, Владичице, взиваємо: «Радуйся».</w:t>
-      </w:r>
-    </w:p>
-    <w:p>
-      <w:pPr>
-        <w:spacing w:after="120"/>
-        <w:jc w:val="both"/>
-      </w:pPr>
-      <w:r>
-        <w:rPr>
-          <w:rFonts w:ascii="Times New Roman" w:hAnsi="Times New Roman"/>
-          <w:i/>
-          <w:color w:val="FF0000"/>
-          <w:sz w:val="24"/>
-        </w:rPr>
-        <w:t>Ірмос 5:</w:t>
+        <w:t>Ірмос (г. 4):</w:t>
       </w:r>
       <w:r>
         <w:rPr>
@@ -12442,7 +12016,7 @@
           <w:b/>
           <w:sz w:val="24"/>
         </w:rPr>
-        <w:t>Ти, Господи, світло моє, прийшов у світ, світло святе,* визволяючи з темряви незнання тих, що з вірою прославляють тебе.</w:t>
+        <w:t>Моря Червоного глибину сухими стопами давній Ізраїль перейшов,* і навхрест складеними Мойсеєвими руками, Амаликову силу в пустині переміг.</w:t>
       </w:r>
     </w:p>
     <w:p>
@@ -12486,7 +12060,7 @@
           <w:rFonts w:ascii="Times New Roman" w:hAnsi="Times New Roman"/>
           <w:sz w:val="24"/>
         </w:rPr>
-        <w:t>Ти, Господи, милостиво на землю зійшов; Ти підніс природу людську, як був на дереві піднесений.</w:t>
+        <w:t>На пречесному дереві хресному піднесений був Ти, Владико, наше падіння направляючи і зціляючи від повної загибелі, що через дерево сталася, як Милосердний і Всесильний.</w:t>
       </w:r>
     </w:p>
     <w:p>
@@ -12530,7 +12104,7 @@
           <w:rFonts w:ascii="Times New Roman" w:hAnsi="Times New Roman"/>
           <w:sz w:val="24"/>
         </w:rPr>
-        <w:t>Ти, Христе, осуд за провини зняв із мене; Ти, Милосердний, недуги смертельні знищив Божественним Воскресінням своїм.</w:t>
+        <w:t>У гробі тілом, у аді ж душею, як Бог, а в раю з розбійником, і на престолі був Ти, Христе, з Отцем і Духом, усе наповняючи, як неописанний.</w:t>
       </w:r>
     </w:p>
     <w:p>
@@ -12565,423 +12139,46 @@
       <w:r>
         <w:rPr>
           <w:rFonts w:ascii="Times New Roman" w:hAnsi="Times New Roman"/>
-          <w:sz w:val="24"/>
-        </w:rPr>
-        <w:t xml:space="preserve"> Богоневісто, як непереможну зброю на ворогів тебе маємо; в Тобі придбали ми підпору і надію спасіння нашого.</w:t>
-      </w:r>
-    </w:p>
-    <w:p>
-      <w:pPr>
-        <w:spacing w:after="120"/>
-        <w:jc w:val="both"/>
-      </w:pPr>
-      <w:r>
-        <w:rPr>
-          <w:rFonts w:ascii="Times New Roman" w:hAnsi="Times New Roman"/>
-          <w:i/>
-          <w:color w:val="FF0000"/>
-          <w:sz w:val="24"/>
-        </w:rPr>
-        <w:t>Ірмос 6:</w:t>
-      </w:r>
+          <w:i/>
+          <w:sz w:val="24"/>
+        </w:rPr>
+        <w:t xml:space="preserve"> </w:t>
+      </w:r>
+      <w:r>
+        <w:rPr>
+          <w:rFonts w:ascii="Times New Roman" w:hAnsi="Times New Roman"/>
+          <w:sz w:val="24"/>
+        </w:rPr>
+        <w:t>Безсіменно, з волі Отця від Духа Божественного Ти зачала й тілом породила Божого Сина, що від Отця без матері, а задля нас від Тебе без отця народився.</w:t>
+      </w:r>
+    </w:p>
+    <w:p>
+      <w:pPr>
+        <w:spacing w:after="120"/>
+        <w:jc w:val="both"/>
+      </w:pPr>
+    </w:p>
+    <w:p>
+      <w:pPr>
+        <w:pStyle w:val="Heading3"/>
+        <w:spacing w:after="120"/>
+        <w:jc w:val="center"/>
+      </w:pPr>
       <w:r>
         <w:rPr>
           <w:rFonts w:ascii="Times New Roman" w:hAnsi="Times New Roman"/>
           <w:b/>
           <w:color w:val="FF0000"/>
-          <w:sz w:val="24"/>
-        </w:rPr>
-        <w:t xml:space="preserve"> </w:t>
-      </w:r>
-      <w:r>
-        <w:rPr>
-          <w:rFonts w:ascii="Times New Roman" w:hAnsi="Times New Roman"/>
-          <w:b/>
-          <w:sz w:val="24"/>
-        </w:rPr>
-        <w:t>Я жертву з хвалою принесу тобі, Господи! – виголошує Церква,* – від ідольської крови очистившись кров'ю, що ради милосердя з боку Твого випливла.</w:t>
-      </w:r>
-    </w:p>
-    <w:p>
-      <w:pPr>
-        <w:spacing w:after="120"/>
-        <w:jc w:val="both"/>
-      </w:pPr>
-      <w:r>
-        <w:rPr>
-          <w:rFonts w:ascii="Times New Roman" w:hAnsi="Times New Roman"/>
-          <w:i/>
-          <w:color w:val="FF0000"/>
-          <w:sz w:val="24"/>
-        </w:rPr>
-        <w:t>Приспів:</w:t>
-      </w:r>
-      <w:r>
-        <w:rPr>
-          <w:rFonts w:ascii="Times New Roman" w:hAnsi="Times New Roman"/>
-          <w:i/>
-          <w:sz w:val="24"/>
-        </w:rPr>
-        <w:t xml:space="preserve"> </w:t>
-      </w:r>
-      <w:r>
-        <w:rPr>
-          <w:rFonts w:ascii="Times New Roman" w:hAnsi="Times New Roman"/>
-          <w:sz w:val="24"/>
-          <w:u w:val="single"/>
-        </w:rPr>
-        <w:t>Слава, Господи, святому Воскресінню Твоєму.</w:t>
-      </w:r>
-    </w:p>
-    <w:p>
-      <w:pPr>
-        <w:spacing w:after="120"/>
-        <w:jc w:val="both"/>
-      </w:pPr>
-      <w:r>
-        <w:rPr>
-          <w:rFonts w:ascii="Times New Roman" w:hAnsi="Times New Roman"/>
-          <w:sz w:val="24"/>
-        </w:rPr>
-        <w:t>Опоясавшись могутністю, на хрест Ти зійшов, і в боротьбу з мучителем вступивши, Ти, як Бог, скинув його з висоти, і непереможною силою Адама воскресив єси.</w:t>
-      </w:r>
-    </w:p>
-    <w:p>
-      <w:pPr>
-        <w:spacing w:after="120"/>
-        <w:jc w:val="both"/>
-      </w:pPr>
-      <w:r>
-        <w:rPr>
-          <w:rFonts w:ascii="Times New Roman" w:hAnsi="Times New Roman"/>
-          <w:i/>
-          <w:color w:val="FF0000"/>
-          <w:sz w:val="24"/>
-        </w:rPr>
-        <w:t>Приспів:</w:t>
-      </w:r>
-      <w:r>
-        <w:rPr>
-          <w:rFonts w:ascii="Times New Roman" w:hAnsi="Times New Roman"/>
-          <w:i/>
-          <w:sz w:val="24"/>
-        </w:rPr>
-        <w:t xml:space="preserve"> </w:t>
-      </w:r>
-      <w:r>
-        <w:rPr>
-          <w:rFonts w:ascii="Times New Roman" w:hAnsi="Times New Roman"/>
-          <w:sz w:val="24"/>
-          <w:u w:val="single"/>
-        </w:rPr>
-        <w:t>Слава, Господи, святому Воскресінню Твоєму.</w:t>
-      </w:r>
-    </w:p>
-    <w:p>
-      <w:pPr>
-        <w:spacing w:after="120"/>
-        <w:jc w:val="both"/>
-      </w:pPr>
-      <w:r>
-        <w:rPr>
-          <w:rFonts w:ascii="Times New Roman" w:hAnsi="Times New Roman"/>
-          <w:sz w:val="24"/>
-        </w:rPr>
-        <w:t>Красою осяяний із гробу воскрес Ти, Христе, і Божественною силою своєю всіх ворогів розпорошив і, яко Бог, все радості сповнив єси.</w:t>
-      </w:r>
-    </w:p>
-    <w:p>
-      <w:pPr>
-        <w:spacing w:after="120"/>
-        <w:jc w:val="both"/>
-      </w:pPr>
-      <w:r>
-        <w:rPr>
-          <w:rFonts w:ascii="Times New Roman" w:hAnsi="Times New Roman"/>
-          <w:b/>
-          <w:sz w:val="24"/>
-        </w:rPr>
-        <w:t>Слава і нині</w:t>
-      </w:r>
-      <w:r>
-        <w:rPr>
-          <w:rFonts w:ascii="Times New Roman" w:hAnsi="Times New Roman"/>
-          <w:sz w:val="24"/>
-        </w:rPr>
-        <w:t xml:space="preserve">: </w:t>
-      </w:r>
-      <w:r>
-        <w:rPr>
-          <w:rFonts w:ascii="Times New Roman" w:hAnsi="Times New Roman"/>
-          <w:i/>
-          <w:color w:val="FF0000"/>
-          <w:sz w:val="24"/>
-        </w:rPr>
-        <w:t>Богородичний:</w:t>
-      </w:r>
-      <w:r>
-        <w:rPr>
-          <w:rFonts w:ascii="Times New Roman" w:hAnsi="Times New Roman"/>
-          <w:sz w:val="24"/>
-        </w:rPr>
-        <w:t xml:space="preserve"> О, чудо, з усіх чудес найдивніше. Діва, без мужа зачавши, в утробі своїй того вмістила, хто все обіймає.</w:t>
-      </w:r>
-    </w:p>
-    <w:p>
-      <w:pPr>
-        <w:spacing w:after="120"/>
-        <w:jc w:val="both"/>
-      </w:pPr>
-    </w:p>
-    <w:p>
-      <w:pPr>
-        <w:pStyle w:val="Heading3"/>
-        <w:spacing w:after="120"/>
-        <w:jc w:val="center"/>
-      </w:pPr>
-      <w:r>
-        <w:rPr>
-          <w:rFonts w:ascii="Times New Roman" w:hAnsi="Times New Roman"/>
-          <w:b/>
-          <w:i/>
-          <w:color w:val="FF0000"/>
-        </w:rPr>
-        <w:t>Мала єктенія</w:t>
-      </w:r>
-    </w:p>
-    <w:p>
-      <w:pPr>
-        <w:spacing w:after="120"/>
-      </w:pPr>
-      <w:r>
-        <w:rPr>
-          <w:rFonts w:ascii="Times New Roman" w:hAnsi="Times New Roman"/>
-          <w:color w:val="000000"/>
-          <w:sz w:val="24"/>
-        </w:rPr>
-        <w:t>Ще і ще в мирі Господеві помолімся.</w:t>
-      </w:r>
-    </w:p>
-    <w:p>
-      <w:pPr>
-        <w:spacing w:after="120"/>
-      </w:pPr>
-      <w:r>
-        <w:rPr>
-          <w:rFonts w:ascii="Times New Roman" w:hAnsi="Times New Roman"/>
-          <w:i/>
-          <w:color w:val="FF4400"/>
-          <w:sz w:val="24"/>
-        </w:rPr>
-        <w:t>Вірні:</w:t>
-      </w:r>
-      <w:r>
-        <w:rPr>
-          <w:rFonts w:ascii="Times New Roman" w:hAnsi="Times New Roman"/>
-          <w:color w:val="000000"/>
-          <w:sz w:val="24"/>
-        </w:rPr>
-        <w:t xml:space="preserve"> Го́споди, поми́луй.</w:t>
-      </w:r>
-    </w:p>
-    <w:p>
-      <w:pPr>
-        <w:spacing w:after="120"/>
-      </w:pPr>
-      <w:r>
-        <w:rPr>
-          <w:rFonts w:ascii="Times New Roman" w:hAnsi="Times New Roman"/>
-          <w:sz w:val="24"/>
-        </w:rPr>
-        <w:t>Заступи, спаси, помилуй і охорони нас, Боже, Твоєю благодаттю</w:t>
-      </w:r>
-    </w:p>
-    <w:p>
-      <w:pPr>
-        <w:spacing w:after="120"/>
-      </w:pPr>
-      <w:r>
-        <w:rPr>
-          <w:rFonts w:ascii="Times New Roman" w:hAnsi="Times New Roman"/>
-          <w:i/>
-          <w:color w:val="FF4400"/>
-          <w:sz w:val="24"/>
-        </w:rPr>
-        <w:t>Вірні:</w:t>
-      </w:r>
-      <w:r>
-        <w:rPr>
-          <w:rFonts w:ascii="Times New Roman" w:hAnsi="Times New Roman"/>
-          <w:color w:val="000000"/>
-          <w:sz w:val="24"/>
-        </w:rPr>
-        <w:t xml:space="preserve"> Го́споди, поми́луй.</w:t>
-      </w:r>
-    </w:p>
-    <w:p>
-      <w:pPr>
-        <w:spacing w:after="120"/>
-      </w:pPr>
-      <w:r>
-        <w:rPr>
-          <w:rFonts w:ascii="Times New Roman" w:hAnsi="Times New Roman"/>
-          <w:color w:val="000000"/>
-          <w:sz w:val="24"/>
-        </w:rPr>
-        <w:t>Пресвяту, пречисту, преблагословенну, славну Владичицю нашу Богородицю і приснодіву Марію, з усіма святими пом’янувши, самих себе, і один одного, і все життя наше Христу Богові віддаймо.</w:t>
-      </w:r>
-    </w:p>
-    <w:p>
-      <w:pPr>
-        <w:spacing w:after="120"/>
-      </w:pPr>
-      <w:r>
-        <w:rPr>
-          <w:rFonts w:ascii="Times New Roman" w:hAnsi="Times New Roman"/>
-          <w:i/>
-          <w:color w:val="FF4400"/>
-          <w:sz w:val="24"/>
-        </w:rPr>
-        <w:t>Вірні:</w:t>
-      </w:r>
-      <w:r>
-        <w:rPr>
-          <w:rFonts w:ascii="Times New Roman" w:hAnsi="Times New Roman"/>
-          <w:color w:val="000000"/>
-          <w:sz w:val="24"/>
-        </w:rPr>
-        <w:t xml:space="preserve"> Тобі́, Го́споди.</w:t>
-      </w:r>
-    </w:p>
-    <w:p>
-      <w:pPr>
-        <w:spacing w:after="120"/>
-        <w:jc w:val="both"/>
-      </w:pPr>
-      <w:r>
-        <w:rPr>
-          <w:rFonts w:ascii="Times New Roman" w:hAnsi="Times New Roman"/>
-          <w:sz w:val="24"/>
-          <w:u w:val="single"/>
-        </w:rPr>
-        <w:t>[Дякуємо тобі, Господи, Боже спасіння нашого, бо ти все робиш для добра життя нашого, щоб ми завжди на тебе споглядали, Спасителю й Доброчинцю душ наших. Бо ти дав спокій нам у час минулої ночі й підвів нас, щоб ми поклонялися величному імені твоєму. Тому молимо тебе, Господи: Дай нам ласку й силу, щоб ми стали гідними співати тобі розумно й молитися безупинно та в страсі і тремтінні над нашим спасінням працювали, при заступництві Христа твого. Пом'яни, Господи, і тих, що вночі до тебе кличуть. Вислухай їх і помилуй, і круши під ноги їх невидимих і войовничих ворогів.]</w:t>
-      </w:r>
-    </w:p>
-    <w:p>
-      <w:pPr>
-        <w:spacing w:after="120"/>
-      </w:pPr>
-      <w:r>
-        <w:rPr>
-          <w:rFonts w:ascii="Times New Roman" w:hAnsi="Times New Roman"/>
-          <w:i/>
-          <w:color w:val="FF4400"/>
-          <w:sz w:val="24"/>
-        </w:rPr>
-        <w:t>Священник:</w:t>
-      </w:r>
-      <w:r>
-        <w:rPr>
-          <w:rFonts w:ascii="Times New Roman" w:hAnsi="Times New Roman"/>
-          <w:sz w:val="24"/>
-        </w:rPr>
-        <w:t xml:space="preserve"> Бо Ти цар миру і Спас душ наших – і Тобі славу возсилаємо, Отцю, і Сину, і Святому Духові, нині, і повсякчас, і на віки віків.</w:t>
-      </w:r>
-    </w:p>
-    <w:p>
-      <w:pPr>
-        <w:spacing w:after="120"/>
-        <w:jc w:val="both"/>
-      </w:pPr>
-      <w:r>
-        <w:rPr>
-          <w:rFonts w:ascii="Times New Roman" w:hAnsi="Times New Roman"/>
-          <w:i/>
-          <w:color w:val="FF0000"/>
-          <w:sz w:val="24"/>
-        </w:rPr>
-        <w:t>Вірні:</w:t>
-      </w:r>
-      <w:r>
-        <w:rPr>
-          <w:rFonts w:ascii="Times New Roman" w:hAnsi="Times New Roman"/>
-          <w:color w:val="FF0000"/>
-          <w:sz w:val="24"/>
-        </w:rPr>
-        <w:t xml:space="preserve"> </w:t>
-      </w:r>
-      <w:r>
-        <w:rPr>
-          <w:rFonts w:ascii="Times New Roman" w:hAnsi="Times New Roman"/>
-          <w:sz w:val="24"/>
-        </w:rPr>
-        <w:t>Амінь.</w:t>
-      </w:r>
-    </w:p>
-    <w:p>
-      <w:pPr>
-        <w:spacing w:after="120"/>
-        <w:jc w:val="both"/>
-      </w:pPr>
-    </w:p>
-    <w:p>
-      <w:pPr>
-        <w:spacing w:after="120"/>
-        <w:jc w:val="both"/>
-      </w:pPr>
-      <w:r>
-        <w:rPr>
-          <w:rFonts w:ascii="Times New Roman" w:hAnsi="Times New Roman"/>
-          <w:i/>
-          <w:color w:val="FF0000"/>
-          <w:sz w:val="24"/>
-        </w:rPr>
-        <w:t>Кондак (г. 4):</w:t>
-      </w:r>
-      <w:r>
-        <w:rPr>
-          <w:rFonts w:ascii="Times New Roman" w:hAnsi="Times New Roman"/>
-          <w:sz w:val="24"/>
-        </w:rPr>
-        <w:t xml:space="preserve"> Спас і Ізбавитель мій * із гробу як Бог * воскресив від узів земнороджених * і врата адові сокрушив, * і як Владика * воскрес тридневний.</w:t>
-      </w:r>
-    </w:p>
-    <w:p>
-      <w:pPr>
-        <w:spacing w:after="120"/>
-        <w:jc w:val="both"/>
-      </w:pPr>
-    </w:p>
-    <w:p>
-      <w:pPr>
-        <w:spacing w:after="120"/>
-        <w:jc w:val="both"/>
-      </w:pPr>
-      <w:r>
-        <w:rPr>
-          <w:rFonts w:ascii="Times New Roman" w:hAnsi="Times New Roman"/>
-          <w:i/>
-          <w:color w:val="FF0000"/>
-          <w:sz w:val="24"/>
-        </w:rPr>
-        <w:t>Ірмос 7:</w:t>
+        </w:rPr>
+        <w:t xml:space="preserve">Пісня </w:t>
       </w:r>
       <w:r>
         <w:rPr>
           <w:rFonts w:ascii="Times New Roman" w:hAnsi="Times New Roman"/>
           <w:b/>
           <w:color w:val="FF0000"/>
-          <w:sz w:val="24"/>
-        </w:rPr>
-        <w:t xml:space="preserve"> </w:t>
-      </w:r>
-      <w:r>
-        <w:rPr>
-          <w:rFonts w:ascii="Times New Roman" w:hAnsi="Times New Roman"/>
-          <w:b/>
-          <w:sz w:val="24"/>
-        </w:rPr>
-        <w:t>В печі перській Авраамові юнаки, любов'ю побожности запалені більше, ніж полум'ям, взивали:* Благословенний ти в храмі слави твоєї, Господи!</w:t>
+        </w:rPr>
+        <w:t>3</w:t>
       </w:r>
     </w:p>
     <w:p>
@@ -12996,132 +12193,7 @@
           <w:color w:val="FF0000"/>
           <w:sz w:val="24"/>
         </w:rPr>
-        <w:t>Приспів:</w:t>
-      </w:r>
-      <w:r>
-        <w:rPr>
-          <w:rFonts w:ascii="Times New Roman" w:hAnsi="Times New Roman"/>
-          <w:i/>
-          <w:sz w:val="24"/>
-        </w:rPr>
-        <w:t xml:space="preserve"> </w:t>
-      </w:r>
-      <w:r>
-        <w:rPr>
-          <w:rFonts w:ascii="Times New Roman" w:hAnsi="Times New Roman"/>
-          <w:sz w:val="24"/>
-          <w:u w:val="single"/>
-        </w:rPr>
-        <w:t>Слава, Господи, святому Воскресінню Твоєму.</w:t>
-      </w:r>
-    </w:p>
-    <w:p>
-      <w:pPr>
-        <w:spacing w:after="120"/>
-        <w:jc w:val="both"/>
-      </w:pPr>
-      <w:r>
-        <w:rPr>
-          <w:rFonts w:ascii="Times New Roman" w:hAnsi="Times New Roman"/>
-          <w:sz w:val="24"/>
-        </w:rPr>
-        <w:t>До нетління знов було покликане людство, Божественною кров’ю обмите, і вдячно співає: «Благословен єси в храмі слави Твоєї, Господи».</w:t>
-      </w:r>
-    </w:p>
-    <w:p>
-      <w:pPr>
-        <w:spacing w:after="120"/>
-        <w:jc w:val="both"/>
-      </w:pPr>
-      <w:r>
-        <w:rPr>
-          <w:rFonts w:ascii="Times New Roman" w:hAnsi="Times New Roman"/>
-          <w:i/>
-          <w:color w:val="FF0000"/>
-          <w:sz w:val="24"/>
-        </w:rPr>
-        <w:t>Приспів:</w:t>
-      </w:r>
-      <w:r>
-        <w:rPr>
-          <w:rFonts w:ascii="Times New Roman" w:hAnsi="Times New Roman"/>
-          <w:i/>
-          <w:sz w:val="24"/>
-        </w:rPr>
-        <w:t xml:space="preserve"> </w:t>
-      </w:r>
-      <w:r>
-        <w:rPr>
-          <w:rFonts w:ascii="Times New Roman" w:hAnsi="Times New Roman"/>
-          <w:sz w:val="24"/>
-          <w:u w:val="single"/>
-        </w:rPr>
-        <w:t>Слава, Господи, святому Воскресінню Твоєму.</w:t>
-      </w:r>
-    </w:p>
-    <w:p>
-      <w:pPr>
-        <w:spacing w:after="120"/>
-        <w:jc w:val="both"/>
-      </w:pPr>
-      <w:r>
-        <w:rPr>
-          <w:rFonts w:ascii="Times New Roman" w:hAnsi="Times New Roman"/>
-          <w:sz w:val="24"/>
-        </w:rPr>
-        <w:t>Як живоносець, воістину красніший від раю, і від усякої палати царської світліший, явився, Христе, гріб Твій джерелом нашого воскресіння.</w:t>
-      </w:r>
-    </w:p>
-    <w:p>
-      <w:pPr>
-        <w:spacing w:after="120"/>
-        <w:jc w:val="both"/>
-      </w:pPr>
-      <w:r>
-        <w:rPr>
-          <w:rFonts w:ascii="Times New Roman" w:hAnsi="Times New Roman"/>
-          <w:b/>
-          <w:sz w:val="24"/>
-        </w:rPr>
-        <w:t>Слава і нині</w:t>
-      </w:r>
-      <w:r>
-        <w:rPr>
-          <w:rFonts w:ascii="Times New Roman" w:hAnsi="Times New Roman"/>
-          <w:sz w:val="24"/>
-        </w:rPr>
-        <w:t xml:space="preserve">: </w:t>
-      </w:r>
-      <w:r>
-        <w:rPr>
-          <w:rFonts w:ascii="Times New Roman" w:hAnsi="Times New Roman"/>
-          <w:i/>
-          <w:color w:val="FF0000"/>
-          <w:sz w:val="24"/>
-        </w:rPr>
-        <w:t>Богородичний:</w:t>
-      </w:r>
-      <w:r>
-        <w:rPr>
-          <w:rFonts w:ascii="Times New Roman" w:hAnsi="Times New Roman"/>
-          <w:sz w:val="24"/>
-        </w:rPr>
-        <w:t xml:space="preserve"> Радуйся, Богородице, Освячена Божественна Оселе Всевишнього, через Тебе бо дано радість тим, що взивають: «Благословенна єси між жонами, Всенепорочная Владичице».</w:t>
-      </w:r>
-    </w:p>
-    <w:p>
-      <w:pPr>
-        <w:spacing w:after="120"/>
-        <w:jc w:val="both"/>
-      </w:pPr>
-      <w:r>
-        <w:rPr>
-          <w:rFonts w:ascii="Times New Roman" w:hAnsi="Times New Roman"/>
-          <w:i/>
-          <w:color w:val="FF0000"/>
-          <w:sz w:val="24"/>
-        </w:rPr>
-        <w:t>Ірмос 8:</w:t>
+        <w:t>Ірмос (г. 4):</w:t>
       </w:r>
       <w:r>
         <w:rPr>
@@ -13138,7 +12210,7 @@
           <w:b/>
           <w:sz w:val="24"/>
         </w:rPr>
-        <w:t>Руки розпростер Даниїл і пащі левам у ямі затулив.* Вогненну ж силу загасили чеснотами опоясані юнаки, любителі побожности, взиваючи:* Всі створіння Господні, благословіть Господа!</w:t>
+        <w:t>Веселиться тобою Церква твоя, Христе, взиваючи:* Ти моя сила, Господи, і пристановище, і твердиня!</w:t>
       </w:r>
     </w:p>
     <w:p>
@@ -13182,7 +12254,7 @@
           <w:rFonts w:ascii="Times New Roman" w:hAnsi="Times New Roman"/>
           <w:sz w:val="24"/>
         </w:rPr>
-        <w:t>Руки розпростерши на хресті, Ти, Владико, всі народи зібрав і єдину, що славить Тебе, Церкву заснував для тих, що на землі й на небі однодушно співають: «Благословіть, усі творіння Господні, Господа».</w:t>
+        <w:t>Дерево життя, правдивий виноград духовний, на хресті висить, безсмертя всім проливаючи.</w:t>
       </w:r>
     </w:p>
     <w:p>
@@ -13226,7 +12298,7 @@
           <w:rFonts w:ascii="Times New Roman" w:hAnsi="Times New Roman"/>
           <w:sz w:val="24"/>
         </w:rPr>
-        <w:t>У білу шату зодягнений, осяяний неприступним світлом воскресіння, ангел з’явився жонам, взиваючи: «Чому живого шукаєте у гробі, як мертвого? Воістину встав Христос, до Нього кличемо: Всі творіння оспівуйте Господа, і прославляйте по всі віки».</w:t>
+        <w:t>Як великий, як страшний, як той, що гординю адову знищив, і як Бог нетлінний, нині тілом воскрес.</w:t>
       </w:r>
     </w:p>
     <w:p>
@@ -13240,14 +12312,15 @@
           <w:b/>
           <w:sz w:val="24"/>
         </w:rPr>
-        <w:t>Благословім Отця, і Сина, і Святого Духа – Господа завжди, нині і повсякчас  і на віки віків.</w:t>
-      </w:r>
-    </w:p>
-    <w:p>
-      <w:pPr>
-        <w:spacing w:after="120"/>
-        <w:jc w:val="both"/>
-      </w:pPr>
+        <w:t>Слава і нині</w:t>
+      </w:r>
+      <w:r>
+        <w:rPr>
+          <w:rFonts w:ascii="Times New Roman" w:hAnsi="Times New Roman"/>
+          <w:sz w:val="24"/>
+        </w:rPr>
+        <w:t xml:space="preserve">: </w:t>
+      </w:r>
       <w:r>
         <w:rPr>
           <w:rFonts w:ascii="Times New Roman" w:hAnsi="Times New Roman"/>
@@ -13262,7 +12335,7 @@
           <w:rFonts w:ascii="Times New Roman" w:hAnsi="Times New Roman"/>
           <w:sz w:val="24"/>
         </w:rPr>
-        <w:t xml:space="preserve"> В усіх поколіннях Ти єдина, Пречиста Діво, Матір’ю Божою явилася; Ти, Всенепорочна, оселею Божества була, вогнищем неприступного світла неопалена. Тому всі прославляємо Тебе, Маріє Богоневісто.</w:t>
+        <w:t xml:space="preserve"> Мати Божа, Ти одна для сущих на землі Подателькою благ надприродних стала; тому співаємо Тобі: «Радуйся».</w:t>
       </w:r>
     </w:p>
     <w:p>
@@ -13284,20 +12357,146 @@
           <w:i/>
           <w:color w:val="FF0000"/>
         </w:rPr>
-        <w:t>Пісня Богородиці</w:t>
-      </w:r>
-    </w:p>
-    <w:p>
-      <w:pPr>
-        <w:spacing w:after="120"/>
-        <w:jc w:val="both"/>
-      </w:pPr>
-      <w:r>
-        <w:rPr>
-          <w:rFonts w:ascii="Times New Roman" w:hAnsi="Times New Roman"/>
-          <w:sz w:val="24"/>
-        </w:rPr>
-        <w:t>Богородицю і Матір Світла піснями звеличаймо.</w:t>
+        <w:t>Мала єктенія</w:t>
+      </w:r>
+    </w:p>
+    <w:p>
+      <w:pPr>
+        <w:spacing w:after="120"/>
+      </w:pPr>
+      <w:r>
+        <w:rPr>
+          <w:rFonts w:ascii="Times New Roman" w:hAnsi="Times New Roman"/>
+          <w:color w:val="000000"/>
+          <w:sz w:val="24"/>
+        </w:rPr>
+        <w:t>Ще і ще в мирі Господеві помолімся.</w:t>
+      </w:r>
+    </w:p>
+    <w:p>
+      <w:pPr>
+        <w:spacing w:after="120"/>
+      </w:pPr>
+      <w:r>
+        <w:rPr>
+          <w:rFonts w:ascii="Times New Roman" w:hAnsi="Times New Roman"/>
+          <w:i/>
+          <w:color w:val="FF4400"/>
+          <w:sz w:val="24"/>
+        </w:rPr>
+        <w:t>Вірні:</w:t>
+      </w:r>
+      <w:r>
+        <w:rPr>
+          <w:rFonts w:ascii="Times New Roman" w:hAnsi="Times New Roman"/>
+          <w:color w:val="000000"/>
+          <w:sz w:val="24"/>
+        </w:rPr>
+        <w:t xml:space="preserve"> Го́споди, поми́луй.</w:t>
+      </w:r>
+    </w:p>
+    <w:p>
+      <w:pPr>
+        <w:spacing w:after="120"/>
+      </w:pPr>
+      <w:r>
+        <w:rPr>
+          <w:rFonts w:ascii="Times New Roman" w:hAnsi="Times New Roman"/>
+          <w:sz w:val="24"/>
+        </w:rPr>
+        <w:t>Заступи, спаси, помилуй і охорони нас, Боже, Твоєю благодаттю</w:t>
+      </w:r>
+    </w:p>
+    <w:p>
+      <w:pPr>
+        <w:spacing w:after="120"/>
+      </w:pPr>
+      <w:r>
+        <w:rPr>
+          <w:rFonts w:ascii="Times New Roman" w:hAnsi="Times New Roman"/>
+          <w:i/>
+          <w:color w:val="FF4400"/>
+          <w:sz w:val="24"/>
+        </w:rPr>
+        <w:t>Вірні:</w:t>
+      </w:r>
+      <w:r>
+        <w:rPr>
+          <w:rFonts w:ascii="Times New Roman" w:hAnsi="Times New Roman"/>
+          <w:color w:val="000000"/>
+          <w:sz w:val="24"/>
+        </w:rPr>
+        <w:t xml:space="preserve"> Го́споди, поми́луй.</w:t>
+      </w:r>
+    </w:p>
+    <w:p>
+      <w:pPr>
+        <w:spacing w:after="120"/>
+      </w:pPr>
+      <w:r>
+        <w:rPr>
+          <w:rFonts w:ascii="Times New Roman" w:hAnsi="Times New Roman"/>
+          <w:color w:val="000000"/>
+          <w:sz w:val="24"/>
+        </w:rPr>
+        <w:t>Пресвяту, пречисту, преблагословенну, славну Владичицю нашу Богородицю і приснодіву Марію, з усіма святими пом’янувши, самих себе, і один одного, і все життя наше Христу Богові віддаймо.</w:t>
+      </w:r>
+    </w:p>
+    <w:p>
+      <w:pPr>
+        <w:spacing w:after="120"/>
+      </w:pPr>
+      <w:r>
+        <w:rPr>
+          <w:rFonts w:ascii="Times New Roman" w:hAnsi="Times New Roman"/>
+          <w:i/>
+          <w:color w:val="FF4400"/>
+          <w:sz w:val="24"/>
+        </w:rPr>
+        <w:t>Вірні:</w:t>
+      </w:r>
+      <w:r>
+        <w:rPr>
+          <w:rFonts w:ascii="Times New Roman" w:hAnsi="Times New Roman"/>
+          <w:color w:val="000000"/>
+          <w:sz w:val="24"/>
+        </w:rPr>
+        <w:t xml:space="preserve"> Тобі́, Го́споди.</w:t>
+      </w:r>
+    </w:p>
+    <w:p>
+      <w:pPr>
+        <w:spacing w:after="120"/>
+        <w:jc w:val="both"/>
+      </w:pPr>
+      <w:r>
+        <w:rPr>
+          <w:rFonts w:ascii="Times New Roman" w:hAnsi="Times New Roman"/>
+          <w:sz w:val="24"/>
+          <w:u w:val="single"/>
+        </w:rPr>
+        <w:t>[Господи, Боже наш, що сонну неміч забрав від нас і покликав нас візванням святим, щоб і вночі підносити руки наші і прославляти тебе за справедливі твої присуди. Прийми благання наші, моління, визнавання, нічні служби і даруй нам, Боже, віру бездоганну, надію впевнену, любов нелицемірну. Благослови наші входи й виходи, вчинки, слова, діла й думки; і дай нам дочекатися початку дня, нам, що хвалять й оспівують, і благословлять добрість твоєї несказанної сили]</w:t>
+      </w:r>
+    </w:p>
+    <w:p>
+      <w:pPr>
+        <w:spacing w:after="120"/>
+      </w:pPr>
+      <w:r>
+        <w:rPr>
+          <w:rFonts w:ascii="Times New Roman" w:hAnsi="Times New Roman"/>
+          <w:i/>
+          <w:color w:val="FF4400"/>
+          <w:sz w:val="24"/>
+        </w:rPr>
+        <w:t>Священник:</w:t>
+      </w:r>
+      <w:r>
+        <w:rPr>
+          <w:rFonts w:ascii="Times New Roman" w:hAnsi="Times New Roman"/>
+          <w:sz w:val="24"/>
+        </w:rPr>
+        <w:t xml:space="preserve"> Бо Ти Бог наш і Тобі славу возсилаємо: Отцю, і Сину, і Святому Духові, нині, і повсякчас, і на віки віків.</w:t>
       </w:r>
     </w:p>
     <w:p>
@@ -13317,108 +12516,23 @@
       <w:r>
         <w:rPr>
           <w:rFonts w:ascii="Times New Roman" w:hAnsi="Times New Roman"/>
-          <w:sz w:val="24"/>
-        </w:rPr>
-        <w:t xml:space="preserve"> Величає душа моя Господа,* і дух мій радіє в Бозі, Спасі моїм.</w:t>
-      </w:r>
-    </w:p>
-    <w:p>
-      <w:pPr>
-        <w:spacing w:after="120"/>
-        <w:jc w:val="both"/>
-      </w:pPr>
-      <w:r>
-        <w:rPr>
-          <w:rFonts w:ascii="Times New Roman" w:hAnsi="Times New Roman"/>
-          <w:sz w:val="24"/>
-        </w:rPr>
-        <w:t xml:space="preserve">Чеснішу від херувимів,* і незрівнянно славнішу від серафимів,* що без зотління Бога Слово породила,* сущу Богородицю, тебе величаємо. </w:t>
-      </w:r>
-      <w:r>
-        <w:rPr>
-          <w:rFonts w:ascii="Times New Roman" w:hAnsi="Times New Roman"/>
-          <w:i/>
           <w:color w:val="FF0000"/>
           <w:sz w:val="24"/>
         </w:rPr>
-        <w:t>(після кожного стиха)</w:t>
-      </w:r>
-      <w:r>
-        <w:rPr>
-          <w:rFonts w:ascii="Times New Roman" w:hAnsi="Times New Roman"/>
-          <w:sz w:val="24"/>
-        </w:rPr>
-        <w:t>.</w:t>
-      </w:r>
-    </w:p>
-    <w:p>
-      <w:pPr>
-        <w:spacing w:after="120"/>
-        <w:jc w:val="both"/>
-      </w:pPr>
-      <w:r>
-        <w:rPr>
-          <w:rFonts w:ascii="Times New Roman" w:hAnsi="Times New Roman"/>
-          <w:sz w:val="24"/>
-        </w:rPr>
-        <w:t>Бо він зглянувся на покору слугині своєї,* ось бо віднині ублажатимуть мене всі роди.</w:t>
-      </w:r>
-    </w:p>
-    <w:p>
-      <w:pPr>
-        <w:spacing w:after="120"/>
-        <w:jc w:val="both"/>
-      </w:pPr>
-      <w:r>
-        <w:rPr>
-          <w:rFonts w:ascii="Times New Roman" w:hAnsi="Times New Roman"/>
-          <w:sz w:val="24"/>
-        </w:rPr>
-        <w:t>Велике бо вчинив мені Всемогутній, і святе ім'я його.* Милосердя його з роду в рід на тих, які бояться його.</w:t>
-      </w:r>
-    </w:p>
-    <w:p>
-      <w:pPr>
-        <w:spacing w:after="120"/>
-        <w:jc w:val="both"/>
-      </w:pPr>
-      <w:r>
-        <w:rPr>
-          <w:rFonts w:ascii="Times New Roman" w:hAnsi="Times New Roman"/>
-          <w:sz w:val="24"/>
-        </w:rPr>
-        <w:t>Він виявив потугу рамени свого,* розвіяв гордих у задумах їхніх сердець.</w:t>
-      </w:r>
-    </w:p>
-    <w:p>
-      <w:pPr>
-        <w:spacing w:after="120"/>
-        <w:jc w:val="both"/>
-      </w:pPr>
-      <w:r>
-        <w:rPr>
-          <w:rFonts w:ascii="Times New Roman" w:hAnsi="Times New Roman"/>
-          <w:sz w:val="24"/>
-        </w:rPr>
-        <w:t>Могутніх скинув з престолів, підняв угору смиренних;* наситив благами голодних, багатих же відіслав з порожніми руками.</w:t>
-      </w:r>
-    </w:p>
-    <w:p>
-      <w:pPr>
-        <w:spacing w:after="120"/>
-        <w:jc w:val="both"/>
-      </w:pPr>
-      <w:r>
-        <w:rPr>
-          <w:rFonts w:ascii="Times New Roman" w:hAnsi="Times New Roman"/>
-          <w:sz w:val="24"/>
-        </w:rPr>
-        <w:t>Він пригорнув Ізраїля, слугу свого, згадавши своє милосердя,* як обіцяв був батькам нашим – Авраамові і його потомству повіки.</w:t>
-      </w:r>
-    </w:p>
-    <w:p>
-      <w:pPr>
-        <w:spacing w:after="120"/>
+        <w:t xml:space="preserve"> </w:t>
+      </w:r>
+      <w:r>
+        <w:rPr>
+          <w:rFonts w:ascii="Times New Roman" w:hAnsi="Times New Roman"/>
+          <w:sz w:val="24"/>
+        </w:rPr>
+        <w:t>Амінь.</w:t>
+      </w:r>
+    </w:p>
+    <w:p>
+      <w:pPr>
+        <w:spacing w:after="120"/>
+        <w:jc w:val="both"/>
       </w:pPr>
     </w:p>
     <w:p>
@@ -13433,6 +12547,1323 @@
           <w:b/>
           <w:color w:val="FF0000"/>
         </w:rPr>
+        <w:t xml:space="preserve">Пісня </w:t>
+      </w:r>
+      <w:r>
+        <w:rPr>
+          <w:rFonts w:ascii="Times New Roman" w:hAnsi="Times New Roman"/>
+          <w:b/>
+          <w:color w:val="FF0000"/>
+        </w:rPr>
+        <w:t>4</w:t>
+      </w:r>
+    </w:p>
+    <w:p>
+      <w:pPr>
+        <w:spacing w:after="120"/>
+        <w:jc w:val="both"/>
+      </w:pPr>
+      <w:r>
+        <w:rPr>
+          <w:rFonts w:ascii="Times New Roman" w:hAnsi="Times New Roman"/>
+          <w:i/>
+          <w:color w:val="FF0000"/>
+          <w:sz w:val="24"/>
+        </w:rPr>
+        <w:t>Ірмос (г. 4):</w:t>
+      </w:r>
+      <w:r>
+        <w:rPr>
+          <w:rFonts w:ascii="Times New Roman" w:hAnsi="Times New Roman"/>
+          <w:b/>
+          <w:sz w:val="24"/>
+        </w:rPr>
+        <w:t xml:space="preserve"> Піднесеного тебе, Сонце правди, бачивши на хресті, Церква на місці своїм зупинилася, достойно взиваючи:* Слава силі твоїй, Господи!</w:t>
+      </w:r>
+    </w:p>
+    <w:p>
+      <w:pPr>
+        <w:spacing w:after="120"/>
+        <w:jc w:val="both"/>
+      </w:pPr>
+      <w:r>
+        <w:rPr>
+          <w:rFonts w:ascii="Times New Roman" w:hAnsi="Times New Roman"/>
+          <w:i/>
+          <w:color w:val="FF0000"/>
+          <w:sz w:val="24"/>
+        </w:rPr>
+        <w:t>Приспів:</w:t>
+      </w:r>
+      <w:r>
+        <w:rPr>
+          <w:rFonts w:ascii="Times New Roman" w:hAnsi="Times New Roman"/>
+          <w:i/>
+          <w:sz w:val="24"/>
+        </w:rPr>
+        <w:t xml:space="preserve"> </w:t>
+      </w:r>
+      <w:r>
+        <w:rPr>
+          <w:rFonts w:ascii="Times New Roman" w:hAnsi="Times New Roman"/>
+          <w:sz w:val="24"/>
+          <w:u w:val="single"/>
+        </w:rPr>
+        <w:t>Слава, Господи, святому Воскресінню Твоєму.</w:t>
+      </w:r>
+    </w:p>
+    <w:p>
+      <w:pPr>
+        <w:spacing w:after="120"/>
+        <w:jc w:val="both"/>
+      </w:pPr>
+      <w:r>
+        <w:rPr>
+          <w:rFonts w:ascii="Times New Roman" w:hAnsi="Times New Roman"/>
+          <w:sz w:val="24"/>
+        </w:rPr>
+        <w:t>Зійшов Ти на хрест, зціляючи пристрасті мої стражданням Пречистого Тіла Твого, що в нього добровільно зодягнувся єси. Тому взиваємо до Тебе: «Слава силі Твоїй, Господи».</w:t>
+      </w:r>
+    </w:p>
+    <w:p>
+      <w:pPr>
+        <w:spacing w:after="120"/>
+        <w:jc w:val="both"/>
+      </w:pPr>
+      <w:r>
+        <w:rPr>
+          <w:rFonts w:ascii="Times New Roman" w:hAnsi="Times New Roman"/>
+          <w:i/>
+          <w:color w:val="FF0000"/>
+          <w:sz w:val="24"/>
+        </w:rPr>
+        <w:t>Приспів:</w:t>
+      </w:r>
+      <w:r>
+        <w:rPr>
+          <w:rFonts w:ascii="Times New Roman" w:hAnsi="Times New Roman"/>
+          <w:i/>
+          <w:sz w:val="24"/>
+        </w:rPr>
+        <w:t xml:space="preserve"> </w:t>
+      </w:r>
+      <w:r>
+        <w:rPr>
+          <w:rFonts w:ascii="Times New Roman" w:hAnsi="Times New Roman"/>
+          <w:sz w:val="24"/>
+          <w:u w:val="single"/>
+        </w:rPr>
+        <w:t xml:space="preserve">Слава, Господи, святому Воскресінню </w:t>
+      </w:r>
+      <w:r>
+        <w:rPr>
+          <w:rFonts w:ascii="Times New Roman" w:hAnsi="Times New Roman"/>
+          <w:sz w:val="24"/>
+          <w:u w:val="single"/>
+        </w:rPr>
+        <w:t>Твоєму.</w:t>
+      </w:r>
+    </w:p>
+    <w:p>
+      <w:pPr>
+        <w:spacing w:after="120"/>
+        <w:jc w:val="both"/>
+      </w:pPr>
+      <w:r>
+        <w:rPr>
+          <w:rFonts w:ascii="Times New Roman" w:hAnsi="Times New Roman"/>
+          <w:sz w:val="24"/>
+        </w:rPr>
+        <w:t>До Безгрішного й Животворчого Тіла Твого, Владико, доторкнувшись, смерть достойно знищена була, ми ж взиваємо до Тебе: «Слава силі Твоїй, Господи».</w:t>
+      </w:r>
+    </w:p>
+    <w:p>
+      <w:pPr>
+        <w:spacing w:after="120"/>
+        <w:jc w:val="both"/>
+      </w:pPr>
+      <w:r>
+        <w:rPr>
+          <w:rFonts w:ascii="Times New Roman" w:hAnsi="Times New Roman"/>
+          <w:b/>
+          <w:sz w:val="24"/>
+        </w:rPr>
+        <w:t>Слава і нині</w:t>
+      </w:r>
+      <w:r>
+        <w:rPr>
+          <w:rFonts w:ascii="Times New Roman" w:hAnsi="Times New Roman"/>
+          <w:sz w:val="24"/>
+        </w:rPr>
+        <w:t xml:space="preserve">: </w:t>
+      </w:r>
+      <w:r>
+        <w:rPr>
+          <w:rFonts w:ascii="Times New Roman" w:hAnsi="Times New Roman"/>
+          <w:i/>
+          <w:color w:val="FF0000"/>
+          <w:sz w:val="24"/>
+        </w:rPr>
+        <w:t>Богородичний:</w:t>
+      </w:r>
+      <w:r>
+        <w:rPr>
+          <w:rFonts w:ascii="Times New Roman" w:hAnsi="Times New Roman"/>
+          <w:sz w:val="24"/>
+        </w:rPr>
+        <w:t xml:space="preserve"> Мужа не знавши, породила Ти, Діво, і по Різдві все ж Дівою зосталася; тому невмовкаючими голосами з вірою твердою до Тебе, Владичице, взиваємо: «Радуйся».</w:t>
+      </w:r>
+    </w:p>
+    <w:p>
+      <w:pPr>
+        <w:spacing w:after="120"/>
+        <w:jc w:val="both"/>
+      </w:pPr>
+    </w:p>
+    <w:p>
+      <w:pPr>
+        <w:pStyle w:val="Heading3"/>
+        <w:spacing w:after="120"/>
+        <w:jc w:val="center"/>
+      </w:pPr>
+      <w:r>
+        <w:rPr>
+          <w:rFonts w:ascii="Times New Roman" w:hAnsi="Times New Roman"/>
+          <w:b/>
+          <w:color w:val="FF0000"/>
+        </w:rPr>
+        <w:t xml:space="preserve">Пісня </w:t>
+      </w:r>
+      <w:r>
+        <w:rPr>
+          <w:rFonts w:ascii="Times New Roman" w:hAnsi="Times New Roman"/>
+          <w:b/>
+          <w:color w:val="FF0000"/>
+        </w:rPr>
+        <w:t>5</w:t>
+      </w:r>
+    </w:p>
+    <w:p>
+      <w:pPr>
+        <w:spacing w:after="120"/>
+        <w:jc w:val="both"/>
+      </w:pPr>
+      <w:r>
+        <w:rPr>
+          <w:rFonts w:ascii="Times New Roman" w:hAnsi="Times New Roman"/>
+          <w:i/>
+          <w:color w:val="FF0000"/>
+          <w:sz w:val="24"/>
+        </w:rPr>
+        <w:t>Ірмос (г. 4):</w:t>
+      </w:r>
+      <w:r>
+        <w:rPr>
+          <w:rFonts w:ascii="Times New Roman" w:hAnsi="Times New Roman"/>
+          <w:b/>
+          <w:color w:val="FF0000"/>
+          <w:sz w:val="24"/>
+        </w:rPr>
+        <w:t xml:space="preserve"> </w:t>
+      </w:r>
+      <w:r>
+        <w:rPr>
+          <w:rFonts w:ascii="Times New Roman" w:hAnsi="Times New Roman"/>
+          <w:b/>
+          <w:sz w:val="24"/>
+        </w:rPr>
+        <w:t>Ти, Господи, світло моє, прийшов у світ, світло святе,* визволяючи з темряви незнання тих, що з вірою прославляють тебе.</w:t>
+      </w:r>
+    </w:p>
+    <w:p>
+      <w:pPr>
+        <w:spacing w:after="120"/>
+        <w:jc w:val="both"/>
+      </w:pPr>
+      <w:r>
+        <w:rPr>
+          <w:rFonts w:ascii="Times New Roman" w:hAnsi="Times New Roman"/>
+          <w:i/>
+          <w:color w:val="FF0000"/>
+          <w:sz w:val="24"/>
+        </w:rPr>
+        <w:t>Приспів:</w:t>
+      </w:r>
+      <w:r>
+        <w:rPr>
+          <w:rFonts w:ascii="Times New Roman" w:hAnsi="Times New Roman"/>
+          <w:i/>
+          <w:sz w:val="24"/>
+        </w:rPr>
+        <w:t xml:space="preserve"> </w:t>
+      </w:r>
+      <w:r>
+        <w:rPr>
+          <w:rFonts w:ascii="Times New Roman" w:hAnsi="Times New Roman"/>
+          <w:sz w:val="24"/>
+          <w:u w:val="single"/>
+        </w:rPr>
+        <w:t>Слава, Господи, святому Воскресінню Твоєму.</w:t>
+      </w:r>
+    </w:p>
+    <w:p>
+      <w:pPr>
+        <w:spacing w:after="120"/>
+        <w:jc w:val="both"/>
+      </w:pPr>
+      <w:r>
+        <w:rPr>
+          <w:rFonts w:ascii="Times New Roman" w:hAnsi="Times New Roman"/>
+          <w:sz w:val="24"/>
+        </w:rPr>
+        <w:t>Ти, Господи, милостиво на землю зійшов; Ти підніс природу людську, як був на дереві піднесений.</w:t>
+      </w:r>
+    </w:p>
+    <w:p>
+      <w:pPr>
+        <w:spacing w:after="120"/>
+        <w:jc w:val="both"/>
+      </w:pPr>
+      <w:r>
+        <w:rPr>
+          <w:rFonts w:ascii="Times New Roman" w:hAnsi="Times New Roman"/>
+          <w:i/>
+          <w:color w:val="FF0000"/>
+          <w:sz w:val="24"/>
+        </w:rPr>
+        <w:t>Приспів:</w:t>
+      </w:r>
+      <w:r>
+        <w:rPr>
+          <w:rFonts w:ascii="Times New Roman" w:hAnsi="Times New Roman"/>
+          <w:i/>
+          <w:sz w:val="24"/>
+        </w:rPr>
+        <w:t xml:space="preserve"> </w:t>
+      </w:r>
+      <w:r>
+        <w:rPr>
+          <w:rFonts w:ascii="Times New Roman" w:hAnsi="Times New Roman"/>
+          <w:sz w:val="24"/>
+          <w:u w:val="single"/>
+        </w:rPr>
+        <w:t>Слава, Господи, святому Воскресінню Твоєму.</w:t>
+      </w:r>
+    </w:p>
+    <w:p>
+      <w:pPr>
+        <w:spacing w:after="120"/>
+        <w:jc w:val="both"/>
+      </w:pPr>
+      <w:r>
+        <w:rPr>
+          <w:rFonts w:ascii="Times New Roman" w:hAnsi="Times New Roman"/>
+          <w:sz w:val="24"/>
+        </w:rPr>
+        <w:t>Ти, Христе, осуд за провини зняв із мене; Ти, Милосердний, недуги смертельні знищив Божественним Воскресінням своїм.</w:t>
+      </w:r>
+    </w:p>
+    <w:p>
+      <w:pPr>
+        <w:spacing w:after="120"/>
+        <w:jc w:val="both"/>
+      </w:pPr>
+      <w:r>
+        <w:rPr>
+          <w:rFonts w:ascii="Times New Roman" w:hAnsi="Times New Roman"/>
+          <w:b/>
+          <w:sz w:val="24"/>
+        </w:rPr>
+        <w:t>Слава і нині</w:t>
+      </w:r>
+      <w:r>
+        <w:rPr>
+          <w:rFonts w:ascii="Times New Roman" w:hAnsi="Times New Roman"/>
+          <w:sz w:val="24"/>
+        </w:rPr>
+        <w:t xml:space="preserve">: </w:t>
+      </w:r>
+      <w:r>
+        <w:rPr>
+          <w:rFonts w:ascii="Times New Roman" w:hAnsi="Times New Roman"/>
+          <w:i/>
+          <w:color w:val="FF0000"/>
+          <w:sz w:val="24"/>
+        </w:rPr>
+        <w:t>Богородичний:</w:t>
+      </w:r>
+      <w:r>
+        <w:rPr>
+          <w:rFonts w:ascii="Times New Roman" w:hAnsi="Times New Roman"/>
+          <w:sz w:val="24"/>
+        </w:rPr>
+        <w:t xml:space="preserve"> Богоневісто, як непереможну зброю на ворогів тебе маємо; в Тобі придбали ми підпору і надію спасіння нашого.</w:t>
+      </w:r>
+    </w:p>
+    <w:p>
+      <w:pPr>
+        <w:spacing w:after="120"/>
+        <w:jc w:val="both"/>
+      </w:pPr>
+    </w:p>
+    <w:p>
+      <w:pPr>
+        <w:pStyle w:val="Heading3"/>
+        <w:spacing w:after="120"/>
+        <w:jc w:val="center"/>
+      </w:pPr>
+      <w:r>
+        <w:rPr>
+          <w:rFonts w:ascii="Times New Roman" w:hAnsi="Times New Roman"/>
+          <w:b/>
+          <w:color w:val="FF0000"/>
+        </w:rPr>
+        <w:t xml:space="preserve">Пісня </w:t>
+      </w:r>
+      <w:r>
+        <w:rPr>
+          <w:rFonts w:ascii="Times New Roman" w:hAnsi="Times New Roman"/>
+          <w:b/>
+          <w:color w:val="FF0000"/>
+        </w:rPr>
+        <w:t>6</w:t>
+      </w:r>
+    </w:p>
+    <w:p>
+      <w:pPr>
+        <w:spacing w:after="120"/>
+        <w:jc w:val="both"/>
+      </w:pPr>
+      <w:r>
+        <w:rPr>
+          <w:rFonts w:ascii="Times New Roman" w:hAnsi="Times New Roman"/>
+          <w:i/>
+          <w:color w:val="FF0000"/>
+          <w:sz w:val="24"/>
+        </w:rPr>
+        <w:t>Ірмос (г. 4):</w:t>
+      </w:r>
+      <w:r>
+        <w:rPr>
+          <w:rFonts w:ascii="Times New Roman" w:hAnsi="Times New Roman"/>
+          <w:b/>
+          <w:color w:val="FF0000"/>
+          <w:sz w:val="24"/>
+        </w:rPr>
+        <w:t xml:space="preserve"> </w:t>
+      </w:r>
+      <w:r>
+        <w:rPr>
+          <w:rFonts w:ascii="Times New Roman" w:hAnsi="Times New Roman"/>
+          <w:b/>
+          <w:sz w:val="24"/>
+        </w:rPr>
+        <w:t>Я жертву з хвалою принесу тобі, Господи! – виголошує Церква,* – від ідольської крови очистившись кров'ю, що ради милосердя з боку Твого випливла.</w:t>
+      </w:r>
+    </w:p>
+    <w:p>
+      <w:pPr>
+        <w:spacing w:after="120"/>
+        <w:jc w:val="both"/>
+      </w:pPr>
+      <w:r>
+        <w:rPr>
+          <w:rFonts w:ascii="Times New Roman" w:hAnsi="Times New Roman"/>
+          <w:i/>
+          <w:color w:val="FF0000"/>
+          <w:sz w:val="24"/>
+        </w:rPr>
+        <w:t>Приспів:</w:t>
+      </w:r>
+      <w:r>
+        <w:rPr>
+          <w:rFonts w:ascii="Times New Roman" w:hAnsi="Times New Roman"/>
+          <w:i/>
+          <w:sz w:val="24"/>
+        </w:rPr>
+        <w:t xml:space="preserve"> </w:t>
+      </w:r>
+      <w:r>
+        <w:rPr>
+          <w:rFonts w:ascii="Times New Roman" w:hAnsi="Times New Roman"/>
+          <w:sz w:val="24"/>
+          <w:u w:val="single"/>
+        </w:rPr>
+        <w:t>Слава, Господи, святому Воскресінню Твоєму.</w:t>
+      </w:r>
+    </w:p>
+    <w:p>
+      <w:pPr>
+        <w:spacing w:after="120"/>
+        <w:jc w:val="both"/>
+      </w:pPr>
+      <w:r>
+        <w:rPr>
+          <w:rFonts w:ascii="Times New Roman" w:hAnsi="Times New Roman"/>
+          <w:sz w:val="24"/>
+        </w:rPr>
+        <w:t xml:space="preserve">Опоясавшись могутністю, на хрест Ти зійшов, і в боротьбу з мучителем вступивши, Ти, як Бог, скинув його з висоти, і непереможною силою </w:t>
+      </w:r>
+      <w:r>
+        <w:rPr>
+          <w:rFonts w:ascii="Times New Roman" w:hAnsi="Times New Roman"/>
+          <w:sz w:val="24"/>
+        </w:rPr>
+        <w:t>Адама воскресив єси.</w:t>
+      </w:r>
+    </w:p>
+    <w:p>
+      <w:pPr>
+        <w:spacing w:after="120"/>
+        <w:jc w:val="both"/>
+      </w:pPr>
+      <w:r>
+        <w:rPr>
+          <w:rFonts w:ascii="Times New Roman" w:hAnsi="Times New Roman"/>
+          <w:i/>
+          <w:color w:val="FF0000"/>
+          <w:sz w:val="24"/>
+        </w:rPr>
+        <w:t>Приспів:</w:t>
+      </w:r>
+      <w:r>
+        <w:rPr>
+          <w:rFonts w:ascii="Times New Roman" w:hAnsi="Times New Roman"/>
+          <w:i/>
+          <w:sz w:val="24"/>
+        </w:rPr>
+        <w:t xml:space="preserve"> </w:t>
+      </w:r>
+      <w:r>
+        <w:rPr>
+          <w:rFonts w:ascii="Times New Roman" w:hAnsi="Times New Roman"/>
+          <w:sz w:val="24"/>
+          <w:u w:val="single"/>
+        </w:rPr>
+        <w:t>Слава, Господи, святому Воскресінню Твоєму.</w:t>
+      </w:r>
+    </w:p>
+    <w:p>
+      <w:pPr>
+        <w:spacing w:after="120"/>
+        <w:jc w:val="both"/>
+      </w:pPr>
+      <w:r>
+        <w:rPr>
+          <w:rFonts w:ascii="Times New Roman" w:hAnsi="Times New Roman"/>
+          <w:sz w:val="24"/>
+        </w:rPr>
+        <w:t>Красою осяяний із гробу воскрес Ти, Христе, і Божественною силою своєю всіх ворогів розпорошив і, яко Бог, все радості сповнив єси.</w:t>
+      </w:r>
+    </w:p>
+    <w:p>
+      <w:pPr>
+        <w:spacing w:after="120"/>
+        <w:jc w:val="both"/>
+      </w:pPr>
+      <w:r>
+        <w:rPr>
+          <w:rFonts w:ascii="Times New Roman" w:hAnsi="Times New Roman"/>
+          <w:b/>
+          <w:sz w:val="24"/>
+        </w:rPr>
+        <w:t>Слава і нині</w:t>
+      </w:r>
+      <w:r>
+        <w:rPr>
+          <w:rFonts w:ascii="Times New Roman" w:hAnsi="Times New Roman"/>
+          <w:sz w:val="24"/>
+        </w:rPr>
+        <w:t xml:space="preserve">: </w:t>
+      </w:r>
+      <w:r>
+        <w:rPr>
+          <w:rFonts w:ascii="Times New Roman" w:hAnsi="Times New Roman"/>
+          <w:i/>
+          <w:color w:val="FF0000"/>
+          <w:sz w:val="24"/>
+        </w:rPr>
+        <w:t>Богородичний:</w:t>
+      </w:r>
+      <w:r>
+        <w:rPr>
+          <w:rFonts w:ascii="Times New Roman" w:hAnsi="Times New Roman"/>
+          <w:sz w:val="24"/>
+        </w:rPr>
+        <w:t xml:space="preserve"> О, чудо, з усіх чудес найдивніше. Діва, без мужа зачавши, в утробі своїй того вмістила, хто все обіймає.</w:t>
+      </w:r>
+    </w:p>
+    <w:p>
+      <w:pPr>
+        <w:spacing w:after="120"/>
+        <w:jc w:val="both"/>
+      </w:pPr>
+    </w:p>
+    <w:p>
+      <w:pPr>
+        <w:pStyle w:val="Heading3"/>
+        <w:spacing w:after="120"/>
+        <w:jc w:val="center"/>
+      </w:pPr>
+      <w:r>
+        <w:rPr>
+          <w:rFonts w:ascii="Times New Roman" w:hAnsi="Times New Roman"/>
+          <w:b/>
+          <w:i/>
+          <w:color w:val="FF0000"/>
+        </w:rPr>
+        <w:t>Мала єктенія</w:t>
+      </w:r>
+    </w:p>
+    <w:p>
+      <w:pPr>
+        <w:spacing w:after="120"/>
+      </w:pPr>
+      <w:r>
+        <w:rPr>
+          <w:rFonts w:ascii="Times New Roman" w:hAnsi="Times New Roman"/>
+          <w:color w:val="000000"/>
+          <w:sz w:val="24"/>
+        </w:rPr>
+        <w:t>Ще і ще в мирі Господеві помолімся.</w:t>
+      </w:r>
+    </w:p>
+    <w:p>
+      <w:pPr>
+        <w:spacing w:after="120"/>
+      </w:pPr>
+      <w:r>
+        <w:rPr>
+          <w:rFonts w:ascii="Times New Roman" w:hAnsi="Times New Roman"/>
+          <w:i/>
+          <w:color w:val="FF4400"/>
+          <w:sz w:val="24"/>
+        </w:rPr>
+        <w:t>Вірні:</w:t>
+      </w:r>
+      <w:r>
+        <w:rPr>
+          <w:rFonts w:ascii="Times New Roman" w:hAnsi="Times New Roman"/>
+          <w:color w:val="000000"/>
+          <w:sz w:val="24"/>
+        </w:rPr>
+        <w:t xml:space="preserve"> Го́споди, поми́луй.</w:t>
+      </w:r>
+    </w:p>
+    <w:p>
+      <w:pPr>
+        <w:spacing w:after="120"/>
+      </w:pPr>
+      <w:r>
+        <w:rPr>
+          <w:rFonts w:ascii="Times New Roman" w:hAnsi="Times New Roman"/>
+          <w:sz w:val="24"/>
+        </w:rPr>
+        <w:t>Заступи, спаси, помилуй і охорони нас, Боже, Твоєю благодаттю</w:t>
+      </w:r>
+    </w:p>
+    <w:p>
+      <w:pPr>
+        <w:spacing w:after="120"/>
+      </w:pPr>
+      <w:r>
+        <w:rPr>
+          <w:rFonts w:ascii="Times New Roman" w:hAnsi="Times New Roman"/>
+          <w:i/>
+          <w:color w:val="FF4400"/>
+          <w:sz w:val="24"/>
+        </w:rPr>
+        <w:t>Вірні:</w:t>
+      </w:r>
+      <w:r>
+        <w:rPr>
+          <w:rFonts w:ascii="Times New Roman" w:hAnsi="Times New Roman"/>
+          <w:color w:val="000000"/>
+          <w:sz w:val="24"/>
+        </w:rPr>
+        <w:t xml:space="preserve"> Го́споди, поми́луй.</w:t>
+      </w:r>
+    </w:p>
+    <w:p>
+      <w:pPr>
+        <w:spacing w:after="120"/>
+      </w:pPr>
+      <w:r>
+        <w:rPr>
+          <w:rFonts w:ascii="Times New Roman" w:hAnsi="Times New Roman"/>
+          <w:color w:val="000000"/>
+          <w:sz w:val="24"/>
+        </w:rPr>
+        <w:t>Пресвяту, пречисту, преблагословенну, славну Владичицю нашу Богородицю і приснодіву Марію, з усіма святими пом’янувши, самих себе, і один одного, і все життя наше Христу Богові віддаймо.</w:t>
+      </w:r>
+    </w:p>
+    <w:p>
+      <w:pPr>
+        <w:spacing w:after="120"/>
+      </w:pPr>
+      <w:r>
+        <w:rPr>
+          <w:rFonts w:ascii="Times New Roman" w:hAnsi="Times New Roman"/>
+          <w:i/>
+          <w:color w:val="FF4400"/>
+          <w:sz w:val="24"/>
+        </w:rPr>
+        <w:t>Вірні:</w:t>
+      </w:r>
+      <w:r>
+        <w:rPr>
+          <w:rFonts w:ascii="Times New Roman" w:hAnsi="Times New Roman"/>
+          <w:color w:val="000000"/>
+          <w:sz w:val="24"/>
+        </w:rPr>
+        <w:t xml:space="preserve"> Тобі́, Го́споди.</w:t>
+      </w:r>
+    </w:p>
+    <w:p>
+      <w:pPr>
+        <w:spacing w:after="120"/>
+        <w:jc w:val="both"/>
+      </w:pPr>
+      <w:r>
+        <w:rPr>
+          <w:rFonts w:ascii="Times New Roman" w:hAnsi="Times New Roman"/>
+          <w:sz w:val="24"/>
+          <w:u w:val="single"/>
+        </w:rPr>
+        <w:t>[Дякуємо тобі, Господи, Боже спасіння нашого, бо ти все робиш для добра життя нашого, щоб ми завжди на тебе споглядали, Спасителю й Доброчинцю душ наших. Бо ти дав спокій нам у час минулої ночі й підвів нас, щоб ми поклонялися величному імені твоєму. Тому молимо тебе, Господи: Дай нам ласку й силу, щоб ми стали гідними співати тобі розумно й молитися безупинно та в страсі і тремтінні над нашим спасінням працювали, при заступництві Христа твого. Пом'яни, Господи, і тих, що вночі до тебе кличуть. Вислухай їх і помилуй, і круши під ноги їх невидимих і войовничих ворогів.]</w:t>
+      </w:r>
+    </w:p>
+    <w:p>
+      <w:pPr>
+        <w:spacing w:after="120"/>
+      </w:pPr>
+      <w:r>
+        <w:rPr>
+          <w:rFonts w:ascii="Times New Roman" w:hAnsi="Times New Roman"/>
+          <w:i/>
+          <w:color w:val="FF4400"/>
+          <w:sz w:val="24"/>
+        </w:rPr>
+        <w:t>Священник:</w:t>
+      </w:r>
+      <w:r>
+        <w:rPr>
+          <w:rFonts w:ascii="Times New Roman" w:hAnsi="Times New Roman"/>
+          <w:sz w:val="24"/>
+        </w:rPr>
+        <w:t xml:space="preserve"> Бо Ти цар миру і Спас душ наших – і Тобі славу возсилаємо, Отцю, і Сину, і Святому Духові, нині, і повсякчас, і на віки віків.</w:t>
+      </w:r>
+    </w:p>
+    <w:p>
+      <w:pPr>
+        <w:spacing w:after="120"/>
+        <w:jc w:val="both"/>
+      </w:pPr>
+      <w:r>
+        <w:rPr>
+          <w:rFonts w:ascii="Times New Roman" w:hAnsi="Times New Roman"/>
+          <w:i/>
+          <w:color w:val="FF0000"/>
+          <w:sz w:val="24"/>
+        </w:rPr>
+        <w:t>Вірні:</w:t>
+      </w:r>
+      <w:r>
+        <w:rPr>
+          <w:rFonts w:ascii="Times New Roman" w:hAnsi="Times New Roman"/>
+          <w:color w:val="FF0000"/>
+          <w:sz w:val="24"/>
+        </w:rPr>
+        <w:t xml:space="preserve"> </w:t>
+      </w:r>
+      <w:r>
+        <w:rPr>
+          <w:rFonts w:ascii="Times New Roman" w:hAnsi="Times New Roman"/>
+          <w:sz w:val="24"/>
+        </w:rPr>
+        <w:t>Амінь.</w:t>
+      </w:r>
+    </w:p>
+    <w:p>
+      <w:pPr>
+        <w:spacing w:after="120"/>
+        <w:jc w:val="both"/>
+      </w:pPr>
+    </w:p>
+    <w:p>
+      <w:pPr>
+        <w:spacing w:after="120"/>
+      </w:pPr>
+      <w:r>
+        <w:rPr>
+          <w:rFonts w:ascii="Times New Roman" w:hAnsi="Times New Roman"/>
+          <w:i/>
+          <w:color w:val="FF0000"/>
+          <w:sz w:val="24"/>
+        </w:rPr>
+        <w:t xml:space="preserve">Кондак (г. 4): </w:t>
+      </w:r>
+      <w:r>
+        <w:rPr>
+          <w:rFonts w:ascii="Times New Roman" w:hAnsi="Times New Roman"/>
+          <w:sz w:val="24"/>
+        </w:rPr>
+        <w:t>Спас і Визволи́тель мій* із гро́бу як Бог* воскреси́в від око́в земноро́джених* і врата́ а́дові сокруши́в,* і як Влади́ка* воскре́с тридне́вний</w:t>
+      </w:r>
+      <w:r>
+        <w:rPr>
+          <w:rFonts w:ascii="Times New Roman" w:hAnsi="Times New Roman"/>
+          <w:sz w:val="24"/>
+        </w:rPr>
+        <w:t>.</w:t>
+      </w:r>
+    </w:p>
+    <w:p>
+      <w:pPr>
+        <w:spacing w:after="120"/>
+        <w:jc w:val="both"/>
+      </w:pPr>
+    </w:p>
+    <w:p>
+      <w:pPr>
+        <w:pStyle w:val="Heading3"/>
+        <w:spacing w:after="120"/>
+        <w:jc w:val="center"/>
+      </w:pPr>
+      <w:r>
+        <w:rPr>
+          <w:rFonts w:ascii="Times New Roman" w:hAnsi="Times New Roman"/>
+          <w:b/>
+          <w:color w:val="FF0000"/>
+        </w:rPr>
+        <w:t xml:space="preserve">Пісня </w:t>
+      </w:r>
+      <w:r>
+        <w:rPr>
+          <w:rFonts w:ascii="Times New Roman" w:hAnsi="Times New Roman"/>
+          <w:b/>
+          <w:color w:val="FF0000"/>
+        </w:rPr>
+        <w:t>7</w:t>
+      </w:r>
+    </w:p>
+    <w:p>
+      <w:pPr>
+        <w:spacing w:after="120"/>
+        <w:jc w:val="both"/>
+      </w:pPr>
+      <w:r>
+        <w:rPr>
+          <w:rFonts w:ascii="Times New Roman" w:hAnsi="Times New Roman"/>
+          <w:i/>
+          <w:color w:val="FF0000"/>
+          <w:sz w:val="24"/>
+        </w:rPr>
+        <w:t>Ірмос (г. 4):</w:t>
+      </w:r>
+      <w:r>
+        <w:rPr>
+          <w:rFonts w:ascii="Times New Roman" w:hAnsi="Times New Roman"/>
+          <w:b/>
+          <w:color w:val="FF0000"/>
+          <w:sz w:val="24"/>
+        </w:rPr>
+        <w:t xml:space="preserve"> </w:t>
+      </w:r>
+      <w:r>
+        <w:rPr>
+          <w:rFonts w:ascii="Times New Roman" w:hAnsi="Times New Roman"/>
+          <w:b/>
+          <w:sz w:val="24"/>
+        </w:rPr>
+        <w:t>В печі перській Авраамові юнаки, любов'ю побожности запалені більше, ніж полум'ям, взивали:* Благословенний ти в храмі слави твоєї, Господи!</w:t>
+      </w:r>
+    </w:p>
+    <w:p>
+      <w:pPr>
+        <w:spacing w:after="120"/>
+        <w:jc w:val="both"/>
+      </w:pPr>
+      <w:r>
+        <w:rPr>
+          <w:rFonts w:ascii="Times New Roman" w:hAnsi="Times New Roman"/>
+          <w:i/>
+          <w:color w:val="FF0000"/>
+          <w:sz w:val="24"/>
+        </w:rPr>
+        <w:t>Приспів:</w:t>
+      </w:r>
+      <w:r>
+        <w:rPr>
+          <w:rFonts w:ascii="Times New Roman" w:hAnsi="Times New Roman"/>
+          <w:i/>
+          <w:sz w:val="24"/>
+        </w:rPr>
+        <w:t xml:space="preserve"> </w:t>
+      </w:r>
+      <w:r>
+        <w:rPr>
+          <w:rFonts w:ascii="Times New Roman" w:hAnsi="Times New Roman"/>
+          <w:sz w:val="24"/>
+          <w:u w:val="single"/>
+        </w:rPr>
+        <w:t>Слава, Господи, святому Воскресінню Твоєму.</w:t>
+      </w:r>
+    </w:p>
+    <w:p>
+      <w:pPr>
+        <w:spacing w:after="120"/>
+        <w:jc w:val="both"/>
+      </w:pPr>
+      <w:r>
+        <w:rPr>
+          <w:rFonts w:ascii="Times New Roman" w:hAnsi="Times New Roman"/>
+          <w:sz w:val="24"/>
+        </w:rPr>
+        <w:t>До нетління знов було покликане людство, Божественною кров’ю обмите, і вдячно співає: «Благословен єси в храмі слави Твоєї, Господи».</w:t>
+      </w:r>
+    </w:p>
+    <w:p>
+      <w:pPr>
+        <w:spacing w:after="120"/>
+        <w:jc w:val="both"/>
+      </w:pPr>
+      <w:r>
+        <w:rPr>
+          <w:rFonts w:ascii="Times New Roman" w:hAnsi="Times New Roman"/>
+          <w:i/>
+          <w:color w:val="FF0000"/>
+          <w:sz w:val="24"/>
+        </w:rPr>
+        <w:t>Приспів:</w:t>
+      </w:r>
+      <w:r>
+        <w:rPr>
+          <w:rFonts w:ascii="Times New Roman" w:hAnsi="Times New Roman"/>
+          <w:i/>
+          <w:sz w:val="24"/>
+        </w:rPr>
+        <w:t xml:space="preserve"> </w:t>
+      </w:r>
+      <w:r>
+        <w:rPr>
+          <w:rFonts w:ascii="Times New Roman" w:hAnsi="Times New Roman"/>
+          <w:sz w:val="24"/>
+          <w:u w:val="single"/>
+        </w:rPr>
+        <w:t>Слава, Господи, святому Воскресінню Твоєму.</w:t>
+      </w:r>
+    </w:p>
+    <w:p>
+      <w:pPr>
+        <w:spacing w:after="120"/>
+        <w:jc w:val="both"/>
+      </w:pPr>
+      <w:r>
+        <w:rPr>
+          <w:rFonts w:ascii="Times New Roman" w:hAnsi="Times New Roman"/>
+          <w:sz w:val="24"/>
+        </w:rPr>
+        <w:t>Як живоносець, воістину красніший від раю, і від усякої палати царської світліший, явився, Христе, гріб Твій джерелом нашого воскресіння.</w:t>
+      </w:r>
+    </w:p>
+    <w:p>
+      <w:pPr>
+        <w:spacing w:after="120"/>
+        <w:jc w:val="both"/>
+      </w:pPr>
+      <w:r>
+        <w:rPr>
+          <w:rFonts w:ascii="Times New Roman" w:hAnsi="Times New Roman"/>
+          <w:b/>
+          <w:sz w:val="24"/>
+        </w:rPr>
+        <w:t>Слава і нині</w:t>
+      </w:r>
+      <w:r>
+        <w:rPr>
+          <w:rFonts w:ascii="Times New Roman" w:hAnsi="Times New Roman"/>
+          <w:sz w:val="24"/>
+        </w:rPr>
+        <w:t xml:space="preserve">: </w:t>
+      </w:r>
+      <w:r>
+        <w:rPr>
+          <w:rFonts w:ascii="Times New Roman" w:hAnsi="Times New Roman"/>
+          <w:i/>
+          <w:color w:val="FF0000"/>
+          <w:sz w:val="24"/>
+        </w:rPr>
+        <w:t>Богородичний:</w:t>
+      </w:r>
+      <w:r>
+        <w:rPr>
+          <w:rFonts w:ascii="Times New Roman" w:hAnsi="Times New Roman"/>
+          <w:sz w:val="24"/>
+        </w:rPr>
+        <w:t xml:space="preserve"> Радуйся, Богородице, Освячена Божественна Оселе Всевишнього, через Тебе бо дано радість тим, що взивають: «Благословенна єси між жонами, Всенепорочная Владичице».</w:t>
+      </w:r>
+    </w:p>
+    <w:p>
+      <w:pPr>
+        <w:spacing w:after="120"/>
+        <w:jc w:val="both"/>
+      </w:pPr>
+    </w:p>
+    <w:p>
+      <w:pPr>
+        <w:pStyle w:val="Heading3"/>
+        <w:spacing w:after="120"/>
+        <w:jc w:val="center"/>
+      </w:pPr>
+      <w:r>
+        <w:rPr>
+          <w:rFonts w:ascii="Times New Roman" w:hAnsi="Times New Roman"/>
+          <w:b/>
+          <w:color w:val="FF0000"/>
+        </w:rPr>
+        <w:t xml:space="preserve">Пісня </w:t>
+      </w:r>
+      <w:r>
+        <w:rPr>
+          <w:rFonts w:ascii="Times New Roman" w:hAnsi="Times New Roman"/>
+          <w:b/>
+          <w:color w:val="FF0000"/>
+        </w:rPr>
+        <w:t>8</w:t>
+      </w:r>
+    </w:p>
+    <w:p>
+      <w:pPr>
+        <w:spacing w:after="120"/>
+        <w:jc w:val="both"/>
+      </w:pPr>
+      <w:r>
+        <w:rPr>
+          <w:rFonts w:ascii="Times New Roman" w:hAnsi="Times New Roman"/>
+          <w:i/>
+          <w:color w:val="FF0000"/>
+          <w:sz w:val="24"/>
+        </w:rPr>
+        <w:t>Ірмос (г. 4):</w:t>
+      </w:r>
+      <w:r>
+        <w:rPr>
+          <w:rFonts w:ascii="Times New Roman" w:hAnsi="Times New Roman"/>
+          <w:b/>
+          <w:color w:val="FF0000"/>
+          <w:sz w:val="24"/>
+        </w:rPr>
+        <w:t xml:space="preserve"> </w:t>
+      </w:r>
+      <w:r>
+        <w:rPr>
+          <w:rFonts w:ascii="Times New Roman" w:hAnsi="Times New Roman"/>
+          <w:b/>
+          <w:sz w:val="24"/>
+        </w:rPr>
+        <w:t>Руки розпростер Даниїл і пащі левам у ямі затулив.* Вогненну ж силу загасили чеснотами опоясані юнаки, любителі побожности, взиваючи:* Всі створіння Господні, благословіть Господа!</w:t>
+      </w:r>
+    </w:p>
+    <w:p>
+      <w:pPr>
+        <w:spacing w:after="120"/>
+        <w:jc w:val="both"/>
+      </w:pPr>
+      <w:r>
+        <w:rPr>
+          <w:rFonts w:ascii="Times New Roman" w:hAnsi="Times New Roman"/>
+          <w:i/>
+          <w:color w:val="FF0000"/>
+          <w:sz w:val="24"/>
+        </w:rPr>
+        <w:t>Приспів:</w:t>
+      </w:r>
+      <w:r>
+        <w:rPr>
+          <w:rFonts w:ascii="Times New Roman" w:hAnsi="Times New Roman"/>
+          <w:i/>
+          <w:sz w:val="24"/>
+        </w:rPr>
+        <w:t xml:space="preserve"> </w:t>
+      </w:r>
+      <w:r>
+        <w:rPr>
+          <w:rFonts w:ascii="Times New Roman" w:hAnsi="Times New Roman"/>
+          <w:sz w:val="24"/>
+          <w:u w:val="single"/>
+        </w:rPr>
+        <w:t>Слава, Господи, святому Воскресінню Твоєму.</w:t>
+      </w:r>
+    </w:p>
+    <w:p>
+      <w:pPr>
+        <w:spacing w:after="120"/>
+        <w:jc w:val="both"/>
+      </w:pPr>
+      <w:r>
+        <w:rPr>
+          <w:rFonts w:ascii="Times New Roman" w:hAnsi="Times New Roman"/>
+          <w:sz w:val="24"/>
+        </w:rPr>
+        <w:t>Руки розпростерши на хресті, Ти, Владико, всі народи зібрав і єдину, що славить Тебе, Церкву заснував для тих, що на землі й на небі однодушно співають: «Благословіть, усі творіння Господні, Господа».</w:t>
+      </w:r>
+    </w:p>
+    <w:p>
+      <w:pPr>
+        <w:spacing w:after="120"/>
+        <w:jc w:val="both"/>
+      </w:pPr>
+      <w:r>
+        <w:rPr>
+          <w:rFonts w:ascii="Times New Roman" w:hAnsi="Times New Roman"/>
+          <w:i/>
+          <w:color w:val="FF0000"/>
+          <w:sz w:val="24"/>
+        </w:rPr>
+        <w:t>Приспів:</w:t>
+      </w:r>
+      <w:r>
+        <w:rPr>
+          <w:rFonts w:ascii="Times New Roman" w:hAnsi="Times New Roman"/>
+          <w:i/>
+          <w:sz w:val="24"/>
+        </w:rPr>
+        <w:t xml:space="preserve"> </w:t>
+      </w:r>
+      <w:r>
+        <w:rPr>
+          <w:rFonts w:ascii="Times New Roman" w:hAnsi="Times New Roman"/>
+          <w:sz w:val="24"/>
+          <w:u w:val="single"/>
+        </w:rPr>
+        <w:t>Слава, Господи, святому Воскресінню Твоєму.</w:t>
+      </w:r>
+    </w:p>
+    <w:p>
+      <w:pPr>
+        <w:spacing w:after="120"/>
+        <w:jc w:val="both"/>
+      </w:pPr>
+      <w:r>
+        <w:rPr>
+          <w:rFonts w:ascii="Times New Roman" w:hAnsi="Times New Roman"/>
+          <w:sz w:val="24"/>
+        </w:rPr>
+        <w:t>У білу шату зодягнений, осяяний неприступним світлом воскресіння, ангел з’явився жонам, взиваючи: «Чому живого шукаєте у гробі, як мертвого? Воістину встав Христос, до Нього кличемо: Всі творіння оспівуйте Господа, і прославляйте по всі віки».</w:t>
+      </w:r>
+    </w:p>
+    <w:p>
+      <w:pPr>
+        <w:spacing w:after="120"/>
+        <w:jc w:val="both"/>
+      </w:pPr>
+      <w:r>
+        <w:rPr>
+          <w:rFonts w:ascii="Times New Roman" w:hAnsi="Times New Roman"/>
+          <w:b/>
+          <w:sz w:val="24"/>
+        </w:rPr>
+        <w:t>Благословім Отця, і Сина, і Святого Духа – Господа завжди, нині і повсякчас  і на віки віків.</w:t>
+      </w:r>
+    </w:p>
+    <w:p>
+      <w:pPr>
+        <w:spacing w:after="120"/>
+        <w:jc w:val="both"/>
+      </w:pPr>
+      <w:r>
+        <w:rPr>
+          <w:rFonts w:ascii="Times New Roman" w:hAnsi="Times New Roman"/>
+          <w:i/>
+          <w:color w:val="FF0000"/>
+          <w:sz w:val="24"/>
+        </w:rPr>
+        <w:t>Богородичний:</w:t>
+      </w:r>
+      <w:r>
+        <w:rPr>
+          <w:rFonts w:ascii="Times New Roman" w:hAnsi="Times New Roman"/>
+          <w:sz w:val="24"/>
+        </w:rPr>
+        <w:t xml:space="preserve"> В усіх поколіннях Ти єдина, Пречиста Діво, Матір’ю Божою явилася; Ти, Всенепорочна, оселею Божества була, вогнищем неприступного світла неопалена. </w:t>
+      </w:r>
+      <w:r>
+        <w:rPr>
+          <w:rFonts w:ascii="Times New Roman" w:hAnsi="Times New Roman"/>
+          <w:sz w:val="24"/>
+        </w:rPr>
+        <w:t>Тому всі прославляємо Тебе, Маріє Богоневісто.</w:t>
+      </w:r>
+    </w:p>
+    <w:p>
+      <w:pPr>
+        <w:spacing w:after="120"/>
+        <w:jc w:val="both"/>
+      </w:pPr>
+    </w:p>
+    <w:p>
+      <w:pPr>
+        <w:pStyle w:val="Heading3"/>
+        <w:spacing w:after="120"/>
+        <w:jc w:val="center"/>
+      </w:pPr>
+      <w:r>
+        <w:rPr>
+          <w:rFonts w:ascii="Times New Roman" w:hAnsi="Times New Roman"/>
+          <w:b/>
+          <w:i/>
+          <w:color w:val="FF0000"/>
+        </w:rPr>
+        <w:t>Пісня Богородиці</w:t>
+      </w:r>
+    </w:p>
+    <w:p>
+      <w:pPr>
+        <w:spacing w:after="120"/>
+        <w:jc w:val="both"/>
+      </w:pPr>
+      <w:r>
+        <w:rPr>
+          <w:rFonts w:ascii="Times New Roman" w:hAnsi="Times New Roman"/>
+          <w:sz w:val="24"/>
+        </w:rPr>
+        <w:t>Богородицю і Матір Світла піснями звеличаймо.</w:t>
+      </w:r>
+    </w:p>
+    <w:p>
+      <w:pPr>
+        <w:spacing w:after="120"/>
+        <w:jc w:val="both"/>
+      </w:pPr>
+      <w:r>
+        <w:rPr>
+          <w:rFonts w:ascii="Times New Roman" w:hAnsi="Times New Roman"/>
+          <w:i/>
+          <w:color w:val="FF0000"/>
+          <w:sz w:val="24"/>
+        </w:rPr>
+        <w:t>Вірні:</w:t>
+      </w:r>
+      <w:r>
+        <w:rPr>
+          <w:rFonts w:ascii="Times New Roman" w:hAnsi="Times New Roman"/>
+          <w:sz w:val="24"/>
+        </w:rPr>
+        <w:t xml:space="preserve"> Величає душа моя Господа,* і дух мій радіє в Бозі, Спасі моїм.</w:t>
+      </w:r>
+    </w:p>
+    <w:p>
+      <w:pPr>
+        <w:spacing w:after="120"/>
+        <w:jc w:val="both"/>
+      </w:pPr>
+      <w:r>
+        <w:rPr>
+          <w:rFonts w:ascii="Times New Roman" w:hAnsi="Times New Roman"/>
+          <w:sz w:val="24"/>
+        </w:rPr>
+        <w:t xml:space="preserve">Чеснішу від херувимів,* і незрівнянно славнішу від серафимів,* що без зотління Бога Слово породила,* сущу Богородицю, тебе величаємо. </w:t>
+      </w:r>
+      <w:r>
+        <w:rPr>
+          <w:rFonts w:ascii="Times New Roman" w:hAnsi="Times New Roman"/>
+          <w:i/>
+          <w:color w:val="FF0000"/>
+          <w:sz w:val="24"/>
+        </w:rPr>
+        <w:t>(після кожного стиха)</w:t>
+      </w:r>
+      <w:r>
+        <w:rPr>
+          <w:rFonts w:ascii="Times New Roman" w:hAnsi="Times New Roman"/>
+          <w:sz w:val="24"/>
+        </w:rPr>
+        <w:t>.</w:t>
+      </w:r>
+    </w:p>
+    <w:p>
+      <w:pPr>
+        <w:spacing w:after="120"/>
+        <w:jc w:val="both"/>
+      </w:pPr>
+      <w:r>
+        <w:rPr>
+          <w:rFonts w:ascii="Times New Roman" w:hAnsi="Times New Roman"/>
+          <w:sz w:val="24"/>
+        </w:rPr>
+        <w:t>Бо він зглянувся на покору слугині своєї,* ось бо віднині ублажатимуть мене всі роди.</w:t>
+      </w:r>
+    </w:p>
+    <w:p>
+      <w:pPr>
+        <w:spacing w:after="120"/>
+        <w:jc w:val="both"/>
+      </w:pPr>
+      <w:r>
+        <w:rPr>
+          <w:rFonts w:ascii="Times New Roman" w:hAnsi="Times New Roman"/>
+          <w:sz w:val="24"/>
+        </w:rPr>
+        <w:t>Велике бо вчинив мені Всемогутній, і святе ім'я його.* Милосердя його з роду в рід на тих, які бояться його.</w:t>
+      </w:r>
+    </w:p>
+    <w:p>
+      <w:pPr>
+        <w:spacing w:after="120"/>
+        <w:jc w:val="both"/>
+      </w:pPr>
+      <w:r>
+        <w:rPr>
+          <w:rFonts w:ascii="Times New Roman" w:hAnsi="Times New Roman"/>
+          <w:sz w:val="24"/>
+        </w:rPr>
+        <w:t>Він виявив потугу рамени свого,* розвіяв гордих у задумах їхніх сердець.</w:t>
+      </w:r>
+    </w:p>
+    <w:p>
+      <w:pPr>
+        <w:spacing w:after="120"/>
+        <w:jc w:val="both"/>
+      </w:pPr>
+      <w:r>
+        <w:rPr>
+          <w:rFonts w:ascii="Times New Roman" w:hAnsi="Times New Roman"/>
+          <w:sz w:val="24"/>
+        </w:rPr>
+        <w:t>Могутніх скинув з престолів, підняв угору смиренних;* наситив благами голодних, багатих же відіслав з порожніми руками.</w:t>
+      </w:r>
+    </w:p>
+    <w:p>
+      <w:pPr>
+        <w:spacing w:after="120"/>
+        <w:jc w:val="both"/>
+      </w:pPr>
+      <w:r>
+        <w:rPr>
+          <w:rFonts w:ascii="Times New Roman" w:hAnsi="Times New Roman"/>
+          <w:sz w:val="24"/>
+        </w:rPr>
+        <w:t>Він пригорнув Ізраїля, слугу свого, згадавши своє милосердя,* як обіцяв був батькам нашим – Авраамові і його потомству повіки.</w:t>
+      </w:r>
+    </w:p>
+    <w:p>
+      <w:pPr>
+        <w:spacing w:after="120"/>
+      </w:pPr>
+    </w:p>
+    <w:p>
+      <w:pPr>
+        <w:pStyle w:val="Heading3"/>
+        <w:spacing w:after="120"/>
+        <w:jc w:val="center"/>
+      </w:pPr>
+      <w:r>
+        <w:rPr>
+          <w:rFonts w:ascii="Times New Roman" w:hAnsi="Times New Roman"/>
+          <w:b/>
+          <w:color w:val="FF0000"/>
+        </w:rPr>
         <w:t>Пісня 9</w:t>
       </w:r>
     </w:p>
@@ -13448,11 +13879,12 @@
           <w:color w:val="FF0000"/>
           <w:sz w:val="24"/>
         </w:rPr>
-        <w:t>Ірмос:</w:t>
-      </w:r>
-      <w:r>
-        <w:rPr>
-          <w:rFonts w:ascii="Times New Roman" w:hAnsi="Times New Roman"/>
+        <w:t>Ірмос (г. 4):</w:t>
+      </w:r>
+      <w:r>
+        <w:rPr>
+          <w:rFonts w:ascii="Times New Roman" w:hAnsi="Times New Roman"/>
+          <w:b/>
           <w:color w:val="FF0000"/>
           <w:sz w:val="24"/>
         </w:rPr>
@@ -13495,6 +13927,58 @@
           <w:sz w:val="24"/>
           <w:u w:val="single"/>
         </w:rPr>
+        <w:t xml:space="preserve">Слава, Господи, святому Воскресінню </w:t>
+      </w:r>
+      <w:r>
+        <w:rPr>
+          <w:rFonts w:ascii="Times New Roman" w:hAnsi="Times New Roman"/>
+          <w:sz w:val="24"/>
+          <w:u w:val="single"/>
+        </w:rPr>
+        <w:t>Твоєму.</w:t>
+      </w:r>
+    </w:p>
+    <w:p>
+      <w:pPr>
+        <w:spacing w:after="120"/>
+        <w:jc w:val="both"/>
+      </w:pPr>
+      <w:r>
+        <w:rPr>
+          <w:rFonts w:ascii="Times New Roman" w:hAnsi="Times New Roman"/>
+          <w:sz w:val="24"/>
+        </w:rPr>
+        <w:t>Цілого ти прийняв мене, Боже мій, тож суцільно я в єднанні з тобою незлитно;* в усю повноту ти дав мені спасіння твоєю страстю, яку ти витерпів на хресті в тілі,* задля великої сердечної доброти.</w:t>
+      </w:r>
+    </w:p>
+    <w:p>
+      <w:pPr>
+        <w:spacing w:after="120"/>
+        <w:jc w:val="both"/>
+      </w:pPr>
+      <w:r>
+        <w:rPr>
+          <w:rFonts w:ascii="Times New Roman" w:hAnsi="Times New Roman"/>
+          <w:i/>
+          <w:color w:val="FF0000"/>
+          <w:sz w:val="24"/>
+        </w:rPr>
+        <w:t>Приспів:</w:t>
+      </w:r>
+      <w:r>
+        <w:rPr>
+          <w:rFonts w:ascii="Times New Roman" w:hAnsi="Times New Roman"/>
+          <w:i/>
+          <w:sz w:val="24"/>
+        </w:rPr>
+        <w:t xml:space="preserve"> </w:t>
+      </w:r>
+      <w:r>
+        <w:rPr>
+          <w:rFonts w:ascii="Times New Roman" w:hAnsi="Times New Roman"/>
+          <w:sz w:val="24"/>
+          <w:u w:val="single"/>
+        </w:rPr>
         <w:t>Слава, Господи, святому Воскресінню Твоєму.</w:t>
       </w:r>
     </w:p>
@@ -13508,220 +13992,168 @@
           <w:rFonts w:ascii="Times New Roman" w:hAnsi="Times New Roman"/>
           <w:sz w:val="24"/>
         </w:rPr>
-        <w:t>Цілого ти прийняв мене, Боже мій, тож суцільно я в єднанні з тобою незлитно;* в усю повноту ти дав мені спасіння твоєю страстю, яку ти витерпів на хресті в тілі,* задля великої сердечної доброти.</w:t>
-      </w:r>
-    </w:p>
-    <w:p>
-      <w:pPr>
-        <w:spacing w:after="120"/>
-        <w:jc w:val="both"/>
-      </w:pPr>
-      <w:r>
-        <w:rPr>
-          <w:rFonts w:ascii="Times New Roman" w:hAnsi="Times New Roman"/>
+        <w:t>Ти, Христе, спас із смертного тління праотців.* Бувши покладеним мертвим у гробі,* ти дав життю розквіт, мертвих воскресив, людську природу вивів на світло* і в божественне приодяг нетління.* Тому й завжди величаємо тебе, як джерело світла.</w:t>
+      </w:r>
+    </w:p>
+    <w:p>
+      <w:pPr>
+        <w:spacing w:after="120"/>
+        <w:jc w:val="both"/>
+      </w:pPr>
+      <w:r>
+        <w:rPr>
+          <w:rFonts w:ascii="Times New Roman" w:hAnsi="Times New Roman"/>
+          <w:b/>
+          <w:sz w:val="24"/>
+        </w:rPr>
+        <w:t>Слава і нині</w:t>
+      </w:r>
+      <w:r>
+        <w:rPr>
+          <w:rFonts w:ascii="Times New Roman" w:hAnsi="Times New Roman"/>
+          <w:sz w:val="24"/>
+        </w:rPr>
+        <w:t>: Усі ми вірні поклоняємось Одності божественної Істоти,* але Тройці Осіб рівносильній, рівночасній, у незлитих Особах;* її нині, почитаючи, величаємо.</w:t>
+      </w:r>
+    </w:p>
+    <w:p>
+      <w:pPr>
+        <w:spacing w:after="120"/>
+        <w:jc w:val="both"/>
+      </w:pPr>
+    </w:p>
+    <w:p>
+      <w:pPr>
+        <w:pStyle w:val="Heading3"/>
+        <w:spacing w:after="120"/>
+        <w:jc w:val="center"/>
+      </w:pPr>
+      <w:r>
+        <w:rPr>
+          <w:rFonts w:ascii="Times New Roman" w:hAnsi="Times New Roman"/>
+          <w:b/>
           <w:i/>
           <w:color w:val="FF0000"/>
-          <w:sz w:val="24"/>
-        </w:rPr>
-        <w:t>Приспів:</w:t>
-      </w:r>
-      <w:r>
-        <w:rPr>
-          <w:rFonts w:ascii="Times New Roman" w:hAnsi="Times New Roman"/>
-          <w:i/>
-          <w:sz w:val="24"/>
-        </w:rPr>
-        <w:t xml:space="preserve"> </w:t>
-      </w:r>
+        </w:rPr>
+        <w:t>Мала єктенія</w:t>
+      </w:r>
+    </w:p>
+    <w:p>
+      <w:pPr>
+        <w:spacing w:after="120"/>
+      </w:pPr>
+      <w:r>
+        <w:rPr>
+          <w:rFonts w:ascii="Times New Roman" w:hAnsi="Times New Roman"/>
+          <w:color w:val="000000"/>
+          <w:sz w:val="24"/>
+        </w:rPr>
+        <w:t>Ще і ще в мирі Господеві помолімся.</w:t>
+      </w:r>
+    </w:p>
+    <w:p>
+      <w:pPr>
+        <w:spacing w:after="120"/>
+      </w:pPr>
+      <w:r>
+        <w:rPr>
+          <w:rFonts w:ascii="Times New Roman" w:hAnsi="Times New Roman"/>
+          <w:i/>
+          <w:color w:val="FF4400"/>
+          <w:sz w:val="24"/>
+        </w:rPr>
+        <w:t>Вірні:</w:t>
+      </w:r>
+      <w:r>
+        <w:rPr>
+          <w:rFonts w:ascii="Times New Roman" w:hAnsi="Times New Roman"/>
+          <w:color w:val="000000"/>
+          <w:sz w:val="24"/>
+        </w:rPr>
+        <w:t xml:space="preserve"> Го́споди, поми́луй.</w:t>
+      </w:r>
+    </w:p>
+    <w:p>
+      <w:pPr>
+        <w:spacing w:after="120"/>
+      </w:pPr>
+      <w:r>
+        <w:rPr>
+          <w:rFonts w:ascii="Times New Roman" w:hAnsi="Times New Roman"/>
+          <w:sz w:val="24"/>
+        </w:rPr>
+        <w:t>Заступи, спаси, помилуй і охорони нас, Боже, Твоєю благодаттю</w:t>
+      </w:r>
+    </w:p>
+    <w:p>
+      <w:pPr>
+        <w:spacing w:after="120"/>
+      </w:pPr>
+      <w:r>
+        <w:rPr>
+          <w:rFonts w:ascii="Times New Roman" w:hAnsi="Times New Roman"/>
+          <w:i/>
+          <w:color w:val="FF4400"/>
+          <w:sz w:val="24"/>
+        </w:rPr>
+        <w:t>Вірні:</w:t>
+      </w:r>
+      <w:r>
+        <w:rPr>
+          <w:rFonts w:ascii="Times New Roman" w:hAnsi="Times New Roman"/>
+          <w:color w:val="000000"/>
+          <w:sz w:val="24"/>
+        </w:rPr>
+        <w:t xml:space="preserve"> Го́споди, поми́луй.</w:t>
+      </w:r>
+    </w:p>
+    <w:p>
+      <w:pPr>
+        <w:spacing w:after="120"/>
+      </w:pPr>
+      <w:r>
+        <w:rPr>
+          <w:rFonts w:ascii="Times New Roman" w:hAnsi="Times New Roman"/>
+          <w:color w:val="000000"/>
+          <w:sz w:val="24"/>
+        </w:rPr>
+        <w:t>Пресвяту, пречисту, преблагословенну, славну Владичицю нашу Богородицю і приснодіву Марію, з усіма святими пом’янувши, самих себе, і один одного, і все життя наше Христу Богові віддаймо.</w:t>
+      </w:r>
+    </w:p>
+    <w:p>
+      <w:pPr>
+        <w:spacing w:after="120"/>
+      </w:pPr>
+      <w:r>
+        <w:rPr>
+          <w:rFonts w:ascii="Times New Roman" w:hAnsi="Times New Roman"/>
+          <w:i/>
+          <w:color w:val="FF4400"/>
+          <w:sz w:val="24"/>
+        </w:rPr>
+        <w:t>Вірні:</w:t>
+      </w:r>
+      <w:r>
+        <w:rPr>
+          <w:rFonts w:ascii="Times New Roman" w:hAnsi="Times New Roman"/>
+          <w:color w:val="000000"/>
+          <w:sz w:val="24"/>
+        </w:rPr>
+        <w:t xml:space="preserve"> Тобі́, Го́споди.</w:t>
+      </w:r>
+    </w:p>
+    <w:p>
+      <w:pPr>
+        <w:spacing w:after="120"/>
+        <w:jc w:val="both"/>
+      </w:pPr>
       <w:r>
         <w:rPr>
           <w:rFonts w:ascii="Times New Roman" w:hAnsi="Times New Roman"/>
           <w:sz w:val="24"/>
           <w:u w:val="single"/>
         </w:rPr>
-        <w:t>Слава, Господи, святому Воскресінню Твоєму.</w:t>
-      </w:r>
-    </w:p>
-    <w:p>
-      <w:pPr>
-        <w:spacing w:after="120"/>
-        <w:jc w:val="both"/>
-      </w:pPr>
-      <w:r>
-        <w:rPr>
-          <w:rFonts w:ascii="Times New Roman" w:hAnsi="Times New Roman"/>
-          <w:sz w:val="24"/>
-        </w:rPr>
-        <w:t>Ти, Христе, спас із смертного тління праотців.* Бувши покладеним мертвим у гробі,* ти дав життю розквіт, мертвих воскресив, людську природу вивів на світло* і в божественне приодяг нетління.* Тому й завжди величаємо тебе, як джерело світла.</w:t>
-      </w:r>
-    </w:p>
-    <w:p>
-      <w:pPr>
-        <w:spacing w:after="120"/>
-        <w:jc w:val="both"/>
-      </w:pPr>
-      <w:r>
-        <w:rPr>
-          <w:rFonts w:ascii="Times New Roman" w:hAnsi="Times New Roman"/>
-          <w:b/>
-          <w:sz w:val="24"/>
-        </w:rPr>
-        <w:t>Слава і нині</w:t>
-      </w:r>
-      <w:r>
-        <w:rPr>
-          <w:rFonts w:ascii="Times New Roman" w:hAnsi="Times New Roman"/>
-          <w:sz w:val="24"/>
-        </w:rPr>
-        <w:t>: Усі ми вірні поклоняємось Одності божественної Істоти,* але Тройці Осіб рівносильній, рівночасній, у незлитих Особах;* її нині, почитаючи, величаємо.</w:t>
-      </w:r>
-    </w:p>
-    <w:p>
-      <w:pPr>
-        <w:spacing w:after="120"/>
-        <w:jc w:val="both"/>
-      </w:pPr>
-    </w:p>
-    <w:p>
-      <w:pPr>
-        <w:pStyle w:val="Heading3"/>
-        <w:spacing w:after="120"/>
-        <w:jc w:val="center"/>
-      </w:pPr>
-      <w:r>
-        <w:rPr>
-          <w:rFonts w:ascii="Times New Roman" w:hAnsi="Times New Roman"/>
-          <w:b/>
-          <w:i/>
-          <w:color w:val="FF0000"/>
-        </w:rPr>
-        <w:t>Мала єктенія</w:t>
-      </w:r>
-    </w:p>
-    <w:p>
-      <w:pPr>
-        <w:spacing w:after="120"/>
-      </w:pPr>
-      <w:r>
-        <w:rPr>
-          <w:rFonts w:ascii="Times New Roman" w:hAnsi="Times New Roman"/>
-          <w:color w:val="000000"/>
-          <w:sz w:val="24"/>
-        </w:rPr>
-        <w:t>Ще і ще в мирі Господеві помолімся.</w:t>
-      </w:r>
-    </w:p>
-    <w:p>
-      <w:pPr>
-        <w:spacing w:after="120"/>
-      </w:pPr>
-      <w:r>
-        <w:rPr>
-          <w:rFonts w:ascii="Times New Roman" w:hAnsi="Times New Roman"/>
-          <w:i/>
-          <w:color w:val="FF4400"/>
-          <w:sz w:val="24"/>
-        </w:rPr>
-        <w:t>Вірні:</w:t>
-      </w:r>
-      <w:r>
-        <w:rPr>
-          <w:rFonts w:ascii="Times New Roman" w:hAnsi="Times New Roman"/>
-          <w:color w:val="000000"/>
-          <w:sz w:val="24"/>
-        </w:rPr>
-        <w:t xml:space="preserve"> Го́споди, поми́луй.</w:t>
-      </w:r>
-    </w:p>
-    <w:p>
-      <w:pPr>
-        <w:spacing w:after="120"/>
-      </w:pPr>
-      <w:r>
-        <w:rPr>
-          <w:rFonts w:ascii="Times New Roman" w:hAnsi="Times New Roman"/>
-          <w:sz w:val="24"/>
-        </w:rPr>
-        <w:t>Заступи, спаси, помилуй і охорони нас, Боже, Твоєю благодаттю</w:t>
-      </w:r>
-    </w:p>
-    <w:p>
-      <w:pPr>
-        <w:spacing w:after="120"/>
-      </w:pPr>
-      <w:r>
-        <w:rPr>
-          <w:rFonts w:ascii="Times New Roman" w:hAnsi="Times New Roman"/>
-          <w:i/>
-          <w:color w:val="FF4400"/>
-          <w:sz w:val="24"/>
-        </w:rPr>
-        <w:t>Вірні:</w:t>
-      </w:r>
-      <w:r>
-        <w:rPr>
-          <w:rFonts w:ascii="Times New Roman" w:hAnsi="Times New Roman"/>
-          <w:color w:val="000000"/>
-          <w:sz w:val="24"/>
-        </w:rPr>
-        <w:t xml:space="preserve"> Го́споди, поми́луй.</w:t>
-      </w:r>
-    </w:p>
-    <w:p>
-      <w:pPr>
-        <w:spacing w:after="120"/>
-      </w:pPr>
-      <w:r>
-        <w:rPr>
-          <w:rFonts w:ascii="Times New Roman" w:hAnsi="Times New Roman"/>
-          <w:color w:val="000000"/>
-          <w:sz w:val="24"/>
-        </w:rPr>
-        <w:t>Пресвяту, пречисту, преблагословенну, славну Владичицю нашу Богородицю і приснодіву Марію, з усіма святими пом’янувши, самих себе, і один одного, і все життя наше Христу Богові віддаймо.</w:t>
-      </w:r>
-    </w:p>
-    <w:p>
-      <w:pPr>
-        <w:spacing w:after="120"/>
-      </w:pPr>
-      <w:r>
-        <w:rPr>
-          <w:rFonts w:ascii="Times New Roman" w:hAnsi="Times New Roman"/>
-          <w:i/>
-          <w:color w:val="FF4400"/>
-          <w:sz w:val="24"/>
-        </w:rPr>
-        <w:t>Вірні:</w:t>
-      </w:r>
-      <w:r>
-        <w:rPr>
-          <w:rFonts w:ascii="Times New Roman" w:hAnsi="Times New Roman"/>
-          <w:color w:val="000000"/>
-          <w:sz w:val="24"/>
-        </w:rPr>
-        <w:t xml:space="preserve"> Тобі́, Го́споди.</w:t>
-      </w:r>
-    </w:p>
-    <w:p>
-      <w:pPr>
-        <w:spacing w:after="120"/>
-        <w:jc w:val="both"/>
-      </w:pPr>
-      <w:r>
-        <w:rPr>
-          <w:rFonts w:ascii="Times New Roman" w:hAnsi="Times New Roman"/>
-          <w:sz w:val="24"/>
-          <w:u w:val="single"/>
-        </w:rPr>
-        <w:t xml:space="preserve">[Боже, Боже наш! Ти сотворив розумні й духовні сили своєю волею. Тебе просимо й тобі молимося: Прийми наші посильні величання з усіма твоїми творіннями і збагати щедрими </w:t>
-      </w:r>
-      <w:r>
-        <w:rPr>
-          <w:rFonts w:ascii="Times New Roman" w:hAnsi="Times New Roman"/>
-          <w:sz w:val="24"/>
-          <w:u w:val="single"/>
-        </w:rPr>
-        <w:t>даруваннями твоєї ласки. Бо перед тобою згинається всяке коліно: на небі, на землі й під землею, і все, що живе, і все створіння оспівує неосяжну твою славу, бо ти Бог правдивий і вельми милостивий.]</w:t>
+        <w:t>[Боже, Боже наш! Ти сотворив розумні й духовні сили своєю волею. Тебе просимо й тобі молимося: Прийми наші посильні величання з усіма твоїми творіннями і збагати щедрими даруваннями твоєї ласки. Бо перед тобою згинається всяке коліно: на небі, на землі й під землею, і все, що живе, і все створіння оспівує неосяжну твою славу, бо ти Бог правдивий і вельми милостивий.]</w:t>
       </w:r>
     </w:p>
     <w:p>
@@ -14652,14 +15084,7 @@
           <w:rFonts w:ascii="Times New Roman" w:hAnsi="Times New Roman"/>
           <w:sz w:val="24"/>
         </w:rPr>
-        <w:t xml:space="preserve">Скажіть невірні: Де є Ісус, що його ви задумали стерегти?* Де той, що його ви поклали в гробі, опечатавши камінь?* Дайте мертвого ви, що відреклись життя!* Дайте похованого або увіруйте воскреслому!* Та коли й ви замовчите Господнє воскресіння,* то камінь </w:t>
-      </w:r>
-      <w:r>
-        <w:rPr>
-          <w:rFonts w:ascii="Times New Roman" w:hAnsi="Times New Roman"/>
-          <w:sz w:val="24"/>
-        </w:rPr>
-        <w:t>промовить, найперше ж отой відвалений із гробу!* Велике твоє милосердя, велике таїнство твого провидіння,* Спасе наш, – слава тобі!</w:t>
+        <w:t>Скажіть невірні: Де є Ісус, що його ви задумали стерегти?* Де той, що його ви поклали в гробі, опечатавши камінь?* Дайте мертвого ви, що відреклись життя!* Дайте похованого або увіруйте воскреслому!* Та коли й ви замовчите Господнє воскресіння,* то камінь промовить, найперше ж отой відвалений із гробу!* Велике твоє милосердя, велике таїнство твого провидіння,* Спасе наш, – слава тобі!</w:t>
       </w:r>
     </w:p>
     <w:p>

--- a/flow/20230914_vu_template/01-Октоїх-new/Глас_4/4-НД-.docx
+++ b/flow/20230914_vu_template/01-Октоїх-new/Глас_4/4-НД-.docx
@@ -6106,11 +6106,6 @@
     </w:p>
     <w:p>
       <w:pPr>
-        <w:spacing w:after="120"/>
-      </w:pPr>
-    </w:p>
-    <w:p>
-      <w:pPr>
         <w:pStyle w:val="Heading3"/>
         <w:spacing w:after="120"/>
         <w:jc w:val="center"/>
@@ -6128,7 +6123,6 @@
     <w:p>
       <w:pPr>
         <w:spacing w:after="120"/>
-        <w:jc w:val="both"/>
       </w:pPr>
       <w:r>
         <w:rPr>
@@ -6137,26 +6131,43 @@
           <w:color w:val="FF0000"/>
           <w:sz w:val="24"/>
         </w:rPr>
-        <w:t xml:space="preserve">(г. 6): </w:t>
-      </w:r>
-      <w:r>
-        <w:rPr>
-          <w:rFonts w:ascii="Times New Roman" w:hAnsi="Times New Roman"/>
-          <w:sz w:val="24"/>
-        </w:rPr>
-        <w:t>Воскресіння твоє, Христе Спасе,* ангели оспівують на небесах,* і нас на землі сподоби чистим серцем* тебе співом прославляти.</w:t>
-      </w:r>
-    </w:p>
-    <w:p>
-      <w:pPr>
-        <w:spacing w:after="120"/>
-        <w:jc w:val="both"/>
-      </w:pPr>
-    </w:p>
-    <w:p>
-      <w:pPr>
-        <w:spacing w:after="120"/>
-        <w:jc w:val="both"/>
+        <w:t>(г. 6):</w:t>
+      </w:r>
+      <w:r>
+        <w:rPr>
+          <w:rFonts w:ascii="Times New Roman" w:hAnsi="Times New Roman"/>
+          <w:sz w:val="24"/>
+        </w:rPr>
+        <w:t xml:space="preserve"> </w:t>
+      </w:r>
+      <w:r>
+        <w:rPr>
+          <w:rFonts w:ascii="Times New Roman" w:hAnsi="Times New Roman"/>
+          <w:sz w:val="24"/>
+        </w:rPr>
+        <w:t>Воскресі́ння Твоє́, Хри́сте Спа́се,* а́нгели оспі́вують на небеса́х,* і нас на землі́ сподо́би чи́стим се́рцем* Тебе́ спі́вом прославля́ти.</w:t>
+      </w:r>
+    </w:p>
+    <w:p>
+      <w:pPr>
+        <w:spacing w:after="120"/>
+        <w:jc w:val="both"/>
+      </w:pPr>
+    </w:p>
+    <w:p>
+      <w:pPr>
+        <w:spacing w:after="120"/>
+        <w:jc w:val="both"/>
+      </w:pPr>
+      <w:r>
+        <w:rPr>
+          <w:rFonts w:ascii="Times New Roman" w:hAnsi="Times New Roman"/>
+        </w:rPr>
+      </w:r>
+    </w:p>
+    <w:p>
+      <w:pPr>
+        <w:spacing w:after="120"/>
       </w:pPr>
       <w:r>
         <w:rPr>
@@ -16799,11 +16810,6 @@
     </w:p>
     <w:p>
       <w:pPr>
-        <w:spacing w:after="120"/>
-      </w:pPr>
-    </w:p>
-    <w:p>
-      <w:pPr>
         <w:pStyle w:val="Heading3"/>
         <w:jc w:val="center"/>
       </w:pPr>
@@ -16836,196 +16842,7 @@
           <w:rFonts w:ascii="Times New Roman" w:hAnsi="Times New Roman"/>
           <w:sz w:val="24"/>
         </w:rPr>
-        <w:t xml:space="preserve"> </w:t>
-      </w:r>
-      <w:r>
-        <w:rPr>
-          <w:rFonts w:ascii="Times New Roman" w:hAnsi="Times New Roman"/>
-          <w:sz w:val="24"/>
-        </w:rPr>
-        <w:t>Воскресі́ння</w:t>
-      </w:r>
-      <w:r>
-        <w:rPr>
-          <w:rFonts w:ascii="Times New Roman" w:hAnsi="Times New Roman"/>
-          <w:sz w:val="24"/>
-        </w:rPr>
-        <w:t xml:space="preserve"> </w:t>
-      </w:r>
-      <w:r>
-        <w:rPr>
-          <w:rFonts w:ascii="Times New Roman" w:hAnsi="Times New Roman"/>
-          <w:sz w:val="24"/>
-        </w:rPr>
-        <w:t>Твоє</w:t>
-      </w:r>
-      <w:r>
-        <w:rPr>
-          <w:rFonts w:ascii="Times New Roman" w:hAnsi="Times New Roman"/>
-          <w:sz w:val="24"/>
-        </w:rPr>
-        <w:t xml:space="preserve">́, </w:t>
-      </w:r>
-      <w:r>
-        <w:rPr>
-          <w:rFonts w:ascii="Times New Roman" w:hAnsi="Times New Roman"/>
-          <w:sz w:val="24"/>
-        </w:rPr>
-        <w:t>Хри́сте</w:t>
-      </w:r>
-      <w:r>
-        <w:rPr>
-          <w:rFonts w:ascii="Times New Roman" w:hAnsi="Times New Roman"/>
-          <w:sz w:val="24"/>
-        </w:rPr>
-        <w:t xml:space="preserve"> </w:t>
-      </w:r>
-      <w:r>
-        <w:rPr>
-          <w:rFonts w:ascii="Times New Roman" w:hAnsi="Times New Roman"/>
-          <w:sz w:val="24"/>
-        </w:rPr>
-        <w:t>Спа́се</w:t>
-      </w:r>
-      <w:r>
-        <w:rPr>
-          <w:rFonts w:ascii="Times New Roman" w:hAnsi="Times New Roman"/>
-          <w:sz w:val="24"/>
-        </w:rPr>
-        <w:t>,*</w:t>
-      </w:r>
-      <w:r>
-        <w:rPr>
-          <w:rFonts w:ascii="Times New Roman" w:hAnsi="Times New Roman"/>
-          <w:sz w:val="24"/>
-        </w:rPr>
-        <w:t xml:space="preserve"> </w:t>
-      </w:r>
-      <w:r>
-        <w:rPr>
-          <w:rFonts w:ascii="Times New Roman" w:hAnsi="Times New Roman"/>
-          <w:sz w:val="24"/>
-        </w:rPr>
-        <w:t>а́нгели</w:t>
-      </w:r>
-      <w:r>
-        <w:rPr>
-          <w:rFonts w:ascii="Times New Roman" w:hAnsi="Times New Roman"/>
-          <w:sz w:val="24"/>
-        </w:rPr>
-        <w:t xml:space="preserve"> </w:t>
-      </w:r>
-      <w:r>
-        <w:rPr>
-          <w:rFonts w:ascii="Times New Roman" w:hAnsi="Times New Roman"/>
-          <w:sz w:val="24"/>
-        </w:rPr>
-        <w:t>оспі́вують</w:t>
-      </w:r>
-      <w:r>
-        <w:rPr>
-          <w:rFonts w:ascii="Times New Roman" w:hAnsi="Times New Roman"/>
-          <w:sz w:val="24"/>
-        </w:rPr>
-        <w:t xml:space="preserve"> на </w:t>
-      </w:r>
-      <w:r>
-        <w:rPr>
-          <w:rFonts w:ascii="Times New Roman" w:hAnsi="Times New Roman"/>
-          <w:sz w:val="24"/>
-        </w:rPr>
-        <w:t>небеса́х</w:t>
-      </w:r>
-      <w:r>
-        <w:rPr>
-          <w:rFonts w:ascii="Times New Roman" w:hAnsi="Times New Roman"/>
-          <w:sz w:val="24"/>
-        </w:rPr>
-        <w:t xml:space="preserve">,* і нас на </w:t>
-      </w:r>
-      <w:r>
-        <w:rPr>
-          <w:rFonts w:ascii="Times New Roman" w:hAnsi="Times New Roman"/>
-          <w:sz w:val="24"/>
-        </w:rPr>
-        <w:t>землі</w:t>
-      </w:r>
-      <w:r>
-        <w:rPr>
-          <w:rFonts w:ascii="Times New Roman" w:hAnsi="Times New Roman"/>
-          <w:sz w:val="24"/>
-        </w:rPr>
-        <w:t xml:space="preserve">́ </w:t>
-      </w:r>
-      <w:r>
-        <w:rPr>
-          <w:rFonts w:ascii="Times New Roman" w:hAnsi="Times New Roman"/>
-          <w:sz w:val="24"/>
-        </w:rPr>
-        <w:t>сподо́би</w:t>
-      </w:r>
-      <w:r>
-        <w:rPr>
-          <w:rFonts w:ascii="Times New Roman" w:hAnsi="Times New Roman"/>
-          <w:sz w:val="24"/>
-        </w:rPr>
-        <w:t xml:space="preserve"> </w:t>
-      </w:r>
-      <w:r>
-        <w:rPr>
-          <w:rFonts w:ascii="Times New Roman" w:hAnsi="Times New Roman"/>
-          <w:sz w:val="24"/>
-        </w:rPr>
-        <w:t>чи́стим</w:t>
-      </w:r>
-      <w:r>
-        <w:rPr>
-          <w:rFonts w:ascii="Times New Roman" w:hAnsi="Times New Roman"/>
-          <w:sz w:val="24"/>
-        </w:rPr>
-        <w:t xml:space="preserve"> </w:t>
-      </w:r>
-      <w:r>
-        <w:rPr>
-          <w:rFonts w:ascii="Times New Roman" w:hAnsi="Times New Roman"/>
-          <w:sz w:val="24"/>
-        </w:rPr>
-        <w:t>се́рцем</w:t>
-      </w:r>
-      <w:r>
-        <w:rPr>
-          <w:rFonts w:ascii="Times New Roman" w:hAnsi="Times New Roman"/>
-          <w:sz w:val="24"/>
-        </w:rPr>
-        <w:t xml:space="preserve">* Тебе́ </w:t>
-      </w:r>
-      <w:r>
-        <w:rPr>
-          <w:rFonts w:ascii="Times New Roman" w:hAnsi="Times New Roman"/>
-          <w:sz w:val="24"/>
-        </w:rPr>
-        <w:t>спі́вом</w:t>
-      </w:r>
-      <w:r>
-        <w:rPr>
-          <w:rFonts w:ascii="Times New Roman" w:hAnsi="Times New Roman"/>
-          <w:sz w:val="24"/>
-        </w:rPr>
-        <w:t xml:space="preserve"> </w:t>
-      </w:r>
-      <w:r>
-        <w:rPr>
-          <w:rFonts w:ascii="Times New Roman" w:hAnsi="Times New Roman"/>
-          <w:sz w:val="24"/>
-        </w:rPr>
-        <w:t>прославля́ти</w:t>
-      </w:r>
-      <w:r>
-        <w:rPr>
-          <w:rFonts w:ascii="Times New Roman" w:hAnsi="Times New Roman"/>
-          <w:sz w:val="24"/>
-        </w:rPr>
-        <w:t>.</w:t>
+        <w:t xml:space="preserve"> Воскресі́ння Твоє́, Хри́сте Спа́се,* а́нгели оспі́вують на небеса́х,* і нас на землі́ сподо́би чи́стим се́рцем* Тебе́ спі́вом прославля́ти.</w:t>
       </w:r>
     </w:p>
     <w:sectPr>

--- a/flow/20230914_vu_template/01-Октоїх-new/Глас_4/4-НД-.docx
+++ b/flow/20230914_vu_template/01-Октоїх-new/Глас_4/4-НД-.docx
@@ -4932,6 +4932,12 @@
     </w:p>
     <w:p>
       <w:pPr>
+        <w:spacing w:after="120"/>
+        <w:jc w:val="both"/>
+      </w:pPr>
+    </w:p>
+    <w:p>
+      <w:pPr>
         <w:pStyle w:val="Heading3"/>
         <w:spacing w:after="120"/>
         <w:jc w:val="center"/>
@@ -8242,7 +8248,21 @@
           <w:color w:val="000000"/>
           <w:sz w:val="24"/>
         </w:rPr>
-        <w:t xml:space="preserve">, Господи, Боже наш, що підняв нас із постелі нашої і вклав в уста наші слово хвали, щоб поклонятися і призивати ім'я Твоє святе. Ми умоляємо Твоє милосердя, яке Ти завжди виявляв у нашому житті. Пошли поміч свою людям, що стоять перед лицем святої </w:t>
+        <w:t>, Господи, Боже наш, що підняв нас із постелі нашої і вклав в уста наші слово хвали, щоб поклонятися і призивати ім'я Твоє святе. Ми умоляємо Твоє милосердя, яке Ти завжди виявляв у нашому житті. Пошли поміч свою людям, що стоять перед лицем святої слави Твоєї і дожидають від Тебе багатої милости; і дай нам, що зо страхом і любов'ю завжди Тобі служимо, хвалити несказанну Твою доброту. Бо Тобі належить усяка слава, честь і поклоніння: Отцю, і Сину, і Святому Духові, нині і повсякчас, і на віки віків. Амінь.</w:t>
+      </w:r>
+    </w:p>
+    <w:p>
+      <w:pPr>
+        <w:spacing w:after="120"/>
+        <w:jc w:val="both"/>
+      </w:pPr>
+      <w:r>
+        <w:rPr>
+          <w:rFonts w:ascii="Times New Roman" w:hAnsi="Times New Roman"/>
+          <w:color w:val="FF0000"/>
+          <w:sz w:val="24"/>
+        </w:rPr>
+        <w:t xml:space="preserve">2. </w:t>
       </w:r>
       <w:r>
         <w:rPr>
@@ -8250,7 +8270,7 @@
           <w:color w:val="000000"/>
           <w:sz w:val="24"/>
         </w:rPr>
-        <w:t>слави Твоєї і дожидають від Тебе багатої милости; і дай нам, що зо страхом і любов'ю завжди Тобі служимо, хвалити несказанну Твою доброту. Бо Тобі належить усяка слава, честь і поклоніння: Отцю, і Сину, і Святому Духові, нині і повсякчас, і на віки віків. Амінь.</w:t>
+        <w:t>Від ночі лине дух наш до Тебе, Боже, бо світлом є повеління Твої на землі. Навчи нас у страсі Твоєму виконувати правду й добро, бо Тебе славимо як правдивого Бога нашого. Прихили вухо своє і вислухай нас, і пом'яни, Господи, тих, що є та що моляться з нами, всіх по імені, і спаси їх силою Твоєю. Благослови людей Твоїх і освяти спадкоємство Твоє: мир світові Твоєму даруй, церквам Твоїм, Священникам, владі, і всім людям. Хай благословиться і прославляється всечесне і величне ім'я Твоє, Отця, і Сина, і Святого Духа, нині і повсякчас, і на віки віків. Амінь.</w:t>
       </w:r>
     </w:p>
     <w:p>
@@ -8264,7 +8284,7 @@
           <w:color w:val="FF0000"/>
           <w:sz w:val="24"/>
         </w:rPr>
-        <w:t xml:space="preserve">2. </w:t>
+        <w:t>3.</w:t>
       </w:r>
       <w:r>
         <w:rPr>
@@ -8272,7 +8292,7 @@
           <w:color w:val="000000"/>
           <w:sz w:val="24"/>
         </w:rPr>
-        <w:t>Від ночі лине дух наш до Тебе, Боже, бо світлом є повеління Твої на землі. Навчи нас у страсі Твоєму виконувати правду й добро, бо Тебе славимо як правдивого Бога нашого. Прихили вухо своє і вислухай нас, і пом'яни, Господи, тих, що є та що моляться з нами, всіх по імені, і спаси їх силою Твоєю. Благослови людей Твоїх і освяти спадкоємство Твоє: мир світові Твоєму даруй, церквам Твоїм, Священникам, владі, і всім людям. Хай благословиться і прославляється всечесне і величне ім'я Твоє, Отця, і Сина, і Святого Духа, нині і повсякчас, і на віки віків. Амінь.</w:t>
+        <w:t xml:space="preserve"> Від ночі лине дух наш до Тебе, Боже, бо світлом є повеління Твої. Навчи нас, Боже, правди Твоєї, заповідей Твоїх і виправдань Твоїх. Просвіти наші духовні очі, щоб ми не заснули в гріхах на смерть. Віджени всяку мряку від сердець наших, даруй нам сонце правди і охорони життя наше знаменням і печаттю Святого Твого Духа. Направ стопи наші на шлях мирний, дай нам бачити ранішній день у радості, щоб ми Тобі засилали ранішні молитви, бо Твоє є володіння і Твоє є царство і сила, і слава Отця, і Сина, і Святого Духа, нині і повсякчас, і на віки віків. Амінь.</w:t>
       </w:r>
     </w:p>
     <w:p>
@@ -8286,7 +8306,7 @@
           <w:color w:val="FF0000"/>
           <w:sz w:val="24"/>
         </w:rPr>
-        <w:t>3.</w:t>
+        <w:t>4.</w:t>
       </w:r>
       <w:r>
         <w:rPr>
@@ -8294,7 +8314,52 @@
           <w:color w:val="000000"/>
           <w:sz w:val="24"/>
         </w:rPr>
-        <w:t xml:space="preserve"> Від ночі лине дух наш до Тебе, Боже, бо світлом є повеління Твої. Навчи нас, Боже, правди Твоєї, заповідей Твоїх і виправдань Твоїх. Просвіти наші духовні очі, щоб ми не заснули в гріхах на смерть. Віджени всяку мряку від сердець наших, даруй нам сонце правди і охорони життя наше знаменням і печаттю Святого Твого Духа. Направ стопи наші на шлях мирний, дай нам бачити ранішній день у радості, щоб ми Тобі засилали ранішні молитви, бо Твоє є володіння і Твоє є царство і сила, і слава Отця, і Сина, і Святого Духа, нині і повсякчас, і на віки віків. Амінь.</w:t>
+        <w:t xml:space="preserve"> Владико, Боже святий і неосяжний, що казав із темряви світлові засіяти, що заспокоїв нас у нічному сні й підвів до величання і моління Твоєї доброти! Ти, що даєш себе умолити задля свого милосердя, прийми і нині нас, що поклоняємося Тобі й по силі </w:t>
+      </w:r>
+      <w:r>
+        <w:rPr>
+          <w:rFonts w:ascii="Times New Roman" w:hAnsi="Times New Roman"/>
+          <w:sz w:val="24"/>
+        </w:rPr>
+        <w:t xml:space="preserve">благодаримо </w:t>
+      </w:r>
+      <w:r>
+        <w:rPr>
+          <w:rFonts w:ascii="Times New Roman" w:hAnsi="Times New Roman"/>
+          <w:color w:val="000000"/>
+          <w:sz w:val="24"/>
+        </w:rPr>
+        <w:t>Т</w:t>
+      </w:r>
+      <w:r>
+        <w:rPr>
+          <w:rFonts w:ascii="Times New Roman" w:hAnsi="Times New Roman"/>
+          <w:sz w:val="24"/>
+        </w:rPr>
+        <w:t>ебе</w:t>
+      </w:r>
+      <w:r>
+        <w:rPr>
+          <w:rFonts w:ascii="Times New Roman" w:hAnsi="Times New Roman"/>
+          <w:color w:val="000000"/>
+          <w:sz w:val="24"/>
+        </w:rPr>
+        <w:t xml:space="preserve">; і даруй нам те, чого просимо задля спасіння. Вчини нас синами світла і дня та спадкоємцями вічних Твоїх </w:t>
+      </w:r>
+      <w:r>
+        <w:rPr>
+          <w:rFonts w:ascii="Times New Roman" w:hAnsi="Times New Roman"/>
+          <w:sz w:val="24"/>
+        </w:rPr>
+        <w:t>благ</w:t>
+      </w:r>
+      <w:r>
+        <w:rPr>
+          <w:rFonts w:ascii="Times New Roman" w:hAnsi="Times New Roman"/>
+          <w:color w:val="000000"/>
+          <w:sz w:val="24"/>
+        </w:rPr>
+        <w:t>. Пом'яни, Господи, за багатством ласк Твоїх усіх людей, що є і моляться з нами, і всю братію нашу на землі й на морі, і на всякому місці володіння Твого, що потребують Твоєї любови й помочі. Усім вияви велику Твою милість, щоб спасенні, як душею так і тілом, завжди перебували й відважно славили чудне й благословенне ім'я Твоє, бо Ти Бог милости і ласк, і любови, і Тобі славу возсилаємо: Отцю, і Сину, і Святому Духові, нині і повсякчас, і на віки віків. Амінь.</w:t>
       </w:r>
     </w:p>
     <w:p>
@@ -8308,7 +8373,7 @@
           <w:color w:val="FF0000"/>
           <w:sz w:val="24"/>
         </w:rPr>
-        <w:t>4.</w:t>
+        <w:t>5.</w:t>
       </w:r>
       <w:r>
         <w:rPr>
@@ -8316,14 +8381,14 @@
           <w:color w:val="000000"/>
           <w:sz w:val="24"/>
         </w:rPr>
-        <w:t xml:space="preserve"> Владико, Боже святий і неосяжний, що казав із темряви світлові засіяти, що заспокоїв нас у нічному сні й підвів до величання і моління Твоєї доброти! Ти, що даєш себе умолити задля свого милосердя, прийми і нині нас, що поклоняємося Тобі й по силі </w:t>
-      </w:r>
-      <w:r>
-        <w:rPr>
-          <w:rFonts w:ascii="Times New Roman" w:hAnsi="Times New Roman"/>
-          <w:sz w:val="24"/>
-        </w:rPr>
-        <w:t xml:space="preserve">благодаримо </w:t>
+        <w:t xml:space="preserve"> Скарб</w:t>
+      </w:r>
+      <w:r>
+        <w:rPr>
+          <w:rFonts w:ascii="Times New Roman" w:hAnsi="Times New Roman"/>
+          <w:sz w:val="24"/>
+        </w:rPr>
+        <w:t>нице</w:t>
       </w:r>
       <w:r>
         <w:rPr>
@@ -8331,14 +8396,14 @@
           <w:color w:val="000000"/>
           <w:sz w:val="24"/>
         </w:rPr>
-        <w:t>Т</w:t>
-      </w:r>
-      <w:r>
-        <w:rPr>
-          <w:rFonts w:ascii="Times New Roman" w:hAnsi="Times New Roman"/>
-          <w:sz w:val="24"/>
-        </w:rPr>
-        <w:t>ебе</w:t>
+        <w:t xml:space="preserve"> </w:t>
+      </w:r>
+      <w:r>
+        <w:rPr>
+          <w:rFonts w:ascii="Times New Roman" w:hAnsi="Times New Roman"/>
+          <w:sz w:val="24"/>
+        </w:rPr>
+        <w:t>благ</w:t>
       </w:r>
       <w:r>
         <w:rPr>
@@ -8346,14 +8411,28 @@
           <w:color w:val="000000"/>
           <w:sz w:val="24"/>
         </w:rPr>
-        <w:t xml:space="preserve">; і даруй нам те, чого просимо задля спасіння. Вчини нас синами світла і дня та спадкоємцями вічних Твоїх </w:t>
-      </w:r>
-      <w:r>
-        <w:rPr>
-          <w:rFonts w:ascii="Times New Roman" w:hAnsi="Times New Roman"/>
-          <w:sz w:val="24"/>
-        </w:rPr>
-        <w:t>благ</w:t>
+        <w:t>, джерело невисихаюче, Отче святий, чудотворче всесильний і вседержителю! Усі Тобі поклоняємося і Тобі молимося та Твої милості і Твої ласки призиваємо на поміч і на заступництво нашій смиренності. Пом'яни, Господи, слуг Твоїх, прийми від усіх нас ранішні моління, як кадило перед Тобою; ні одного з нас не вчини нездатним, але всіх нас зберігай ласками Твоїми. Пом'яни, Господи, тих, що чувають і співають на славу Твою і єдинородного Твого Сина і Бога нашого, і Святого Твого Духа. Будь їм помічником і заступником; прийми їх молитви на наднебесний і духовний Твій жертовник, бо Ти Бог наш, і Тобі славу возсилаємо: Отцю, і Сину, і Святому Духові, нині і повсякчас, і на віки віків. Амінь.</w:t>
+      </w:r>
+    </w:p>
+    <w:p>
+      <w:pPr>
+        <w:spacing w:after="120"/>
+        <w:jc w:val="both"/>
+      </w:pPr>
+      <w:r>
+        <w:rPr>
+          <w:rFonts w:ascii="Times New Roman" w:hAnsi="Times New Roman"/>
+          <w:color w:val="FF0000"/>
+          <w:sz w:val="24"/>
+        </w:rPr>
+        <w:t xml:space="preserve">6. </w:t>
+      </w:r>
+      <w:r>
+        <w:rPr>
+          <w:rFonts w:ascii="Times New Roman" w:hAnsi="Times New Roman"/>
+          <w:sz w:val="24"/>
+        </w:rPr>
+        <w:t>Благодаримо</w:t>
       </w:r>
       <w:r>
         <w:rPr>
@@ -8361,7 +8440,37 @@
           <w:color w:val="000000"/>
           <w:sz w:val="24"/>
         </w:rPr>
-        <w:t>. Пом'яни, Господи, за багатством ласк Твоїх усіх людей, що є і моляться з нами, і всю братію нашу на землі й на морі, і на всякому місці володіння Твого, що потребують Твоєї любови й помочі. Усім вияви велику Твою милість, щоб спасенні, як душею так і тілом, завжди перебували й відважно славили чудне й благословенне ім'я Твоє, бо Ти Бог милости і ласк, і любови, і Тобі славу возсилаємо: Отцю, і Сину, і Святому Духові, нині і повсякчас, і на віки віків. Амінь.</w:t>
+        <w:t xml:space="preserve"> Т</w:t>
+      </w:r>
+      <w:r>
+        <w:rPr>
+          <w:rFonts w:ascii="Times New Roman" w:hAnsi="Times New Roman"/>
+          <w:sz w:val="24"/>
+        </w:rPr>
+        <w:t>е</w:t>
+      </w:r>
+      <w:r>
+        <w:rPr>
+          <w:rFonts w:ascii="Times New Roman" w:hAnsi="Times New Roman"/>
+          <w:color w:val="000000"/>
+          <w:sz w:val="24"/>
+        </w:rPr>
+        <w:t>б</w:t>
+      </w:r>
+      <w:r>
+        <w:rPr>
+          <w:rFonts w:ascii="Times New Roman" w:hAnsi="Times New Roman"/>
+          <w:sz w:val="24"/>
+        </w:rPr>
+        <w:t>е</w:t>
+      </w:r>
+      <w:r>
+        <w:rPr>
+          <w:rFonts w:ascii="Times New Roman" w:hAnsi="Times New Roman"/>
+          <w:color w:val="000000"/>
+          <w:sz w:val="24"/>
+        </w:rPr>
+        <w:t>, Господи, Боже спасіння нашого, бо Ти все робиш для добра життя нашого, щоб ми завжди на Тебе споглядали, Спасителю й Доброчинцю душ наших. Бо Ти дав спокій нам у час минулої ночі й підвів нас, щоб ми поклонялися величному імені Твоєму. Тому молимо Тебе, Господи: Дай нам ласку й силу, щоб ми стали гідними співати Тобі розумно й молитися безупинно та в страсі і тремтінні над нашим спасінням працювали, при заступництві Христа Твого. Пом'яни, Господи, і тих, що вночі до Тебе кличуть. Вислухай їх і помилуй, і круши під ноги їх невидимих і войовничих ворогів. Бо Ти Цар миру і Спас душ наших, і Тобі славу возсилаємо: Отцю і Сину, і Святому Духові, нині і повсякчас, і на віки віків. Амінь.</w:t>
       </w:r>
     </w:p>
     <w:p>
@@ -8375,7 +8484,7 @@
           <w:color w:val="FF0000"/>
           <w:sz w:val="24"/>
         </w:rPr>
-        <w:t>5.</w:t>
+        <w:t>7.</w:t>
       </w:r>
       <w:r>
         <w:rPr>
@@ -8383,14 +8492,21 @@
           <w:color w:val="000000"/>
           <w:sz w:val="24"/>
         </w:rPr>
-        <w:t xml:space="preserve"> Скарб</w:t>
-      </w:r>
-      <w:r>
-        <w:rPr>
-          <w:rFonts w:ascii="Times New Roman" w:hAnsi="Times New Roman"/>
-          <w:sz w:val="24"/>
-        </w:rPr>
-        <w:t>нице</w:t>
+        <w:t xml:space="preserve"> Боже й Отче Господа нашого Ісуса Христа! Ти підніс нас з постелі нашої і зібрав на годину молитви. Дай нам ласку відкрити уста наші і прийми наші подяки, що в наших силах, і навчи нас установ Твоїх. Бо молитися як слід не вміємо, якщо Ти, Господи, святим Твоїм Духом не навчиш нас. Тому молимося Тобі: Даруй і прости, якщо ми згрішили аж до теперішньої години словом або ділом, або думкою, добровільно або недобровільно. Бо коли на провини будеш дивитися, Господи, Господи, то хто встоїться, бо в Тебе є прощення. Ти один святий, допоміжник сильний, захисник життя нашого, і Тебе ми завжди оспівуватимемо. Нехай буде сила Царства Твого завжди благословенна і вельми прославлювана: Отця, і Сина, і Святого Духа, нині і повсякчас, і на віки віків. Амінь.</w:t>
+      </w:r>
+    </w:p>
+    <w:p>
+      <w:pPr>
+        <w:spacing w:after="120"/>
+        <w:jc w:val="both"/>
+      </w:pPr>
+      <w:r>
+        <w:rPr>
+          <w:rFonts w:ascii="Times New Roman" w:hAnsi="Times New Roman"/>
+          <w:color w:val="FF0000"/>
+          <w:sz w:val="24"/>
+        </w:rPr>
+        <w:t xml:space="preserve">8. </w:t>
       </w:r>
       <w:r>
         <w:rPr>
@@ -8398,14 +8514,21 @@
           <w:color w:val="000000"/>
           <w:sz w:val="24"/>
         </w:rPr>
-        <w:t xml:space="preserve"> </w:t>
-      </w:r>
-      <w:r>
-        <w:rPr>
-          <w:rFonts w:ascii="Times New Roman" w:hAnsi="Times New Roman"/>
-          <w:sz w:val="24"/>
-        </w:rPr>
-        <w:t>благ</w:t>
+        <w:t>Господи, Боже наш, що сонну неміч забрав від нас і покликав нас візванням святим, щоб і вночі підносити руки наші і прославляти Тебе за справедливі Твої присуди. Прийми благання наші, моління, визнавання, нічні служби і даруй нам, Боже, віру бездоганну, надію впевнену, любов нелицемірну. Благослови наші входи й виходи, вчинки, слова, діла й думки; і дай нам дочекатися початку дня, нам, що хвалять й оспівують, і благословлять добрість Твоєї несказанної сили, щоб було благословенне Твоє пресвяте ім'я і прославлене Твоє царство: Отця, і Сина, і Святого Духа, нині і повсякчас, і на віки віків. Амінь.</w:t>
+      </w:r>
+    </w:p>
+    <w:p>
+      <w:pPr>
+        <w:spacing w:after="120"/>
+        <w:jc w:val="both"/>
+      </w:pPr>
+      <w:r>
+        <w:rPr>
+          <w:rFonts w:ascii="Times New Roman" w:hAnsi="Times New Roman"/>
+          <w:color w:val="FF0000"/>
+          <w:sz w:val="24"/>
+        </w:rPr>
+        <w:t>9.</w:t>
       </w:r>
       <w:r>
         <w:rPr>
@@ -8413,28 +8536,7 @@
           <w:color w:val="000000"/>
           <w:sz w:val="24"/>
         </w:rPr>
-        <w:t>, джерело невисихаюче, Отче святий, чудотворче всесильний і вседержителю! Усі Тобі поклоняємося і Тобі молимося та Твої милості і Твої ласки призиваємо на поміч і на заступництво нашій смиренності. Пом'яни, Господи, слуг Твоїх, прийми від усіх нас ранішні моління, як кадило перед Тобою; ні одного з нас не вчини нездатним, але всіх нас зберігай ласками Твоїми. Пом'яни, Господи, тих, що чувають і співають на славу Твою і єдинородного Твого Сина і Бога нашого, і Святого Твого Духа. Будь їм помічником і заступником; прийми їх молитви на наднебесний і духовний Твій жертовник, бо Ти Бог наш, і Тобі славу возсилаємо: Отцю, і Сину, і Святому Духові, нині і повсякчас, і на віки віків. Амінь.</w:t>
-      </w:r>
-    </w:p>
-    <w:p>
-      <w:pPr>
-        <w:spacing w:after="120"/>
-        <w:jc w:val="both"/>
-      </w:pPr>
-      <w:r>
-        <w:rPr>
-          <w:rFonts w:ascii="Times New Roman" w:hAnsi="Times New Roman"/>
-          <w:color w:val="FF0000"/>
-          <w:sz w:val="24"/>
-        </w:rPr>
-        <w:t xml:space="preserve">6. </w:t>
-      </w:r>
-      <w:r>
-        <w:rPr>
-          <w:rFonts w:ascii="Times New Roman" w:hAnsi="Times New Roman"/>
-          <w:sz w:val="24"/>
-        </w:rPr>
-        <w:t>Благодаримо</w:t>
+        <w:t xml:space="preserve"> Господи, Боже наш! Ти за покаяння дарував людям відпущення, нам же, як образ пізнання і визнання гріхів, показав покаяння і прощення пророка Давида. Тож, Владико, помилуй з великої милости Твоєї нас, що в чимало великих гріхів впали, і по багатстві ласк Твоїх очисти беззаконня наші, бо перед Тобою згрішили ми, Господи, що невідомі й таємні речі серця людського знаєш, і єдиний Ти маєш владу прощати гріхи. Серце ж чисте вчини в нас і Духом </w:t>
       </w:r>
       <w:r>
         <w:rPr>
@@ -8442,111 +8544,7 @@
           <w:color w:val="000000"/>
           <w:sz w:val="24"/>
         </w:rPr>
-        <w:t xml:space="preserve"> Т</w:t>
-      </w:r>
-      <w:r>
-        <w:rPr>
-          <w:rFonts w:ascii="Times New Roman" w:hAnsi="Times New Roman"/>
-          <w:sz w:val="24"/>
-        </w:rPr>
-        <w:t>е</w:t>
-      </w:r>
-      <w:r>
-        <w:rPr>
-          <w:rFonts w:ascii="Times New Roman" w:hAnsi="Times New Roman"/>
-          <w:color w:val="000000"/>
-          <w:sz w:val="24"/>
-        </w:rPr>
-        <w:t>б</w:t>
-      </w:r>
-      <w:r>
-        <w:rPr>
-          <w:rFonts w:ascii="Times New Roman" w:hAnsi="Times New Roman"/>
-          <w:sz w:val="24"/>
-        </w:rPr>
-        <w:t>е</w:t>
-      </w:r>
-      <w:r>
-        <w:rPr>
-          <w:rFonts w:ascii="Times New Roman" w:hAnsi="Times New Roman"/>
-          <w:color w:val="000000"/>
-          <w:sz w:val="24"/>
-        </w:rPr>
-        <w:t>, Господи, Боже спасіння нашого, бо Ти все робиш для добра життя нашого, щоб ми завжди на Тебе споглядали, Спасителю й Доброчинцю душ наших. Бо Ти дав спокій нам у час минулої ночі й підвів нас, щоб ми поклонялися величному імені Твоєму. Тому молимо Тебе, Господи: Дай нам ласку й силу, щоб ми стали гідними співати Тобі розумно й молитися безупинно та в страсі і тремтінні над нашим спасінням працювали, при заступництві Христа Твого. Пом'яни, Господи, і тих, що вночі до Тебе кличуть. Вислухай їх і помилуй, і круши під ноги їх невидимих і войовничих ворогів. Бо Ти Цар миру і Спас душ наших, і Тобі славу возсилаємо: Отцю і Сину, і Святому Духові, нині і повсякчас, і на віки віків. Амінь.</w:t>
-      </w:r>
-    </w:p>
-    <w:p>
-      <w:pPr>
-        <w:spacing w:after="120"/>
-        <w:jc w:val="both"/>
-      </w:pPr>
-      <w:r>
-        <w:rPr>
-          <w:rFonts w:ascii="Times New Roman" w:hAnsi="Times New Roman"/>
-          <w:color w:val="FF0000"/>
-          <w:sz w:val="24"/>
-        </w:rPr>
-        <w:t>7.</w:t>
-      </w:r>
-      <w:r>
-        <w:rPr>
-          <w:rFonts w:ascii="Times New Roman" w:hAnsi="Times New Roman"/>
-          <w:color w:val="000000"/>
-          <w:sz w:val="24"/>
-        </w:rPr>
-        <w:t xml:space="preserve"> Боже й Отче Господа нашого Ісуса Христа! Ти підніс нас з постелі нашої і зібрав на годину молитви. Дай нам ласку відкрити уста наші і прийми наші подяки, що в наших силах, і навчи нас установ Твоїх. Бо молитися як слід не вміємо, якщо Ти, Господи, святим Твоїм Духом не навчиш нас. Тому молимося Тобі: Даруй і прости, якщо ми згрішили аж до теперішньої години </w:t>
-      </w:r>
-      <w:r>
-        <w:rPr>
-          <w:rFonts w:ascii="Times New Roman" w:hAnsi="Times New Roman"/>
-          <w:color w:val="000000"/>
-          <w:sz w:val="24"/>
-        </w:rPr>
-        <w:t>словом або ділом, або думкою, добровільно або недобровільно. Бо коли на провини будеш дивитися, Господи, Господи, то хто встоїться, бо в Тебе є прощення. Ти один святий, допоміжник сильний, захисник життя нашого, і Тебе ми завжди оспівуватимемо. Нехай буде сила Царства Твого завжди благословенна і вельми прославлювана: Отця, і Сина, і Святого Духа, нині і повсякчас, і на віки віків. Амінь.</w:t>
-      </w:r>
-    </w:p>
-    <w:p>
-      <w:pPr>
-        <w:spacing w:after="120"/>
-        <w:jc w:val="both"/>
-      </w:pPr>
-      <w:r>
-        <w:rPr>
-          <w:rFonts w:ascii="Times New Roman" w:hAnsi="Times New Roman"/>
-          <w:color w:val="FF0000"/>
-          <w:sz w:val="24"/>
-        </w:rPr>
-        <w:t xml:space="preserve">8. </w:t>
-      </w:r>
-      <w:r>
-        <w:rPr>
-          <w:rFonts w:ascii="Times New Roman" w:hAnsi="Times New Roman"/>
-          <w:color w:val="000000"/>
-          <w:sz w:val="24"/>
-        </w:rPr>
-        <w:t>Господи, Боже наш, що сонну неміч забрав від нас і покликав нас візванням святим, щоб і вночі підносити руки наші і прославляти Тебе за справедливі Твої присуди. Прийми благання наші, моління, визнавання, нічні служби і даруй нам, Боже, віру бездоганну, надію впевнену, любов нелицемірну. Благослови наші входи й виходи, вчинки, слова, діла й думки; і дай нам дочекатися початку дня, нам, що хвалять й оспівують, і благословлять добрість Твоєї несказанної сили, щоб було благословенне Твоє пресвяте ім'я і прославлене Твоє царство: Отця, і Сина, і Святого Духа, нині і повсякчас, і на віки віків. Амінь.</w:t>
-      </w:r>
-    </w:p>
-    <w:p>
-      <w:pPr>
-        <w:spacing w:after="120"/>
-        <w:jc w:val="both"/>
-      </w:pPr>
-      <w:r>
-        <w:rPr>
-          <w:rFonts w:ascii="Times New Roman" w:hAnsi="Times New Roman"/>
-          <w:color w:val="FF0000"/>
-          <w:sz w:val="24"/>
-        </w:rPr>
-        <w:t>9.</w:t>
-      </w:r>
-      <w:r>
-        <w:rPr>
-          <w:rFonts w:ascii="Times New Roman" w:hAnsi="Times New Roman"/>
-          <w:color w:val="000000"/>
-          <w:sz w:val="24"/>
-        </w:rPr>
-        <w:t xml:space="preserve"> Господи, Боже наш! Ти за покаяння дарував людям відпущення, нам же, як образ пізнання і визнання гріхів, показав покаяння і прощення пророка Давида. Тож, Владико, помилуй з великої милости Твоєї нас, що в чимало великих гріхів впали, і по багатстві ласк Твоїх очисти беззаконня наші, бо перед Тобою згрішили ми, Господи, що невідомі й таємні речі серця людського знаєш, і єдиний Ти маєш владу прощати гріхи. Серце ж чисте вчини в нас і Духом владичним утверди нас, і радість спасіння Твого яви нам. Не відкинь нас від лиця Твого, але дозволь, як благий і людинолюбний, аж до останнього нашого віддиху появляти Тобі жертву справедливости й приноси на святих Твоїх жертовниках, милістю і ласками і людинолюб'ям єдинородного Сина Твого, з яким Ти є благословенний з пресвятим, добрим і животворчим Твоїм Духом, нині й повсякчас, і на віки віків. Амінь.</w:t>
+        <w:t>владичним утверди нас, і радість спасіння Твого яви нам. Не відкинь нас від лиця Твого, але дозволь, як благий і людинолюбний, аж до останнього нашого віддиху появляти Тобі жертву справедливости й приноси на святих Твоїх жертовниках, милістю і ласками і людинолюб'ям єдинородного Сина Твого, з яким Ти є благословенний з пресвятим, добрим і животворчим Твоїм Духом, нині й повсякчас, і на віки віків. Амінь.</w:t>
       </w:r>
     </w:p>
     <w:p>
@@ -10817,7 +10815,15 @@
           <w:sz w:val="24"/>
           <w:u w:val="single"/>
         </w:rPr>
-        <w:t>[Від ночі лине дух наш до тебе, Боже, бо світлом є повеління твої на землі. Навчи нас у страсі твоєму виконувати правду й добро, бо тебе славимо як правдивого Бога нашого. Прихили вухо своє і вислухай нас, і пом'яни, Господи, тих, що є та що моляться з нами, всіх по імені, і спаси їх силою твоєю. Благослови людей твоїх і освяти спадкоємство твоє: мир світові твоєму даруй, церквам твоїм, Священникам, владі, і всім людям.]</w:t>
+        <w:t xml:space="preserve">[Від ночі лине дух наш до тебе, Боже, бо світлом є повеління твої на землі. Навчи нас у страсі твоєму виконувати правду й добро, бо тебе славимо як правдивого Бога нашого. Прихили вухо </w:t>
+      </w:r>
+      <w:r>
+        <w:rPr>
+          <w:rFonts w:ascii="Times New Roman" w:hAnsi="Times New Roman"/>
+          <w:sz w:val="24"/>
+          <w:u w:val="single"/>
+        </w:rPr>
+        <w:t>своє і вислухай нас, і пом'яни, Господи, тих, що є та що моляться з нами, всіх по імені, і спаси їх силою твоєю. Благослови людей твоїх і освяти спадкоємство твоє: мир світові твоєму даруй, церквам твоїм, Священникам, владі, і всім людям.]</w:t>
       </w:r>
     </w:p>
     <w:p>
@@ -12253,14 +12259,7 @@
           <w:rFonts w:ascii="Times New Roman" w:hAnsi="Times New Roman"/>
           <w:sz w:val="24"/>
         </w:rPr>
-        <w:t xml:space="preserve">Спаси́, Бо́же, наро́д Твій і благослови́ спадкоє́мство Твоє́, навідай світ Твій ми́лістю і щедро́тами, вознеси́ ріг христия́н правосла́вних і зішли́ на нас бага́ті Твої ми́лості: моли́твами всепречи́стої Влади́чиці на́шої Богоро́диці і Приснодіви Марії, си́лою чесно́го і животворя́щого Хреста́, засту́пництвом чесни́х Небе́сних Сил безплотних, чесно́го, сла́вного проро́ка, Предте́чі і Хрести́теля Йоа́на, святи́х сла́вних і всехва́льних Апо́столів; святи́х отців на́ших і вселе́нських вели́ких учителів і святи́телів Васи́лія Вели́кого, Григо́рія Богосло́ва та Йоа́на Золотоу́стого; Атана́сія і Кири́ла; свято́го отця́ на́шого Микола́я, архиєпи́скопа Мир </w:t>
-      </w:r>
-      <w:r>
-        <w:rPr>
-          <w:rFonts w:ascii="Times New Roman" w:hAnsi="Times New Roman"/>
-          <w:sz w:val="24"/>
-        </w:rPr>
-        <w:t xml:space="preserve">Лікійських, чудотво́рця; святи́х рівноапо́стольних Кири́ла і Мето́дія, учителів слов’я́нських; свято́го благовірного і рівноапо́стольного вели́кого кня́зя Володи́мира і блаже́нної вели́кої княги́ні Ольги; свято́го священному́ченика Йосафа́та; святи́х сла́вних і добропобідних му́чеників; блаже́нних новому́чеників та ісповідників українських; преподо́бних і богоно́сних отців на́ших Антонія і Теодо́сія Пече́рських та інших преподо́бних і богоно́сних отців на́ших; святи́х і пра́ведних богоотців Йоаки́ма і Анни; і свято́го </w:t>
+        <w:t xml:space="preserve">Спаси́, Бо́же, наро́д Твій і благослови́ спадкоє́мство Твоє́, навідай світ Твій ми́лістю і щедро́тами, вознеси́ ріг христия́н правосла́вних і зішли́ на нас бага́ті Твої ми́лості: моли́твами всепречи́стої Влади́чиці на́шої Богоро́диці і Приснодіви Марії, си́лою чесно́го і животворя́щого Хреста́, засту́пництвом чесни́х Небе́сних Сил безплотних, чесно́го, сла́вного проро́ка, Предте́чі і Хрести́теля Йоа́на, святи́х сла́вних і всехва́льних Апо́столів; святи́х отців на́ших і вселе́нських вели́ких учителів і святи́телів Васи́лія Вели́кого, Григо́рія Богосло́ва та Йоа́на Золотоу́стого; Атана́сія і Кири́ла; свято́го отця́ на́шого Микола́я, архиєпи́скопа Мир Лікійських, чудотво́рця; святи́х рівноапо́стольних Кири́ла і Мето́дія, учителів слов’я́нських; свято́го благовірного і рівноапо́стольного вели́кого кня́зя Володи́мира і блаже́нної вели́кої княги́ні Ольги; свято́го священному́ченика Йосафа́та; святи́х сла́вних і добропобідних му́чеників; блаже́нних новому́чеників та ісповідників українських; преподо́бних і богоно́сних отців на́ших Антонія і Теодо́сія Пече́рських та інших преподо́бних і богоно́сних отців на́ших; святи́х і пра́ведних богоотців Йоаки́ма і Анни; і свято́го </w:t>
       </w:r>
       <w:r>
         <w:rPr>
@@ -16910,7 +16909,15 @@
           <w:sz w:val="24"/>
           <w:u w:val="single"/>
         </w:rPr>
-        <w:t>[Владико, Боже святий і неосяжний, що казав із темряви світлові засіяти, що заспокоїв нас у нічному сні й підвів до величання і моління Твоєї доброти! Ти, що даєш себе умолити задля свого милосердя, прийми і нині нас, що поклоняємося Тобі й по силі благодаримо Тебе; і даруй нам те, чого просимо задля спасіння. Вчини нас синами світла і дня та спадкоємцями вічних Твоїх благ. Пом'яни, Господи, за багатством ласк Твоїх усіх людей, що є і моляться з нами, і всю братію нашу на землі й на морі, і на всякому місці володіння Твого, що потребують Твоєї любови й помочі. Усім вияви велику Твою милість, щоб спасенні, як душею так і тілом, завжди перебували й відважно славили чудне й благословенне ім'я Твоє.]</w:t>
+        <w:t xml:space="preserve">[Владико, Боже святий і неосяжний, що казав із темряви світлові засіяти, що заспокоїв нас у нічному сні й підвів до величання і моління Твоєї доброти! Ти, що даєш себе умолити задля </w:t>
+      </w:r>
+      <w:r>
+        <w:rPr>
+          <w:rFonts w:ascii="Times New Roman" w:hAnsi="Times New Roman"/>
+          <w:sz w:val="24"/>
+          <w:u w:val="single"/>
+        </w:rPr>
+        <w:t>свого милосердя, прийми і нині нас, що поклоняємося Тобі й по силі благодаримо Тебе; і даруй нам те, чого просимо задля спасіння. Вчини нас синами світла і дня та спадкоємцями вічних Твоїх благ. Пом'яни, Господи, за багатством ласк Твоїх усіх людей, що є і моляться з нами, і всю братію нашу на землі й на морі, і на всякому місці володіння Твого, що потребують Твоєї любови й помочі. Усім вияви велику Твою милість, щоб спасенні, як душею так і тілом, завжди перебували й відважно славили чудне й благословенне ім'я Твоє.]</w:t>
       </w:r>
     </w:p>
     <w:p>
